--- a/apps/web/templates/operat-szablon.docx
+++ b/apps/web/templates/operat-szablon.docx
@@ -13827,7 +13827,7 @@
           <w:sz w:val="20"/>
           <w:szCs w:val="20"/>
         </w:rPr>
-        <w:t>12 061,94</w:t>
+        <w:t xml:space="preserve">{cena_min}</w:t>
       </w:r>
       <w:r>
         <w:rPr>
@@ -13851,7 +13851,7 @@
           <w:sz w:val="20"/>
           <w:szCs w:val="20"/>
         </w:rPr>
-        <w:t>14 852,90</w:t>
+        <w:t xml:space="preserve">{cena_max}</w:t>
       </w:r>
       <w:r>
         <w:rPr>
@@ -13884,7 +13884,7 @@
           <w:sz w:val="20"/>
           <w:szCs w:val="20"/>
         </w:rPr>
-        <w:t>13 123,60</w:t>
+        <w:t xml:space="preserve">{cena_sr}</w:t>
       </w:r>
       <w:r>
         <w:rPr>
@@ -15833,7 +15833,7 @@
       </w:tr>
       <w:tr>
         <w:trPr>
-          <w:trHeight w:val="269"/>
+          <w:trHeight w:val="256" w:hRule="atLeast"/>
         </w:trPr>
         <w:tc>
           <w:tcPr>
@@ -16132,7 +16132,7 @@
                 <w:sz w:val="18"/>
                 <w:szCs w:val="18"/>
               </w:rPr>
-              <w:t>12 061,94</w:t>
+              <w:t xml:space="preserve">{cena_min}</w:t>
             </w:r>
           </w:p>
         </w:tc>
@@ -16206,7 +16206,7 @@
                 <w:sz w:val="18"/>
                 <w:szCs w:val="18"/>
               </w:rPr>
-              <w:t>14 852,90</w:t>
+              <w:t xml:space="preserve">{cena_max}</w:t>
             </w:r>
           </w:p>
         </w:tc>
@@ -16280,7 +16280,7 @@
                 <w:sz w:val="18"/>
                 <w:szCs w:val="18"/>
               </w:rPr>
-              <w:t>13 123,60</w:t>
+              <w:t xml:space="preserve">{cena_sr}</w:t>
             </w:r>
           </w:p>
         </w:tc>
@@ -16337,7 +16337,7 @@
                 <w:sz w:val="18"/>
                 <w:szCs w:val="18"/>
               </w:rPr>
-              <w:t>0,380</w:t>
+              <w:t xml:space="preserve">{polozenie_sr}</w:t>
             </w:r>
           </w:p>
         </w:tc>
@@ -16440,7 +16440,7 @@
                 <w:sz w:val="18"/>
                 <w:szCs w:val="18"/>
               </w:rPr>
-              <w:t>0,9</w:t>
+              <w:t xml:space="preserve">{vmin}</w:t>
             </w:r>
             <w:r>
               <w:rPr>
@@ -16449,7 +16449,7 @@
                 <w:sz w:val="18"/>
                 <w:szCs w:val="18"/>
               </w:rPr>
-              <w:t>20</w:t>
+              <w:t/>
             </w:r>
           </w:p>
         </w:tc>
@@ -16552,7 +16552,7 @@
                 <w:sz w:val="18"/>
                 <w:szCs w:val="18"/>
               </w:rPr>
-              <w:t>1,132</w:t>
+              <w:t xml:space="preserve">{vmax}</w:t>
             </w:r>
           </w:p>
         </w:tc>
@@ -16688,7 +16688,12 @@
           <w:sz w:val="20"/>
           <w:szCs w:val="20"/>
         </w:rPr>
-        <w:t xml:space="preserve">Lokal mieszkalny położony jest pod adresem: {adres}.</w:t>
+        <w:t xml:space="preserve">Lokal mieszkalny położony jest w analizowanym obszarze rynku.</w:t>
+      </w:r>
+    </w:p>
+    <w:p>
+      <w:r>
+        <w:t xml:space="preserve">{#opis_cmax}</w:t>
       </w:r>
     </w:p>
     <w:p>
@@ -16711,7 +16716,74 @@
           <w:sz w:val="20"/>
           <w:szCs w:val="20"/>
         </w:rPr>
-        <w:t>standard wykończenia – wartość najwyższa cechy,</w:t>
+        <w:t xml:space="preserve">{.}</w:t>
+      </w:r>
+    </w:p>
+    <w:p>
+      <w:r>
+        <w:t xml:space="preserve">{/opis_cmax}</w:t>
+      </w:r>
+    </w:p>
+    <w:p>
+      <w:pPr>
+        <w:spacing w:line="276" w:lineRule="auto"/>
+        <w:ind w:left="727"/>
+        <w:jc w:val="both"/>
+        <w:rPr>
+          <w:rFonts w:ascii="Segoe UI" w:hAnsi="Segoe UI" w:cs="Segoe UI"/>
+          <w:sz w:val="20"/>
+          <w:szCs w:val="20"/>
+        </w:rPr>
+      </w:pPr>
+    </w:p>
+    <w:p>
+      <w:pPr>
+        <w:pStyle w:val="Tekstpodstawowy"/>
+        <w:spacing w:after="0" w:line="276" w:lineRule="auto"/>
+        <w:jc w:val="both"/>
+        <w:rPr>
+          <w:rFonts w:ascii="Segoe UI" w:hAnsi="Segoe UI" w:cs="Segoe UI"/>
+          <w:b/>
+          <w:bCs/>
+          <w:sz w:val="20"/>
+          <w:szCs w:val="20"/>
+          <w:u w:val="single"/>
+        </w:rPr>
+      </w:pPr>
+      <w:r>
+        <w:rPr>
+          <w:rFonts w:ascii="Segoe UI" w:hAnsi="Segoe UI" w:cs="Segoe UI"/>
+          <w:b/>
+          <w:bCs/>
+          <w:sz w:val="20"/>
+          <w:szCs w:val="20"/>
+          <w:u w:val="single"/>
+        </w:rPr>
+        <w:t>Opis lokalu o jednostkowej cenie najniższej w zbiorze lokali podobnych</w:t>
+      </w:r>
+    </w:p>
+    <w:p>
+      <w:pPr>
+        <w:spacing w:line="276" w:lineRule="auto"/>
+        <w:jc w:val="both"/>
+        <w:rPr>
+          <w:rFonts w:ascii="Segoe UI" w:hAnsi="Segoe UI" w:cs="Segoe UI"/>
+          <w:sz w:val="20"/>
+          <w:szCs w:val="20"/>
+        </w:rPr>
+      </w:pPr>
+      <w:r>
+        <w:rPr>
+          <w:rFonts w:ascii="Segoe UI" w:hAnsi="Segoe UI" w:cs="Segoe UI"/>
+          <w:sz w:val="20"/>
+          <w:szCs w:val="20"/>
+        </w:rPr>
+        <w:t xml:space="preserve">Lokal mieszkalny położony jest w analizowanym obszarze rynku.</w:t>
+      </w:r>
+    </w:p>
+    <w:p>
+      <w:r>
+        <w:t xml:space="preserve">{#opis_cmin}</w:t>
       </w:r>
     </w:p>
     <w:p>
@@ -16734,12 +16806,92 @@
           <w:sz w:val="20"/>
           <w:szCs w:val="20"/>
         </w:rPr>
-        <w:t>powierzchnia użytkowa – wartość najniższa cechy,</w:t>
-      </w:r>
-    </w:p>
-    <w:p>
-      <w:pPr>
-        <w:pStyle w:val="Akapitzlist"/>
+        <w:t xml:space="preserve">{.}</w:t>
+      </w:r>
+      <w:r>
+        <w:rPr>
+          <w:rFonts w:ascii="Segoe UI" w:hAnsi="Segoe UI" w:cs="Segoe UI"/>
+          <w:sz w:val="20"/>
+          <w:szCs w:val="20"/>
+        </w:rPr>
+        <w:t/>
+      </w:r>
+      <w:r>
+        <w:rPr>
+          <w:rFonts w:ascii="Segoe UI" w:hAnsi="Segoe UI" w:cs="Segoe UI"/>
+          <w:sz w:val="20"/>
+          <w:szCs w:val="20"/>
+        </w:rPr>
+        <w:t xml:space="preserve"/>
+      </w:r>
+    </w:p>
+    <w:p>
+      <w:r>
+        <w:t xml:space="preserve">{/opis_cmin}</w:t>
+      </w:r>
+    </w:p>
+    <w:p>
+      <w:pPr>
+        <w:spacing w:line="276" w:lineRule="auto"/>
+        <w:ind w:left="727"/>
+        <w:jc w:val="both"/>
+        <w:rPr>
+          <w:rFonts w:ascii="Segoe UI" w:hAnsi="Segoe UI" w:cs="Segoe UI"/>
+          <w:sz w:val="20"/>
+          <w:szCs w:val="20"/>
+        </w:rPr>
+      </w:pPr>
+    </w:p>
+    <w:p>
+      <w:pPr>
+        <w:spacing w:line="276" w:lineRule="auto"/>
+        <w:rPr>
+          <w:rFonts w:ascii="Segoe UI" w:hAnsi="Segoe UI" w:cs="Segoe UI"/>
+          <w:b/>
+          <w:bCs/>
+          <w:sz w:val="20"/>
+          <w:szCs w:val="20"/>
+          <w:u w:val="single"/>
+        </w:rPr>
+      </w:pPr>
+      <w:r>
+        <w:rPr>
+          <w:rFonts w:ascii="Segoe UI" w:hAnsi="Segoe UI" w:cs="Segoe UI"/>
+          <w:b/>
+          <w:bCs/>
+          <w:sz w:val="20"/>
+          <w:szCs w:val="20"/>
+          <w:u w:val="single"/>
+        </w:rPr>
+        <w:t>Opis lokalu będącego przedmiotem wyceny pod względem cech rynkowych</w:t>
+      </w:r>
+    </w:p>
+    <w:p>
+      <w:pPr>
+        <w:spacing w:line="276" w:lineRule="auto"/>
+        <w:jc w:val="both"/>
+        <w:rPr>
+          <w:rFonts w:ascii="Segoe UI" w:hAnsi="Segoe UI" w:cs="Segoe UI"/>
+          <w:sz w:val="20"/>
+          <w:szCs w:val="20"/>
+        </w:rPr>
+      </w:pPr>
+      <w:r>
+        <w:rPr>
+          <w:rFonts w:ascii="Segoe UI" w:hAnsi="Segoe UI" w:cs="Segoe UI"/>
+          <w:sz w:val="20"/>
+          <w:szCs w:val="20"/>
+        </w:rPr>
+        <w:t xml:space="preserve">Lokal mieszkalny położony jest w analizowanym obszarze rynku.</w:t>
+      </w:r>
+    </w:p>
+    <w:p>
+      <w:r>
+        <w:t xml:space="preserve">{#opis_przedmiot}</w:t>
+      </w:r>
+    </w:p>
+    <w:p>
+      <w:pPr>
         <w:numPr>
           <w:ilvl w:val="0"/>
           <w:numId w:val="14"/>
@@ -16758,512 +16910,12 @@
           <w:sz w:val="20"/>
           <w:szCs w:val="20"/>
         </w:rPr>
-        <w:t xml:space="preserve">położenie na piętrze – wartość </w:t>
-      </w:r>
-      <w:r>
-        <w:rPr>
-          <w:rFonts w:ascii="Segoe UI" w:hAnsi="Segoe UI" w:cs="Segoe UI"/>
-          <w:sz w:val="20"/>
-          <w:szCs w:val="20"/>
-        </w:rPr>
-        <w:t>pośrednia</w:t>
-      </w:r>
-      <w:r>
-        <w:rPr>
-          <w:rFonts w:ascii="Segoe UI" w:hAnsi="Segoe UI" w:cs="Segoe UI"/>
-          <w:sz w:val="20"/>
-          <w:szCs w:val="20"/>
-        </w:rPr>
-        <w:t xml:space="preserve"> cechy, </w:t>
-      </w:r>
-    </w:p>
-    <w:p>
-      <w:pPr>
-        <w:pStyle w:val="Akapitzlist"/>
-        <w:numPr>
-          <w:ilvl w:val="0"/>
-          <w:numId w:val="14"/>
-        </w:numPr>
-        <w:spacing w:line="276" w:lineRule="auto"/>
-        <w:jc w:val="both"/>
-        <w:rPr>
-          <w:rFonts w:ascii="Segoe UI" w:hAnsi="Segoe UI" w:cs="Segoe UI"/>
-          <w:sz w:val="20"/>
-          <w:szCs w:val="20"/>
-        </w:rPr>
-      </w:pPr>
-      <w:r>
-        <w:rPr>
-          <w:rFonts w:ascii="Segoe UI" w:hAnsi="Segoe UI" w:cs="Segoe UI"/>
-          <w:sz w:val="20"/>
-          <w:szCs w:val="20"/>
-        </w:rPr>
-        <w:t>dodatkowe</w:t>
-      </w:r>
-      <w:r>
-        <w:rPr>
-          <w:rFonts w:ascii="Segoe UI" w:hAnsi="Segoe UI" w:cs="Segoe UI"/>
-          <w:sz w:val="20"/>
-          <w:szCs w:val="20"/>
-        </w:rPr>
-        <w:t xml:space="preserve"> – wartość najwyższa cechy</w:t>
-      </w:r>
-      <w:r>
-        <w:rPr>
-          <w:rFonts w:ascii="Segoe UI" w:hAnsi="Segoe UI" w:cs="Segoe UI"/>
-          <w:sz w:val="20"/>
-          <w:szCs w:val="20"/>
-        </w:rPr>
-        <w:t>,</w:t>
-      </w:r>
-    </w:p>
-    <w:p>
-      <w:pPr>
-        <w:numPr>
-          <w:ilvl w:val="0"/>
-          <w:numId w:val="14"/>
-        </w:numPr>
-        <w:spacing w:line="276" w:lineRule="auto"/>
-        <w:jc w:val="both"/>
-        <w:rPr>
-          <w:rFonts w:ascii="Segoe UI" w:hAnsi="Segoe UI" w:cs="Segoe UI"/>
-          <w:sz w:val="20"/>
-          <w:szCs w:val="20"/>
-        </w:rPr>
-      </w:pPr>
-      <w:r>
-        <w:rPr>
-          <w:rFonts w:ascii="Segoe UI" w:hAnsi="Segoe UI" w:cs="Segoe UI"/>
-          <w:sz w:val="20"/>
-          <w:szCs w:val="20"/>
-        </w:rPr>
-        <w:t>lokalizacja szczegółowa – wartość najwyższa cechy</w:t>
-      </w:r>
-      <w:r>
-        <w:rPr>
-          <w:rFonts w:ascii="Segoe UI" w:hAnsi="Segoe UI" w:cs="Segoe UI"/>
-          <w:sz w:val="20"/>
-          <w:szCs w:val="20"/>
-        </w:rPr>
-        <w:t>.</w:t>
-      </w:r>
-      <w:r>
-        <w:rPr>
-          <w:rFonts w:ascii="Segoe UI" w:hAnsi="Segoe UI" w:cs="Segoe UI"/>
-          <w:sz w:val="20"/>
-          <w:szCs w:val="20"/>
-        </w:rPr>
-        <w:t xml:space="preserve"> </w:t>
-      </w:r>
-    </w:p>
-    <w:p>
-      <w:pPr>
-        <w:spacing w:line="276" w:lineRule="auto"/>
-        <w:ind w:left="727"/>
-        <w:jc w:val="both"/>
-        <w:rPr>
-          <w:rFonts w:ascii="Segoe UI" w:hAnsi="Segoe UI" w:cs="Segoe UI"/>
-          <w:sz w:val="20"/>
-          <w:szCs w:val="20"/>
-        </w:rPr>
-      </w:pPr>
-    </w:p>
-    <w:p>
-      <w:pPr>
-        <w:pStyle w:val="Tekstpodstawowy"/>
-        <w:spacing w:after="0" w:line="276" w:lineRule="auto"/>
-        <w:jc w:val="both"/>
-        <w:rPr>
-          <w:rFonts w:ascii="Segoe UI" w:hAnsi="Segoe UI" w:cs="Segoe UI"/>
-          <w:b/>
-          <w:bCs/>
-          <w:sz w:val="20"/>
-          <w:szCs w:val="20"/>
-          <w:u w:val="single"/>
-        </w:rPr>
-      </w:pPr>
-      <w:r>
-        <w:rPr>
-          <w:rFonts w:ascii="Segoe UI" w:hAnsi="Segoe UI" w:cs="Segoe UI"/>
-          <w:b/>
-          <w:bCs/>
-          <w:sz w:val="20"/>
-          <w:szCs w:val="20"/>
-          <w:u w:val="single"/>
-        </w:rPr>
-        <w:t>Opis lokalu o jednostkowej cenie najniższej w zbiorze lokali podobnych</w:t>
-      </w:r>
-    </w:p>
-    <w:p>
-      <w:pPr>
-        <w:spacing w:line="276" w:lineRule="auto"/>
-        <w:jc w:val="both"/>
-        <w:rPr>
-          <w:rFonts w:ascii="Segoe UI" w:hAnsi="Segoe UI" w:cs="Segoe UI"/>
-          <w:sz w:val="20"/>
-          <w:szCs w:val="20"/>
-        </w:rPr>
-      </w:pPr>
-      <w:r>
-        <w:rPr>
-          <w:rFonts w:ascii="Segoe UI" w:hAnsi="Segoe UI" w:cs="Segoe UI"/>
-          <w:sz w:val="20"/>
-          <w:szCs w:val="20"/>
-        </w:rPr>
-        <w:t xml:space="preserve">Lokal mieszkalny położony jest pod adresem: {adres}.</w:t>
-      </w:r>
-    </w:p>
-    <w:p>
-      <w:pPr>
-        <w:numPr>
-          <w:ilvl w:val="0"/>
-          <w:numId w:val="14"/>
-        </w:numPr>
-        <w:spacing w:line="276" w:lineRule="auto"/>
-        <w:jc w:val="both"/>
-        <w:rPr>
-          <w:rFonts w:ascii="Segoe UI" w:hAnsi="Segoe UI" w:cs="Segoe UI"/>
-          <w:sz w:val="20"/>
-          <w:szCs w:val="20"/>
-        </w:rPr>
-      </w:pPr>
-      <w:r>
-        <w:rPr>
-          <w:rFonts w:ascii="Segoe UI" w:hAnsi="Segoe UI" w:cs="Segoe UI"/>
-          <w:sz w:val="20"/>
-          <w:szCs w:val="20"/>
-        </w:rPr>
-        <w:t>standard wykończenia – wartość naj</w:t>
-      </w:r>
-      <w:r>
-        <w:rPr>
-          <w:rFonts w:ascii="Segoe UI" w:hAnsi="Segoe UI" w:cs="Segoe UI"/>
-          <w:sz w:val="20"/>
-          <w:szCs w:val="20"/>
-        </w:rPr>
-        <w:t>niższa</w:t>
-      </w:r>
-      <w:r>
-        <w:rPr>
-          <w:rFonts w:ascii="Segoe UI" w:hAnsi="Segoe UI" w:cs="Segoe UI"/>
-          <w:sz w:val="20"/>
-          <w:szCs w:val="20"/>
-        </w:rPr>
-        <w:t xml:space="preserve"> cechy,</w:t>
-      </w:r>
-    </w:p>
-    <w:p>
-      <w:pPr>
-        <w:numPr>
-          <w:ilvl w:val="0"/>
-          <w:numId w:val="14"/>
-        </w:numPr>
-        <w:spacing w:line="276" w:lineRule="auto"/>
-        <w:jc w:val="both"/>
-        <w:rPr>
-          <w:rFonts w:ascii="Segoe UI" w:hAnsi="Segoe UI" w:cs="Segoe UI"/>
-          <w:sz w:val="20"/>
-          <w:szCs w:val="20"/>
-        </w:rPr>
-      </w:pPr>
-      <w:r>
-        <w:rPr>
-          <w:rFonts w:ascii="Segoe UI" w:hAnsi="Segoe UI" w:cs="Segoe UI"/>
-          <w:sz w:val="20"/>
-          <w:szCs w:val="20"/>
-        </w:rPr>
-        <w:t>powierzchnia użytkowa – wartość naj</w:t>
-      </w:r>
-      <w:r>
-        <w:rPr>
-          <w:rFonts w:ascii="Segoe UI" w:hAnsi="Segoe UI" w:cs="Segoe UI"/>
-          <w:sz w:val="20"/>
-          <w:szCs w:val="20"/>
-        </w:rPr>
-        <w:t>wyższ</w:t>
-      </w:r>
-      <w:r>
-        <w:rPr>
-          <w:rFonts w:ascii="Segoe UI" w:hAnsi="Segoe UI" w:cs="Segoe UI"/>
-          <w:sz w:val="20"/>
-          <w:szCs w:val="20"/>
-        </w:rPr>
-        <w:t>a cechy,</w:t>
-      </w:r>
-    </w:p>
-    <w:p>
-      <w:pPr>
-        <w:pStyle w:val="Akapitzlist"/>
-        <w:numPr>
-          <w:ilvl w:val="0"/>
-          <w:numId w:val="14"/>
-        </w:numPr>
-        <w:spacing w:line="276" w:lineRule="auto"/>
-        <w:jc w:val="both"/>
-        <w:rPr>
-          <w:rFonts w:ascii="Segoe UI" w:hAnsi="Segoe UI" w:cs="Segoe UI"/>
-          <w:sz w:val="20"/>
-          <w:szCs w:val="20"/>
-        </w:rPr>
-      </w:pPr>
-      <w:r>
-        <w:rPr>
-          <w:rFonts w:ascii="Segoe UI" w:hAnsi="Segoe UI" w:cs="Segoe UI"/>
-          <w:sz w:val="20"/>
-          <w:szCs w:val="20"/>
-        </w:rPr>
-        <w:t xml:space="preserve">położenie na piętrze – wartość pośrednia cechy, </w:t>
-      </w:r>
-    </w:p>
-    <w:p>
-      <w:pPr>
-        <w:pStyle w:val="Akapitzlist"/>
-        <w:numPr>
-          <w:ilvl w:val="0"/>
-          <w:numId w:val="14"/>
-        </w:numPr>
-        <w:spacing w:line="276" w:lineRule="auto"/>
-        <w:jc w:val="both"/>
-        <w:rPr>
-          <w:rFonts w:ascii="Segoe UI" w:hAnsi="Segoe UI" w:cs="Segoe UI"/>
-          <w:sz w:val="20"/>
-          <w:szCs w:val="20"/>
-        </w:rPr>
-      </w:pPr>
-      <w:r>
-        <w:rPr>
-          <w:rFonts w:ascii="Segoe UI" w:hAnsi="Segoe UI" w:cs="Segoe UI"/>
-          <w:sz w:val="20"/>
-          <w:szCs w:val="20"/>
-        </w:rPr>
-        <w:t>dodatkowe – wartość najwyższa cechy,</w:t>
-      </w:r>
-    </w:p>
-    <w:p>
-      <w:pPr>
-        <w:numPr>
-          <w:ilvl w:val="0"/>
-          <w:numId w:val="14"/>
-        </w:numPr>
-        <w:spacing w:line="276" w:lineRule="auto"/>
-        <w:jc w:val="both"/>
-        <w:rPr>
-          <w:rFonts w:ascii="Segoe UI" w:hAnsi="Segoe UI" w:cs="Segoe UI"/>
-          <w:sz w:val="20"/>
-          <w:szCs w:val="20"/>
-        </w:rPr>
-      </w:pPr>
-      <w:r>
-        <w:rPr>
-          <w:rFonts w:ascii="Segoe UI" w:hAnsi="Segoe UI" w:cs="Segoe UI"/>
-          <w:sz w:val="20"/>
-          <w:szCs w:val="20"/>
-        </w:rPr>
-        <w:t>lokalizacja szczegółowa – wartość naj</w:t>
-      </w:r>
-      <w:r>
-        <w:rPr>
-          <w:rFonts w:ascii="Segoe UI" w:hAnsi="Segoe UI" w:cs="Segoe UI"/>
-          <w:sz w:val="20"/>
-          <w:szCs w:val="20"/>
-        </w:rPr>
-        <w:t xml:space="preserve">niższa </w:t>
-      </w:r>
-      <w:r>
-        <w:rPr>
-          <w:rFonts w:ascii="Segoe UI" w:hAnsi="Segoe UI" w:cs="Segoe UI"/>
-          <w:sz w:val="20"/>
-          <w:szCs w:val="20"/>
-        </w:rPr>
-        <w:t xml:space="preserve">cechy. </w:t>
-      </w:r>
-    </w:p>
-    <w:p>
-      <w:pPr>
-        <w:spacing w:line="276" w:lineRule="auto"/>
-        <w:ind w:left="727"/>
-        <w:jc w:val="both"/>
-        <w:rPr>
-          <w:rFonts w:ascii="Segoe UI" w:hAnsi="Segoe UI" w:cs="Segoe UI"/>
-          <w:sz w:val="20"/>
-          <w:szCs w:val="20"/>
-        </w:rPr>
-      </w:pPr>
-    </w:p>
-    <w:p>
-      <w:pPr>
-        <w:spacing w:line="276" w:lineRule="auto"/>
-        <w:rPr>
-          <w:rFonts w:ascii="Segoe UI" w:hAnsi="Segoe UI" w:cs="Segoe UI"/>
-          <w:b/>
-          <w:bCs/>
-          <w:sz w:val="20"/>
-          <w:szCs w:val="20"/>
-          <w:u w:val="single"/>
-        </w:rPr>
-      </w:pPr>
-      <w:r>
-        <w:rPr>
-          <w:rFonts w:ascii="Segoe UI" w:hAnsi="Segoe UI" w:cs="Segoe UI"/>
-          <w:b/>
-          <w:bCs/>
-          <w:sz w:val="20"/>
-          <w:szCs w:val="20"/>
-          <w:u w:val="single"/>
-        </w:rPr>
-        <w:t>Opis lokalu będącego przedmiotem wyceny pod względem cech rynkowych</w:t>
-      </w:r>
-    </w:p>
-    <w:p>
-      <w:pPr>
-        <w:spacing w:line="276" w:lineRule="auto"/>
-        <w:jc w:val="both"/>
-        <w:rPr>
-          <w:rFonts w:ascii="Segoe UI" w:hAnsi="Segoe UI" w:cs="Segoe UI"/>
-          <w:sz w:val="20"/>
-          <w:szCs w:val="20"/>
-        </w:rPr>
-      </w:pPr>
-      <w:r>
-        <w:rPr>
-          <w:rFonts w:ascii="Segoe UI" w:hAnsi="Segoe UI" w:cs="Segoe UI"/>
-          <w:sz w:val="20"/>
-          <w:szCs w:val="20"/>
-        </w:rPr>
-        <w:t xml:space="preserve">Lokal mieszkalny położony jest pod adresem: {adres}.</w:t>
-      </w:r>
-    </w:p>
-    <w:p>
-      <w:pPr>
-        <w:numPr>
-          <w:ilvl w:val="0"/>
-          <w:numId w:val="14"/>
-        </w:numPr>
-        <w:spacing w:line="276" w:lineRule="auto"/>
-        <w:jc w:val="both"/>
-        <w:rPr>
-          <w:rFonts w:ascii="Segoe UI" w:hAnsi="Segoe UI" w:cs="Segoe UI"/>
-          <w:sz w:val="20"/>
-          <w:szCs w:val="20"/>
-        </w:rPr>
-      </w:pPr>
-      <w:r>
-        <w:rPr>
-          <w:rFonts w:ascii="Segoe UI" w:hAnsi="Segoe UI" w:cs="Segoe UI"/>
-          <w:sz w:val="20"/>
-          <w:szCs w:val="20"/>
-        </w:rPr>
-        <w:t>standard wykończenia – wartość najwyższa cechy,</w:t>
-      </w:r>
-    </w:p>
-    <w:p>
-      <w:pPr>
-        <w:numPr>
-          <w:ilvl w:val="0"/>
-          <w:numId w:val="14"/>
-        </w:numPr>
-        <w:spacing w:line="276" w:lineRule="auto"/>
-        <w:jc w:val="both"/>
-        <w:rPr>
-          <w:rFonts w:ascii="Segoe UI" w:hAnsi="Segoe UI" w:cs="Segoe UI"/>
-          <w:sz w:val="20"/>
-          <w:szCs w:val="20"/>
-        </w:rPr>
-      </w:pPr>
-      <w:r>
-        <w:rPr>
-          <w:rFonts w:ascii="Segoe UI" w:hAnsi="Segoe UI" w:cs="Segoe UI"/>
-          <w:sz w:val="20"/>
-          <w:szCs w:val="20"/>
-        </w:rPr>
-        <w:t>powierzchnia użytkowa – wartość najniższa cechy,</w:t>
-      </w:r>
-    </w:p>
-    <w:p>
-      <w:pPr>
-        <w:pStyle w:val="Akapitzlist"/>
-        <w:numPr>
-          <w:ilvl w:val="0"/>
-          <w:numId w:val="14"/>
-        </w:numPr>
-        <w:spacing w:line="276" w:lineRule="auto"/>
-        <w:jc w:val="both"/>
-        <w:rPr>
-          <w:rFonts w:ascii="Segoe UI" w:hAnsi="Segoe UI" w:cs="Segoe UI"/>
-          <w:sz w:val="20"/>
-          <w:szCs w:val="20"/>
-        </w:rPr>
-      </w:pPr>
-      <w:r>
-        <w:rPr>
-          <w:rFonts w:ascii="Segoe UI" w:hAnsi="Segoe UI" w:cs="Segoe UI"/>
-          <w:sz w:val="20"/>
-          <w:szCs w:val="20"/>
-        </w:rPr>
-        <w:t xml:space="preserve">położenie na piętrze – wartość </w:t>
-      </w:r>
-      <w:r>
-        <w:rPr>
-          <w:rFonts w:ascii="Segoe UI" w:hAnsi="Segoe UI" w:cs="Segoe UI"/>
-          <w:sz w:val="20"/>
-          <w:szCs w:val="20"/>
-        </w:rPr>
-        <w:t>najwyższa</w:t>
-      </w:r>
-      <w:r>
-        <w:rPr>
-          <w:rFonts w:ascii="Segoe UI" w:hAnsi="Segoe UI" w:cs="Segoe UI"/>
-          <w:sz w:val="20"/>
-          <w:szCs w:val="20"/>
-        </w:rPr>
-        <w:t xml:space="preserve"> cechy, </w:t>
-      </w:r>
-    </w:p>
-    <w:p>
-      <w:pPr>
-        <w:pStyle w:val="Akapitzlist"/>
-        <w:numPr>
-          <w:ilvl w:val="0"/>
-          <w:numId w:val="14"/>
-        </w:numPr>
-        <w:spacing w:line="276" w:lineRule="auto"/>
-        <w:jc w:val="both"/>
-        <w:rPr>
-          <w:rFonts w:ascii="Segoe UI" w:hAnsi="Segoe UI" w:cs="Segoe UI"/>
-          <w:sz w:val="20"/>
-          <w:szCs w:val="20"/>
-        </w:rPr>
-      </w:pPr>
-      <w:r>
-        <w:rPr>
-          <w:rFonts w:ascii="Segoe UI" w:hAnsi="Segoe UI" w:cs="Segoe UI"/>
-          <w:sz w:val="20"/>
-          <w:szCs w:val="20"/>
-        </w:rPr>
-        <w:t>dodatkowe – wartość najwyższa cechy,</w:t>
-      </w:r>
-    </w:p>
-    <w:p>
-      <w:pPr>
-        <w:numPr>
-          <w:ilvl w:val="0"/>
-          <w:numId w:val="14"/>
-        </w:numPr>
-        <w:spacing w:line="276" w:lineRule="auto"/>
-        <w:jc w:val="both"/>
-        <w:rPr>
-          <w:rFonts w:ascii="Segoe UI" w:hAnsi="Segoe UI" w:cs="Segoe UI"/>
-          <w:sz w:val="20"/>
-          <w:szCs w:val="20"/>
-        </w:rPr>
-      </w:pPr>
-      <w:r>
-        <w:rPr>
-          <w:rFonts w:ascii="Segoe UI" w:hAnsi="Segoe UI" w:cs="Segoe UI"/>
-          <w:sz w:val="20"/>
-          <w:szCs w:val="20"/>
-        </w:rPr>
-        <w:t xml:space="preserve">lokalizacja szczegółowa – wartość najwyższa cechy. </w:t>
+        <w:t xml:space="preserve">{.}</w:t>
+      </w:r>
+    </w:p>
+    <w:p>
+      <w:r>
+        <w:t xml:space="preserve">{/opis_przedmiot}</w:t>
       </w:r>
     </w:p>
     <w:p>
@@ -17752,7 +17404,7 @@
                 <w:sz w:val="18"/>
                 <w:szCs w:val="18"/>
               </w:rPr>
-              <w:t>Standard wykończenia</w:t>
+              <w:t xml:space="preserve">{#cechy}{nazwa}</w:t>
             </w:r>
           </w:p>
         </w:tc>
@@ -17779,7 +17431,7 @@
                 <w:sz w:val="18"/>
                 <w:szCs w:val="18"/>
               </w:rPr>
-              <w:t>40%</w:t>
+              <w:t xml:space="preserve">{waga_pct}%</w:t>
             </w:r>
           </w:p>
         </w:tc>
@@ -17805,7 +17457,7 @@
                 <w:sz w:val="18"/>
                 <w:szCs w:val="18"/>
               </w:rPr>
-              <w:t>0,368</w:t>
+              <w:t xml:space="preserve">{ui_min}</w:t>
             </w:r>
           </w:p>
         </w:tc>
@@ -17829,7 +17481,7 @@
                 <w:sz w:val="18"/>
                 <w:szCs w:val="18"/>
               </w:rPr>
-              <w:t>0,400</w:t>
+              <w:t xml:space="preserve">{ui_sr}</w:t>
             </w:r>
           </w:p>
         </w:tc>
@@ -17855,7 +17507,7 @@
                 <w:sz w:val="18"/>
                 <w:szCs w:val="18"/>
               </w:rPr>
-              <w:t>0,453</w:t>
+              <w:t xml:space="preserve">{ui_max}</w:t>
             </w:r>
           </w:p>
         </w:tc>
@@ -17881,663 +17533,7 @@
                 <w:sz w:val="18"/>
                 <w:szCs w:val="18"/>
               </w:rPr>
-              <w:t>0,453</w:t>
-            </w:r>
-          </w:p>
-        </w:tc>
-      </w:tr>
-      <w:tr>
-        <w:trPr>
-          <w:trHeight w:val="220"/>
-        </w:trPr>
-        <w:tc>
-          <w:tcPr>
-            <w:tcW w:w="2339" w:type="dxa"/>
-            <w:vAlign w:val="bottom"/>
-          </w:tcPr>
-          <w:p>
-            <w:pPr>
-              <w:spacing w:line="276" w:lineRule="auto"/>
-              <w:jc w:val="center"/>
-              <w:rPr>
-                <w:rFonts w:ascii="Segoe UI" w:hAnsi="Segoe UI" w:cs="Segoe UI"/>
-                <w:b/>
-                <w:bCs/>
-                <w:sz w:val="18"/>
-                <w:szCs w:val="18"/>
-              </w:rPr>
-            </w:pPr>
-            <w:r>
-              <w:rPr>
-                <w:rFonts w:ascii="Segoe UI" w:hAnsi="Segoe UI" w:cs="Segoe UI"/>
-                <w:b/>
-                <w:bCs/>
-                <w:color w:val="000000"/>
-                <w:sz w:val="18"/>
-                <w:szCs w:val="18"/>
-              </w:rPr>
-              <w:t>Położenie na piętrze</w:t>
-            </w:r>
-          </w:p>
-        </w:tc>
-        <w:tc>
-          <w:tcPr>
-            <w:tcW w:w="716" w:type="dxa"/>
-            <w:vAlign w:val="bottom"/>
-          </w:tcPr>
-          <w:p>
-            <w:pPr>
-              <w:spacing w:line="276" w:lineRule="auto"/>
-              <w:jc w:val="center"/>
-              <w:rPr>
-                <w:rFonts w:ascii="Segoe UI" w:hAnsi="Segoe UI" w:cs="Segoe UI"/>
-                <w:bCs/>
-                <w:sz w:val="18"/>
-                <w:szCs w:val="18"/>
-              </w:rPr>
-            </w:pPr>
-            <w:r>
-              <w:rPr>
-                <w:rFonts w:ascii="Segoe UI" w:hAnsi="Segoe UI" w:cs="Segoe UI"/>
-                <w:color w:val="000000"/>
-                <w:sz w:val="18"/>
-                <w:szCs w:val="18"/>
-              </w:rPr>
-              <w:t>30%</w:t>
-            </w:r>
-          </w:p>
-        </w:tc>
-        <w:tc>
-          <w:tcPr>
-            <w:tcW w:w="1489" w:type="dxa"/>
-            <w:vAlign w:val="bottom"/>
-          </w:tcPr>
-          <w:p>
-            <w:pPr>
-              <w:spacing w:line="276" w:lineRule="auto"/>
-              <w:jc w:val="center"/>
-              <w:rPr>
-                <w:rFonts w:ascii="Segoe UI" w:hAnsi="Segoe UI" w:cs="Segoe UI"/>
-                <w:sz w:val="18"/>
-                <w:szCs w:val="18"/>
-              </w:rPr>
-            </w:pPr>
-            <w:r>
-              <w:rPr>
-                <w:rFonts w:ascii="Segoe UI" w:hAnsi="Segoe UI" w:cs="Segoe UI"/>
-                <w:color w:val="000000"/>
-                <w:sz w:val="18"/>
-                <w:szCs w:val="18"/>
-              </w:rPr>
-              <w:t>0,276</w:t>
-            </w:r>
-          </w:p>
-        </w:tc>
-        <w:tc>
-          <w:tcPr>
-            <w:tcW w:w="1347" w:type="dxa"/>
-          </w:tcPr>
-          <w:p>
-            <w:pPr>
-              <w:spacing w:line="276" w:lineRule="auto"/>
-              <w:jc w:val="center"/>
-              <w:rPr>
-                <w:rFonts w:ascii="Segoe UI" w:hAnsi="Segoe UI" w:cs="Segoe UI"/>
-                <w:sz w:val="18"/>
-                <w:szCs w:val="18"/>
-              </w:rPr>
-            </w:pPr>
-            <w:r>
-              <w:rPr>
-                <w:rFonts w:ascii="Segoe UI" w:hAnsi="Segoe UI" w:cs="Segoe UI"/>
-                <w:sz w:val="18"/>
-                <w:szCs w:val="18"/>
-              </w:rPr>
-              <w:t>0,300</w:t>
-            </w:r>
-          </w:p>
-        </w:tc>
-        <w:tc>
-          <w:tcPr>
-            <w:tcW w:w="1358" w:type="dxa"/>
-            <w:vAlign w:val="bottom"/>
-          </w:tcPr>
-          <w:p>
-            <w:pPr>
-              <w:spacing w:line="276" w:lineRule="auto"/>
-              <w:jc w:val="center"/>
-              <w:rPr>
-                <w:rFonts w:ascii="Segoe UI" w:hAnsi="Segoe UI" w:cs="Segoe UI"/>
-                <w:sz w:val="18"/>
-                <w:szCs w:val="18"/>
-              </w:rPr>
-            </w:pPr>
-            <w:r>
-              <w:rPr>
-                <w:rFonts w:ascii="Segoe UI" w:hAnsi="Segoe UI" w:cs="Segoe UI"/>
-                <w:color w:val="000000"/>
-                <w:sz w:val="18"/>
-                <w:szCs w:val="18"/>
-              </w:rPr>
-              <w:t>0,340</w:t>
-            </w:r>
-          </w:p>
-        </w:tc>
-        <w:tc>
-          <w:tcPr>
-            <w:tcW w:w="1712" w:type="dxa"/>
-            <w:vAlign w:val="bottom"/>
-          </w:tcPr>
-          <w:p>
-            <w:pPr>
-              <w:spacing w:line="276" w:lineRule="auto"/>
-              <w:jc w:val="center"/>
-              <w:rPr>
-                <w:rFonts w:ascii="Segoe UI" w:hAnsi="Segoe UI" w:cs="Segoe UI"/>
-                <w:sz w:val="18"/>
-                <w:szCs w:val="18"/>
-              </w:rPr>
-            </w:pPr>
-            <w:r>
-              <w:rPr>
-                <w:rFonts w:ascii="Segoe UI" w:hAnsi="Segoe UI" w:cs="Segoe UI"/>
-                <w:color w:val="000000"/>
-                <w:sz w:val="18"/>
-                <w:szCs w:val="18"/>
-              </w:rPr>
-              <w:t>0,340</w:t>
-            </w:r>
-          </w:p>
-        </w:tc>
-      </w:tr>
-      <w:tr>
-        <w:trPr>
-          <w:trHeight w:val="230"/>
-        </w:trPr>
-        <w:tc>
-          <w:tcPr>
-            <w:tcW w:w="2339" w:type="dxa"/>
-            <w:vAlign w:val="bottom"/>
-          </w:tcPr>
-          <w:p>
-            <w:pPr>
-              <w:spacing w:line="276" w:lineRule="auto"/>
-              <w:jc w:val="center"/>
-              <w:rPr>
-                <w:rFonts w:ascii="Segoe UI" w:hAnsi="Segoe UI" w:cs="Segoe UI"/>
-                <w:b/>
-                <w:bCs/>
-                <w:sz w:val="18"/>
-                <w:szCs w:val="18"/>
-              </w:rPr>
-            </w:pPr>
-            <w:r>
-              <w:rPr>
-                <w:rFonts w:ascii="Segoe UI" w:hAnsi="Segoe UI" w:cs="Segoe UI"/>
-                <w:b/>
-                <w:bCs/>
-                <w:color w:val="000000"/>
-                <w:sz w:val="18"/>
-                <w:szCs w:val="18"/>
-              </w:rPr>
-              <w:t>Powierzchnia użytkowa</w:t>
-            </w:r>
-          </w:p>
-        </w:tc>
-        <w:tc>
-          <w:tcPr>
-            <w:tcW w:w="716" w:type="dxa"/>
-            <w:vAlign w:val="bottom"/>
-          </w:tcPr>
-          <w:p>
-            <w:pPr>
-              <w:spacing w:line="276" w:lineRule="auto"/>
-              <w:jc w:val="center"/>
-              <w:rPr>
-                <w:rFonts w:ascii="Segoe UI" w:hAnsi="Segoe UI" w:cs="Segoe UI"/>
-                <w:bCs/>
-                <w:sz w:val="18"/>
-                <w:szCs w:val="18"/>
-              </w:rPr>
-            </w:pPr>
-            <w:r>
-              <w:rPr>
-                <w:rFonts w:ascii="Segoe UI" w:hAnsi="Segoe UI" w:cs="Segoe UI"/>
-                <w:color w:val="000000"/>
-                <w:sz w:val="18"/>
-                <w:szCs w:val="18"/>
-              </w:rPr>
-              <w:t>10%</w:t>
-            </w:r>
-          </w:p>
-        </w:tc>
-        <w:tc>
-          <w:tcPr>
-            <w:tcW w:w="1489" w:type="dxa"/>
-            <w:vAlign w:val="bottom"/>
-          </w:tcPr>
-          <w:p>
-            <w:pPr>
-              <w:spacing w:line="276" w:lineRule="auto"/>
-              <w:jc w:val="center"/>
-              <w:rPr>
-                <w:rFonts w:ascii="Segoe UI" w:hAnsi="Segoe UI" w:cs="Segoe UI"/>
-                <w:sz w:val="18"/>
-                <w:szCs w:val="18"/>
-              </w:rPr>
-            </w:pPr>
-            <w:r>
-              <w:rPr>
-                <w:rFonts w:ascii="Segoe UI" w:hAnsi="Segoe UI" w:cs="Segoe UI"/>
-                <w:color w:val="000000"/>
-                <w:sz w:val="18"/>
-                <w:szCs w:val="18"/>
-              </w:rPr>
-              <w:t>0,092</w:t>
-            </w:r>
-          </w:p>
-        </w:tc>
-        <w:tc>
-          <w:tcPr>
-            <w:tcW w:w="1347" w:type="dxa"/>
-          </w:tcPr>
-          <w:p>
-            <w:pPr>
-              <w:spacing w:line="276" w:lineRule="auto"/>
-              <w:jc w:val="center"/>
-              <w:rPr>
-                <w:rFonts w:ascii="Segoe UI" w:hAnsi="Segoe UI" w:cs="Segoe UI"/>
-                <w:sz w:val="18"/>
-                <w:szCs w:val="18"/>
-              </w:rPr>
-            </w:pPr>
-            <w:r>
-              <w:rPr>
-                <w:rFonts w:ascii="Segoe UI" w:hAnsi="Segoe UI" w:cs="Segoe UI"/>
-                <w:sz w:val="18"/>
-                <w:szCs w:val="18"/>
-              </w:rPr>
-              <w:t>0,100</w:t>
-            </w:r>
-          </w:p>
-        </w:tc>
-        <w:tc>
-          <w:tcPr>
-            <w:tcW w:w="1358" w:type="dxa"/>
-            <w:vAlign w:val="bottom"/>
-          </w:tcPr>
-          <w:p>
-            <w:pPr>
-              <w:spacing w:line="276" w:lineRule="auto"/>
-              <w:jc w:val="center"/>
-              <w:rPr>
-                <w:rFonts w:ascii="Segoe UI" w:hAnsi="Segoe UI" w:cs="Segoe UI"/>
-                <w:sz w:val="18"/>
-                <w:szCs w:val="18"/>
-              </w:rPr>
-            </w:pPr>
-            <w:r>
-              <w:rPr>
-                <w:rFonts w:ascii="Segoe UI" w:hAnsi="Segoe UI" w:cs="Segoe UI"/>
-                <w:color w:val="000000"/>
-                <w:sz w:val="18"/>
-                <w:szCs w:val="18"/>
-              </w:rPr>
-              <w:t>0,113</w:t>
-            </w:r>
-          </w:p>
-        </w:tc>
-        <w:tc>
-          <w:tcPr>
-            <w:tcW w:w="1712" w:type="dxa"/>
-            <w:vAlign w:val="bottom"/>
-          </w:tcPr>
-          <w:p>
-            <w:pPr>
-              <w:spacing w:line="276" w:lineRule="auto"/>
-              <w:jc w:val="center"/>
-              <w:rPr>
-                <w:rFonts w:ascii="Segoe UI" w:hAnsi="Segoe UI" w:cs="Segoe UI"/>
-                <w:sz w:val="18"/>
-                <w:szCs w:val="18"/>
-              </w:rPr>
-            </w:pPr>
-            <w:r>
-              <w:rPr>
-                <w:rFonts w:ascii="Segoe UI" w:hAnsi="Segoe UI" w:cs="Segoe UI"/>
-                <w:color w:val="000000"/>
-                <w:sz w:val="18"/>
-                <w:szCs w:val="18"/>
-              </w:rPr>
-              <w:t>0,092</w:t>
-            </w:r>
-          </w:p>
-        </w:tc>
-      </w:tr>
-      <w:tr>
-        <w:trPr>
-          <w:trHeight w:val="230"/>
-        </w:trPr>
-        <w:tc>
-          <w:tcPr>
-            <w:tcW w:w="2339" w:type="dxa"/>
-            <w:vAlign w:val="bottom"/>
-          </w:tcPr>
-          <w:p>
-            <w:pPr>
-              <w:spacing w:line="276" w:lineRule="auto"/>
-              <w:jc w:val="center"/>
-              <w:rPr>
-                <w:rFonts w:ascii="Segoe UI" w:hAnsi="Segoe UI" w:cs="Segoe UI"/>
-                <w:b/>
-                <w:bCs/>
-                <w:sz w:val="18"/>
-                <w:szCs w:val="18"/>
-              </w:rPr>
-            </w:pPr>
-            <w:r>
-              <w:rPr>
-                <w:rFonts w:ascii="Segoe UI" w:hAnsi="Segoe UI" w:cs="Segoe UI"/>
-                <w:b/>
-                <w:bCs/>
-                <w:color w:val="000000"/>
-                <w:sz w:val="18"/>
-                <w:szCs w:val="18"/>
-              </w:rPr>
-              <w:t>Dodatkowe</w:t>
-            </w:r>
-          </w:p>
-        </w:tc>
-        <w:tc>
-          <w:tcPr>
-            <w:tcW w:w="716" w:type="dxa"/>
-            <w:vAlign w:val="bottom"/>
-          </w:tcPr>
-          <w:p>
-            <w:pPr>
-              <w:spacing w:line="276" w:lineRule="auto"/>
-              <w:jc w:val="center"/>
-              <w:rPr>
-                <w:rFonts w:ascii="Segoe UI" w:hAnsi="Segoe UI" w:cs="Segoe UI"/>
-                <w:bCs/>
-                <w:sz w:val="18"/>
-                <w:szCs w:val="18"/>
-              </w:rPr>
-            </w:pPr>
-            <w:r>
-              <w:rPr>
-                <w:rFonts w:ascii="Segoe UI" w:hAnsi="Segoe UI" w:cs="Segoe UI"/>
-                <w:color w:val="000000"/>
-                <w:sz w:val="18"/>
-                <w:szCs w:val="18"/>
-              </w:rPr>
-              <w:t>10%</w:t>
-            </w:r>
-          </w:p>
-        </w:tc>
-        <w:tc>
-          <w:tcPr>
-            <w:tcW w:w="1489" w:type="dxa"/>
-            <w:vAlign w:val="bottom"/>
-          </w:tcPr>
-          <w:p>
-            <w:pPr>
-              <w:spacing w:line="276" w:lineRule="auto"/>
-              <w:jc w:val="center"/>
-              <w:rPr>
-                <w:rFonts w:ascii="Segoe UI" w:hAnsi="Segoe UI" w:cs="Segoe UI"/>
-                <w:sz w:val="18"/>
-                <w:szCs w:val="18"/>
-              </w:rPr>
-            </w:pPr>
-            <w:r>
-              <w:rPr>
-                <w:rFonts w:ascii="Segoe UI" w:hAnsi="Segoe UI" w:cs="Segoe UI"/>
-                <w:color w:val="000000"/>
-                <w:sz w:val="18"/>
-                <w:szCs w:val="18"/>
-              </w:rPr>
-              <w:t>0,092</w:t>
-            </w:r>
-          </w:p>
-        </w:tc>
-        <w:tc>
-          <w:tcPr>
-            <w:tcW w:w="1347" w:type="dxa"/>
-          </w:tcPr>
-          <w:p>
-            <w:pPr>
-              <w:spacing w:line="276" w:lineRule="auto"/>
-              <w:jc w:val="center"/>
-              <w:rPr>
-                <w:rFonts w:ascii="Segoe UI" w:hAnsi="Segoe UI" w:cs="Segoe UI"/>
-                <w:sz w:val="18"/>
-                <w:szCs w:val="18"/>
-              </w:rPr>
-            </w:pPr>
-            <w:r>
-              <w:rPr>
-                <w:rFonts w:ascii="Segoe UI" w:hAnsi="Segoe UI" w:cs="Segoe UI"/>
-                <w:sz w:val="18"/>
-                <w:szCs w:val="18"/>
-              </w:rPr>
-              <w:t>0,100</w:t>
-            </w:r>
-          </w:p>
-        </w:tc>
-        <w:tc>
-          <w:tcPr>
-            <w:tcW w:w="1358" w:type="dxa"/>
-            <w:vAlign w:val="bottom"/>
-          </w:tcPr>
-          <w:p>
-            <w:pPr>
-              <w:spacing w:line="276" w:lineRule="auto"/>
-              <w:jc w:val="center"/>
-              <w:rPr>
-                <w:rFonts w:ascii="Segoe UI" w:hAnsi="Segoe UI" w:cs="Segoe UI"/>
-                <w:sz w:val="18"/>
-                <w:szCs w:val="18"/>
-              </w:rPr>
-            </w:pPr>
-            <w:r>
-              <w:rPr>
-                <w:rFonts w:ascii="Segoe UI" w:hAnsi="Segoe UI" w:cs="Segoe UI"/>
-                <w:color w:val="000000"/>
-                <w:sz w:val="18"/>
-                <w:szCs w:val="18"/>
-              </w:rPr>
-              <w:t>0,113</w:t>
-            </w:r>
-          </w:p>
-        </w:tc>
-        <w:tc>
-          <w:tcPr>
-            <w:tcW w:w="1712" w:type="dxa"/>
-            <w:vAlign w:val="bottom"/>
-          </w:tcPr>
-          <w:p>
-            <w:pPr>
-              <w:spacing w:line="276" w:lineRule="auto"/>
-              <w:jc w:val="center"/>
-              <w:rPr>
-                <w:rFonts w:ascii="Segoe UI" w:hAnsi="Segoe UI" w:cs="Segoe UI"/>
-                <w:sz w:val="18"/>
-                <w:szCs w:val="18"/>
-              </w:rPr>
-            </w:pPr>
-            <w:r>
-              <w:rPr>
-                <w:rFonts w:ascii="Segoe UI" w:hAnsi="Segoe UI" w:cs="Segoe UI"/>
-                <w:color w:val="000000"/>
-                <w:sz w:val="18"/>
-                <w:szCs w:val="18"/>
-              </w:rPr>
-              <w:t>0,113</w:t>
-            </w:r>
-          </w:p>
-        </w:tc>
-      </w:tr>
-      <w:tr>
-        <w:trPr>
-          <w:trHeight w:val="230"/>
-        </w:trPr>
-        <w:tc>
-          <w:tcPr>
-            <w:tcW w:w="2339" w:type="dxa"/>
-            <w:vAlign w:val="bottom"/>
-          </w:tcPr>
-          <w:p>
-            <w:pPr>
-              <w:spacing w:line="276" w:lineRule="auto"/>
-              <w:jc w:val="center"/>
-              <w:rPr>
-                <w:rFonts w:ascii="Segoe UI" w:hAnsi="Segoe UI" w:cs="Segoe UI"/>
-                <w:b/>
-                <w:bCs/>
-                <w:sz w:val="18"/>
-                <w:szCs w:val="18"/>
-              </w:rPr>
-            </w:pPr>
-            <w:r>
-              <w:rPr>
-                <w:rFonts w:ascii="Segoe UI" w:hAnsi="Segoe UI" w:cs="Segoe UI"/>
-                <w:b/>
-                <w:bCs/>
-                <w:color w:val="000000"/>
-                <w:sz w:val="18"/>
-                <w:szCs w:val="18"/>
-              </w:rPr>
-              <w:t>Lokalizacja szczegółowa</w:t>
-            </w:r>
-          </w:p>
-        </w:tc>
-        <w:tc>
-          <w:tcPr>
-            <w:tcW w:w="716" w:type="dxa"/>
-            <w:vAlign w:val="bottom"/>
-          </w:tcPr>
-          <w:p>
-            <w:pPr>
-              <w:spacing w:line="276" w:lineRule="auto"/>
-              <w:jc w:val="center"/>
-              <w:rPr>
-                <w:rFonts w:ascii="Segoe UI" w:hAnsi="Segoe UI" w:cs="Segoe UI"/>
-                <w:bCs/>
-                <w:sz w:val="18"/>
-                <w:szCs w:val="18"/>
-              </w:rPr>
-            </w:pPr>
-            <w:r>
-              <w:rPr>
-                <w:rFonts w:ascii="Segoe UI" w:hAnsi="Segoe UI" w:cs="Segoe UI"/>
-                <w:color w:val="000000"/>
-                <w:sz w:val="18"/>
-                <w:szCs w:val="18"/>
-              </w:rPr>
-              <w:t>10%</w:t>
-            </w:r>
-          </w:p>
-        </w:tc>
-        <w:tc>
-          <w:tcPr>
-            <w:tcW w:w="1489" w:type="dxa"/>
-            <w:vAlign w:val="bottom"/>
-          </w:tcPr>
-          <w:p>
-            <w:pPr>
-              <w:spacing w:line="276" w:lineRule="auto"/>
-              <w:jc w:val="center"/>
-              <w:rPr>
-                <w:rFonts w:ascii="Segoe UI" w:hAnsi="Segoe UI" w:cs="Segoe UI"/>
-                <w:sz w:val="18"/>
-                <w:szCs w:val="18"/>
-              </w:rPr>
-            </w:pPr>
-            <w:r>
-              <w:rPr>
-                <w:rFonts w:ascii="Segoe UI" w:hAnsi="Segoe UI" w:cs="Segoe UI"/>
-                <w:color w:val="000000"/>
-                <w:sz w:val="18"/>
-                <w:szCs w:val="18"/>
-              </w:rPr>
-              <w:t>0,092</w:t>
-            </w:r>
-          </w:p>
-        </w:tc>
-        <w:tc>
-          <w:tcPr>
-            <w:tcW w:w="1347" w:type="dxa"/>
-          </w:tcPr>
-          <w:p>
-            <w:pPr>
-              <w:spacing w:line="276" w:lineRule="auto"/>
-              <w:jc w:val="center"/>
-              <w:rPr>
-                <w:rFonts w:ascii="Segoe UI" w:hAnsi="Segoe UI" w:cs="Segoe UI"/>
-                <w:sz w:val="18"/>
-                <w:szCs w:val="18"/>
-              </w:rPr>
-            </w:pPr>
-            <w:r>
-              <w:rPr>
-                <w:rFonts w:ascii="Segoe UI" w:hAnsi="Segoe UI" w:cs="Segoe UI"/>
-                <w:sz w:val="18"/>
-                <w:szCs w:val="18"/>
-              </w:rPr>
-              <w:t>0,100</w:t>
-            </w:r>
-          </w:p>
-        </w:tc>
-        <w:tc>
-          <w:tcPr>
-            <w:tcW w:w="1358" w:type="dxa"/>
-            <w:vAlign w:val="bottom"/>
-          </w:tcPr>
-          <w:p>
-            <w:pPr>
-              <w:spacing w:line="276" w:lineRule="auto"/>
-              <w:jc w:val="center"/>
-              <w:rPr>
-                <w:rFonts w:ascii="Segoe UI" w:hAnsi="Segoe UI" w:cs="Segoe UI"/>
-                <w:sz w:val="18"/>
-                <w:szCs w:val="18"/>
-              </w:rPr>
-            </w:pPr>
-            <w:r>
-              <w:rPr>
-                <w:rFonts w:ascii="Segoe UI" w:hAnsi="Segoe UI" w:cs="Segoe UI"/>
-                <w:color w:val="000000"/>
-                <w:sz w:val="18"/>
-                <w:szCs w:val="18"/>
-              </w:rPr>
-              <w:t>0,113</w:t>
-            </w:r>
-          </w:p>
-        </w:tc>
-        <w:tc>
-          <w:tcPr>
-            <w:tcW w:w="1712" w:type="dxa"/>
-            <w:vAlign w:val="bottom"/>
-          </w:tcPr>
-          <w:p>
-            <w:pPr>
-              <w:spacing w:line="276" w:lineRule="auto"/>
-              <w:jc w:val="center"/>
-              <w:rPr>
-                <w:rFonts w:ascii="Segoe UI" w:hAnsi="Segoe UI" w:cs="Segoe UI"/>
-                <w:sz w:val="18"/>
-                <w:szCs w:val="18"/>
-              </w:rPr>
-            </w:pPr>
-            <w:r>
-              <w:rPr>
-                <w:rFonts w:ascii="Segoe UI" w:hAnsi="Segoe UI" w:cs="Segoe UI"/>
-                <w:color w:val="000000"/>
-                <w:sz w:val="18"/>
-                <w:szCs w:val="18"/>
-              </w:rPr>
-              <w:t>0,113</w:t>
+              <w:t xml:space="preserve">{ui_przedmiot}{/cechy}</w:t>
             </w:r>
           </w:p>
         </w:tc>
@@ -18622,7 +17618,7 @@
                 <w:sz w:val="18"/>
                 <w:szCs w:val="18"/>
               </w:rPr>
-              <w:t>0,</w:t>
+              <w:t xml:space="preserve">{vmin}</w:t>
             </w:r>
             <w:r>
               <w:rPr>
@@ -18631,7 +17627,7 @@
                 <w:sz w:val="18"/>
                 <w:szCs w:val="18"/>
               </w:rPr>
-              <w:t>920</w:t>
+              <w:t/>
             </w:r>
           </w:p>
         </w:tc>
@@ -18683,7 +17679,7 @@
                 <w:sz w:val="18"/>
                 <w:szCs w:val="18"/>
               </w:rPr>
-              <w:t>1,132</w:t>
+              <w:t xml:space="preserve">{vmax}</w:t>
             </w:r>
           </w:p>
         </w:tc>
@@ -18709,7 +17705,7 @@
                 <w:sz w:val="18"/>
                 <w:szCs w:val="18"/>
               </w:rPr>
-              <w:t>1,111</w:t>
+              <w:t xml:space="preserve">{suma_ui}</w:t>
             </w:r>
           </w:p>
         </w:tc>
@@ -19413,7 +18409,7 @@
                 <w:sz w:val="18"/>
                 <w:szCs w:val="18"/>
               </w:rPr>
-              <w:t>13 123,60</w:t>
+              <w:t xml:space="preserve">{cena_sr}</w:t>
             </w:r>
           </w:p>
         </w:tc>
@@ -19470,7 +18466,7 @@
                 <w:sz w:val="18"/>
                 <w:szCs w:val="18"/>
               </w:rPr>
-              <w:t>1,111</w:t>
+              <w:t xml:space="preserve">{suma_ui}</w:t>
             </w:r>
           </w:p>
         </w:tc>
@@ -19588,7 +18584,7 @@
                 <w:sz w:val="18"/>
                 <w:szCs w:val="18"/>
               </w:rPr>
-              <w:t>14 580,3</w:t>
+              <w:t xml:space="preserve">{cena_1m2}</w:t>
             </w:r>
             <w:r>
               <w:rPr>
@@ -19597,7 +18593,7 @@
                 <w:sz w:val="18"/>
                 <w:szCs w:val="18"/>
               </w:rPr>
-              <w:t>2</w:t>
+              <w:t/>
             </w:r>
           </w:p>
         </w:tc>
@@ -19776,7 +18772,7 @@
                 <w:sz w:val="18"/>
                 <w:szCs w:val="18"/>
               </w:rPr>
-              <w:t>1 044 388,32</w:t>
+              <w:t xml:space="preserve">{wr_dokladna}</w:t>
             </w:r>
           </w:p>
         </w:tc>

--- a/apps/web/templates/operat-szablon.docx
+++ b/apps/web/templates/operat-szablon.docx
@@ -13361,39 +13361,39 @@
           <w:sz w:val="20"/>
           <w:szCs w:val="20"/>
         </w:rPr>
-        <w:t>W okresie monitorowania rynku lokalnego odnotowano transakcj</w:t>
-      </w:r>
-      <w:r>
-        <w:rPr>
-          <w:rFonts w:ascii="Segoe UI" w:hAnsi="Segoe UI" w:cs="Segoe UI"/>
-          <w:sz w:val="20"/>
-          <w:szCs w:val="20"/>
-        </w:rPr>
-        <w:t xml:space="preserve">e </w:t>
-      </w:r>
-      <w:r>
-        <w:rPr>
-          <w:rFonts w:ascii="Segoe UI" w:hAnsi="Segoe UI" w:cs="Segoe UI"/>
-          <w:sz w:val="20"/>
-          <w:szCs w:val="20"/>
-        </w:rPr>
-        <w:t>na badanym terenie,</w:t>
-      </w:r>
-      <w:r>
-        <w:rPr>
-          <w:rFonts w:ascii="Segoe UI" w:hAnsi="Segoe UI" w:cs="Segoe UI"/>
-          <w:sz w:val="20"/>
-          <w:szCs w:val="20"/>
-        </w:rPr>
-        <w:t xml:space="preserve"> </w:t>
-      </w:r>
-      <w:r>
-        <w:rPr>
-          <w:rFonts w:ascii="Segoe UI" w:hAnsi="Segoe UI" w:cs="Segoe UI"/>
-          <w:sz w:val="20"/>
-          <w:szCs w:val="20"/>
-        </w:rPr>
-        <w:t>w których wystąpiła sprzedaż nieruchomości lokalowych o funkcji mieszkalnej. W próbie znalazły się nieruchomości lokalowe o funkcji mieszkalnej</w:t>
+        <w:t xml:space="preserve">W okresie monitorowania rynku lokalnego odnotowano transakcje na badanym terenie, w których wystąpiła sprzedaż nieruchomości lokalowych o funkcji mieszkalnej. Ceny transakcyjne w analizowanym segmencie wykazują zróżnicowanie zależne od standardu wykończenia, położenia oraz powierzchni lokali.</w:t>
+      </w:r>
+      <w:r>
+        <w:rPr>
+          <w:rFonts w:ascii="Segoe UI" w:hAnsi="Segoe UI" w:cs="Segoe UI"/>
+          <w:sz w:val="20"/>
+          <w:szCs w:val="20"/>
+        </w:rPr>
+        <w:t xml:space="preserve"/>
+      </w:r>
+      <w:r>
+        <w:rPr>
+          <w:rFonts w:ascii="Segoe UI" w:hAnsi="Segoe UI" w:cs="Segoe UI"/>
+          <w:sz w:val="20"/>
+          <w:szCs w:val="20"/>
+        </w:rPr>
+        <w:t/>
+      </w:r>
+      <w:r>
+        <w:rPr>
+          <w:rFonts w:ascii="Segoe UI" w:hAnsi="Segoe UI" w:cs="Segoe UI"/>
+          <w:sz w:val="20"/>
+          <w:szCs w:val="20"/>
+        </w:rPr>
+        <w:t xml:space="preserve"/>
+      </w:r>
+      <w:r>
+        <w:rPr>
+          <w:rFonts w:ascii="Segoe UI" w:hAnsi="Segoe UI" w:cs="Segoe UI"/>
+          <w:sz w:val="20"/>
+          <w:szCs w:val="20"/>
+        </w:rPr>
+        <w:t/>
       </w:r>
       <w:r>
         <w:rPr>
@@ -13401,31 +13401,31 @@
           <w:sz w:val="20"/>
           <w:szCs w:val="20"/>
         </w:rPr>
-        <w:t xml:space="preserve"> </w:t>
-      </w:r>
-      <w:r>
-        <w:rPr>
-          <w:rFonts w:ascii="Segoe UI" w:hAnsi="Segoe UI" w:cs="Segoe UI"/>
-          <w:sz w:val="20"/>
-          <w:szCs w:val="20"/>
-        </w:rPr>
-        <w:t xml:space="preserve">o powierzchni użytkowej od </w:t>
-      </w:r>
-      <w:r>
-        <w:rPr>
-          <w:rFonts w:ascii="Segoe UI" w:hAnsi="Segoe UI" w:cs="Segoe UI"/>
-          <w:sz w:val="20"/>
-          <w:szCs w:val="20"/>
-        </w:rPr>
-        <w:t>50,13</w:t>
-      </w:r>
-      <w:r>
-        <w:rPr>
-          <w:rFonts w:ascii="Segoe UI" w:hAnsi="Segoe UI" w:cs="Segoe UI"/>
-          <w:sz w:val="20"/>
-          <w:szCs w:val="20"/>
-        </w:rPr>
-        <w:t xml:space="preserve"> m</w:t>
+        <w:t xml:space="preserve"/>
+      </w:r>
+      <w:r>
+        <w:rPr>
+          <w:rFonts w:ascii="Segoe UI" w:hAnsi="Segoe UI" w:cs="Segoe UI"/>
+          <w:sz w:val="20"/>
+          <w:szCs w:val="20"/>
+        </w:rPr>
+        <w:t xml:space="preserve"/>
+      </w:r>
+      <w:r>
+        <w:rPr>
+          <w:rFonts w:ascii="Segoe UI" w:hAnsi="Segoe UI" w:cs="Segoe UI"/>
+          <w:sz w:val="20"/>
+          <w:szCs w:val="20"/>
+        </w:rPr>
+        <w:t/>
+      </w:r>
+      <w:r>
+        <w:rPr>
+          <w:rFonts w:ascii="Segoe UI" w:hAnsi="Segoe UI" w:cs="Segoe UI"/>
+          <w:sz w:val="20"/>
+          <w:szCs w:val="20"/>
+        </w:rPr>
+        <w:t xml:space="preserve"/>
       </w:r>
       <w:r>
         <w:rPr>
@@ -13434,31 +13434,31 @@
           <w:szCs w:val="20"/>
           <w:vertAlign w:val="superscript"/>
         </w:rPr>
-        <w:t>2</w:t>
-      </w:r>
-      <w:r>
-        <w:rPr>
-          <w:rFonts w:ascii="Segoe UI" w:hAnsi="Segoe UI" w:cs="Segoe UI"/>
-          <w:sz w:val="20"/>
-          <w:szCs w:val="20"/>
-        </w:rPr>
-        <w:t xml:space="preserve"> do </w:t>
-      </w:r>
-      <w:r>
-        <w:rPr>
-          <w:rFonts w:ascii="Segoe UI" w:hAnsi="Segoe UI" w:cs="Segoe UI"/>
-          <w:sz w:val="20"/>
-          <w:szCs w:val="20"/>
-        </w:rPr>
-        <w:t>76,41</w:t>
-      </w:r>
-      <w:r>
-        <w:rPr>
-          <w:rFonts w:ascii="Segoe UI" w:hAnsi="Segoe UI" w:cs="Segoe UI"/>
-          <w:sz w:val="20"/>
-          <w:szCs w:val="20"/>
-        </w:rPr>
-        <w:t xml:space="preserve"> m</w:t>
+        <w:t/>
+      </w:r>
+      <w:r>
+        <w:rPr>
+          <w:rFonts w:ascii="Segoe UI" w:hAnsi="Segoe UI" w:cs="Segoe UI"/>
+          <w:sz w:val="20"/>
+          <w:szCs w:val="20"/>
+        </w:rPr>
+        <w:t xml:space="preserve"/>
+      </w:r>
+      <w:r>
+        <w:rPr>
+          <w:rFonts w:ascii="Segoe UI" w:hAnsi="Segoe UI" w:cs="Segoe UI"/>
+          <w:sz w:val="20"/>
+          <w:szCs w:val="20"/>
+        </w:rPr>
+        <w:t/>
+      </w:r>
+      <w:r>
+        <w:rPr>
+          <w:rFonts w:ascii="Segoe UI" w:hAnsi="Segoe UI" w:cs="Segoe UI"/>
+          <w:sz w:val="20"/>
+          <w:szCs w:val="20"/>
+        </w:rPr>
+        <w:t xml:space="preserve"/>
       </w:r>
       <w:r>
         <w:rPr>
@@ -13467,47 +13467,47 @@
           <w:szCs w:val="20"/>
           <w:vertAlign w:val="superscript"/>
         </w:rPr>
-        <w:t>2</w:t>
-      </w:r>
-      <w:r>
-        <w:rPr>
-          <w:rFonts w:ascii="Segoe UI" w:hAnsi="Segoe UI" w:cs="Segoe UI"/>
-          <w:sz w:val="20"/>
-          <w:szCs w:val="20"/>
-        </w:rPr>
-        <w:t xml:space="preserve">. Jednostkowe ceny transakcyjne znajdowały się w przedziale od </w:t>
-      </w:r>
-      <w:r>
-        <w:rPr>
-          <w:rFonts w:ascii="Segoe UI" w:hAnsi="Segoe UI" w:cs="Segoe UI"/>
-          <w:sz w:val="20"/>
-          <w:szCs w:val="20"/>
-        </w:rPr>
-        <w:t>10 967,74</w:t>
-      </w:r>
-      <w:r>
-        <w:rPr>
-          <w:rFonts w:ascii="Segoe UI" w:hAnsi="Segoe UI" w:cs="Segoe UI"/>
-          <w:sz w:val="20"/>
-          <w:szCs w:val="20"/>
-        </w:rPr>
-        <w:t xml:space="preserve"> zł do </w:t>
-      </w:r>
-      <w:r>
-        <w:rPr>
-          <w:rFonts w:ascii="Segoe UI" w:hAnsi="Segoe UI" w:cs="Segoe UI"/>
-          <w:sz w:val="20"/>
-          <w:szCs w:val="20"/>
-        </w:rPr>
-        <w:t>15 112,59</w:t>
-      </w:r>
-      <w:r>
-        <w:rPr>
-          <w:rFonts w:ascii="Segoe UI" w:hAnsi="Segoe UI" w:cs="Segoe UI"/>
-          <w:sz w:val="20"/>
-          <w:szCs w:val="20"/>
-        </w:rPr>
-        <w:t xml:space="preserve"> zł za 1 m</w:t>
+        <w:t/>
+      </w:r>
+      <w:r>
+        <w:rPr>
+          <w:rFonts w:ascii="Segoe UI" w:hAnsi="Segoe UI" w:cs="Segoe UI"/>
+          <w:sz w:val="20"/>
+          <w:szCs w:val="20"/>
+        </w:rPr>
+        <w:t xml:space="preserve"/>
+      </w:r>
+      <w:r>
+        <w:rPr>
+          <w:rFonts w:ascii="Segoe UI" w:hAnsi="Segoe UI" w:cs="Segoe UI"/>
+          <w:sz w:val="20"/>
+          <w:szCs w:val="20"/>
+        </w:rPr>
+        <w:t/>
+      </w:r>
+      <w:r>
+        <w:rPr>
+          <w:rFonts w:ascii="Segoe UI" w:hAnsi="Segoe UI" w:cs="Segoe UI"/>
+          <w:sz w:val="20"/>
+          <w:szCs w:val="20"/>
+        </w:rPr>
+        <w:t xml:space="preserve"/>
+      </w:r>
+      <w:r>
+        <w:rPr>
+          <w:rFonts w:ascii="Segoe UI" w:hAnsi="Segoe UI" w:cs="Segoe UI"/>
+          <w:sz w:val="20"/>
+          <w:szCs w:val="20"/>
+        </w:rPr>
+        <w:t/>
+      </w:r>
+      <w:r>
+        <w:rPr>
+          <w:rFonts w:ascii="Segoe UI" w:hAnsi="Segoe UI" w:cs="Segoe UI"/>
+          <w:sz w:val="20"/>
+          <w:szCs w:val="20"/>
+        </w:rPr>
+        <w:t xml:space="preserve"/>
       </w:r>
       <w:r>
         <w:rPr>
@@ -13516,31 +13516,31 @@
           <w:szCs w:val="20"/>
           <w:vertAlign w:val="superscript"/>
         </w:rPr>
-        <w:t>2</w:t>
-      </w:r>
-      <w:r>
-        <w:rPr>
-          <w:rFonts w:ascii="Segoe UI" w:hAnsi="Segoe UI" w:cs="Segoe UI"/>
-          <w:sz w:val="20"/>
-          <w:szCs w:val="20"/>
-        </w:rPr>
-        <w:t xml:space="preserve"> powierzchni użytkowej lokalu. Średnia cena została ustalona na poziomie </w:t>
-      </w:r>
-      <w:r>
-        <w:rPr>
-          <w:rFonts w:ascii="Segoe UI" w:hAnsi="Segoe UI" w:cs="Segoe UI"/>
-          <w:sz w:val="20"/>
-          <w:szCs w:val="20"/>
-        </w:rPr>
-        <w:t>13 150,13</w:t>
-      </w:r>
-      <w:r>
-        <w:rPr>
-          <w:rFonts w:ascii="Segoe UI" w:hAnsi="Segoe UI" w:cs="Segoe UI"/>
-          <w:sz w:val="20"/>
-          <w:szCs w:val="20"/>
-        </w:rPr>
-        <w:t xml:space="preserve"> zł za 1 m</w:t>
+        <w:t/>
+      </w:r>
+      <w:r>
+        <w:rPr>
+          <w:rFonts w:ascii="Segoe UI" w:hAnsi="Segoe UI" w:cs="Segoe UI"/>
+          <w:sz w:val="20"/>
+          <w:szCs w:val="20"/>
+        </w:rPr>
+        <w:t xml:space="preserve"/>
+      </w:r>
+      <w:r>
+        <w:rPr>
+          <w:rFonts w:ascii="Segoe UI" w:hAnsi="Segoe UI" w:cs="Segoe UI"/>
+          <w:sz w:val="20"/>
+          <w:szCs w:val="20"/>
+        </w:rPr>
+        <w:t/>
+      </w:r>
+      <w:r>
+        <w:rPr>
+          <w:rFonts w:ascii="Segoe UI" w:hAnsi="Segoe UI" w:cs="Segoe UI"/>
+          <w:sz w:val="20"/>
+          <w:szCs w:val="20"/>
+        </w:rPr>
+        <w:t xml:space="preserve"/>
       </w:r>
       <w:r>
         <w:rPr>
@@ -13549,71 +13549,71 @@
           <w:szCs w:val="20"/>
           <w:vertAlign w:val="superscript"/>
         </w:rPr>
-        <w:t>2</w:t>
-      </w:r>
-      <w:r>
-        <w:rPr>
-          <w:rFonts w:ascii="Segoe UI" w:hAnsi="Segoe UI" w:cs="Segoe UI"/>
-          <w:sz w:val="20"/>
-          <w:szCs w:val="20"/>
-        </w:rPr>
-        <w:t xml:space="preserve">. Ceny transakcyjne kształtowały się od </w:t>
-      </w:r>
-      <w:r>
-        <w:rPr>
-          <w:rFonts w:ascii="Segoe UI" w:hAnsi="Segoe UI" w:cs="Segoe UI"/>
-          <w:sz w:val="20"/>
-          <w:szCs w:val="20"/>
-        </w:rPr>
-        <w:t>675</w:t>
-      </w:r>
-      <w:r>
-        <w:rPr>
-          <w:rFonts w:ascii="Segoe UI" w:hAnsi="Segoe UI" w:cs="Segoe UI"/>
-          <w:sz w:val="20"/>
-          <w:szCs w:val="20"/>
-        </w:rPr>
-        <w:t xml:space="preserve"> 000</w:t>
-      </w:r>
-      <w:r>
-        <w:rPr>
-          <w:rFonts w:ascii="Segoe UI" w:hAnsi="Segoe UI" w:cs="Segoe UI"/>
-          <w:sz w:val="20"/>
-          <w:szCs w:val="20"/>
-        </w:rPr>
-        <w:t xml:space="preserve"> zł do </w:t>
-      </w:r>
-      <w:r>
-        <w:rPr>
-          <w:rFonts w:ascii="Segoe UI" w:hAnsi="Segoe UI" w:cs="Segoe UI"/>
-          <w:sz w:val="20"/>
-          <w:szCs w:val="20"/>
-        </w:rPr>
-        <w:t>1 040</w:t>
-      </w:r>
-      <w:r>
-        <w:rPr>
-          <w:rFonts w:ascii="Segoe UI" w:hAnsi="Segoe UI" w:cs="Segoe UI"/>
-          <w:sz w:val="20"/>
-          <w:szCs w:val="20"/>
-        </w:rPr>
-        <w:t xml:space="preserve"> 000 zł. Średnia cena wyniosła </w:t>
-      </w:r>
-      <w:r>
-        <w:rPr>
-          <w:rFonts w:ascii="Segoe UI" w:hAnsi="Segoe UI" w:cs="Segoe UI"/>
-          <w:sz w:val="20"/>
-          <w:szCs w:val="20"/>
-        </w:rPr>
-        <w:t>844 421</w:t>
-      </w:r>
-      <w:r>
-        <w:rPr>
-          <w:rFonts w:ascii="Segoe UI" w:hAnsi="Segoe UI" w:cs="Segoe UI"/>
-          <w:sz w:val="20"/>
-          <w:szCs w:val="20"/>
-        </w:rPr>
-        <w:t xml:space="preserve"> zł. </w:t>
+        <w:t/>
+      </w:r>
+      <w:r>
+        <w:rPr>
+          <w:rFonts w:ascii="Segoe UI" w:hAnsi="Segoe UI" w:cs="Segoe UI"/>
+          <w:sz w:val="20"/>
+          <w:szCs w:val="20"/>
+        </w:rPr>
+        <w:t xml:space="preserve"/>
+      </w:r>
+      <w:r>
+        <w:rPr>
+          <w:rFonts w:ascii="Segoe UI" w:hAnsi="Segoe UI" w:cs="Segoe UI"/>
+          <w:sz w:val="20"/>
+          <w:szCs w:val="20"/>
+        </w:rPr>
+        <w:t/>
+      </w:r>
+      <w:r>
+        <w:rPr>
+          <w:rFonts w:ascii="Segoe UI" w:hAnsi="Segoe UI" w:cs="Segoe UI"/>
+          <w:sz w:val="20"/>
+          <w:szCs w:val="20"/>
+        </w:rPr>
+        <w:t xml:space="preserve"/>
+      </w:r>
+      <w:r>
+        <w:rPr>
+          <w:rFonts w:ascii="Segoe UI" w:hAnsi="Segoe UI" w:cs="Segoe UI"/>
+          <w:sz w:val="20"/>
+          <w:szCs w:val="20"/>
+        </w:rPr>
+        <w:t xml:space="preserve"/>
+      </w:r>
+      <w:r>
+        <w:rPr>
+          <w:rFonts w:ascii="Segoe UI" w:hAnsi="Segoe UI" w:cs="Segoe UI"/>
+          <w:sz w:val="20"/>
+          <w:szCs w:val="20"/>
+        </w:rPr>
+        <w:t/>
+      </w:r>
+      <w:r>
+        <w:rPr>
+          <w:rFonts w:ascii="Segoe UI" w:hAnsi="Segoe UI" w:cs="Segoe UI"/>
+          <w:sz w:val="20"/>
+          <w:szCs w:val="20"/>
+        </w:rPr>
+        <w:t xml:space="preserve"/>
+      </w:r>
+      <w:r>
+        <w:rPr>
+          <w:rFonts w:ascii="Segoe UI" w:hAnsi="Segoe UI" w:cs="Segoe UI"/>
+          <w:sz w:val="20"/>
+          <w:szCs w:val="20"/>
+        </w:rPr>
+        <w:t/>
+      </w:r>
+      <w:r>
+        <w:rPr>
+          <w:rFonts w:ascii="Segoe UI" w:hAnsi="Segoe UI" w:cs="Segoe UI"/>
+          <w:sz w:val="20"/>
+          <w:szCs w:val="20"/>
+        </w:rPr>
+        <w:t xml:space="preserve"/>
       </w:r>
     </w:p>
     <w:p>
@@ -13737,7 +13737,7 @@
           <w:sz w:val="20"/>
           <w:szCs w:val="20"/>
         </w:rPr>
-        <w:t>W próbie znalazły się nieruchomości lokalowe o funkcji mieszkalnej</w:t>
+        <w:t xml:space="preserve">W próbie znalazły się nieruchomości lokalowe o funkcji mieszkalnej, położone w budynkach mieszkalnych o powierzchni użytkowej od 61,35 m2 do 76,41 m2. Jednostkowe ceny transakcyjne lokali mieszkalnych znajdowały się w przedziale od {cena_min} zł do {cena_max} zł za 1 m2 powierzchni użytkowej lokalu. Średnia cena została ustalona na poziomie {cena_sr} zł za 1 m2.</w:t>
       </w:r>
       <w:r>
         <w:rPr>
@@ -13745,31 +13745,31 @@
           <w:sz w:val="20"/>
           <w:szCs w:val="20"/>
         </w:rPr>
-        <w:t xml:space="preserve">, położone w budynkach mieszkalnych </w:t>
-      </w:r>
-      <w:r>
-        <w:rPr>
-          <w:rFonts w:ascii="Segoe UI" w:hAnsi="Segoe UI" w:cs="Segoe UI"/>
-          <w:sz w:val="20"/>
-          <w:szCs w:val="20"/>
-        </w:rPr>
-        <w:t xml:space="preserve">o powierzchni użytkowej od </w:t>
-      </w:r>
-      <w:r>
-        <w:rPr>
-          <w:rFonts w:ascii="Segoe UI" w:hAnsi="Segoe UI" w:cs="Segoe UI"/>
-          <w:sz w:val="20"/>
-          <w:szCs w:val="20"/>
-        </w:rPr>
-        <w:t>61,35</w:t>
-      </w:r>
-      <w:r>
-        <w:rPr>
-          <w:rFonts w:ascii="Segoe UI" w:hAnsi="Segoe UI" w:cs="Segoe UI"/>
-          <w:sz w:val="20"/>
-          <w:szCs w:val="20"/>
-        </w:rPr>
-        <w:t xml:space="preserve"> m</w:t>
+        <w:t xml:space="preserve"/>
+      </w:r>
+      <w:r>
+        <w:rPr>
+          <w:rFonts w:ascii="Segoe UI" w:hAnsi="Segoe UI" w:cs="Segoe UI"/>
+          <w:sz w:val="20"/>
+          <w:szCs w:val="20"/>
+        </w:rPr>
+        <w:t xml:space="preserve"/>
+      </w:r>
+      <w:r>
+        <w:rPr>
+          <w:rFonts w:ascii="Segoe UI" w:hAnsi="Segoe UI" w:cs="Segoe UI"/>
+          <w:sz w:val="20"/>
+          <w:szCs w:val="20"/>
+        </w:rPr>
+        <w:t/>
+      </w:r>
+      <w:r>
+        <w:rPr>
+          <w:rFonts w:ascii="Segoe UI" w:hAnsi="Segoe UI" w:cs="Segoe UI"/>
+          <w:sz w:val="20"/>
+          <w:szCs w:val="20"/>
+        </w:rPr>
+        <w:t xml:space="preserve"/>
       </w:r>
       <w:r>
         <w:rPr>
@@ -13778,31 +13778,31 @@
           <w:szCs w:val="20"/>
           <w:vertAlign w:val="superscript"/>
         </w:rPr>
-        <w:t>2</w:t>
-      </w:r>
-      <w:r>
-        <w:rPr>
-          <w:rFonts w:ascii="Segoe UI" w:hAnsi="Segoe UI" w:cs="Segoe UI"/>
-          <w:sz w:val="20"/>
-          <w:szCs w:val="20"/>
-        </w:rPr>
-        <w:t xml:space="preserve"> do </w:t>
-      </w:r>
-      <w:r>
-        <w:rPr>
-          <w:rFonts w:ascii="Segoe UI" w:hAnsi="Segoe UI" w:cs="Segoe UI"/>
-          <w:sz w:val="20"/>
-          <w:szCs w:val="20"/>
-        </w:rPr>
-        <w:t>76,41</w:t>
-      </w:r>
-      <w:r>
-        <w:rPr>
-          <w:rFonts w:ascii="Segoe UI" w:hAnsi="Segoe UI" w:cs="Segoe UI"/>
-          <w:sz w:val="20"/>
-          <w:szCs w:val="20"/>
-        </w:rPr>
-        <w:t xml:space="preserve"> m</w:t>
+        <w:t/>
+      </w:r>
+      <w:r>
+        <w:rPr>
+          <w:rFonts w:ascii="Segoe UI" w:hAnsi="Segoe UI" w:cs="Segoe UI"/>
+          <w:sz w:val="20"/>
+          <w:szCs w:val="20"/>
+        </w:rPr>
+        <w:t xml:space="preserve"/>
+      </w:r>
+      <w:r>
+        <w:rPr>
+          <w:rFonts w:ascii="Segoe UI" w:hAnsi="Segoe UI" w:cs="Segoe UI"/>
+          <w:sz w:val="20"/>
+          <w:szCs w:val="20"/>
+        </w:rPr>
+        <w:t/>
+      </w:r>
+      <w:r>
+        <w:rPr>
+          <w:rFonts w:ascii="Segoe UI" w:hAnsi="Segoe UI" w:cs="Segoe UI"/>
+          <w:sz w:val="20"/>
+          <w:szCs w:val="20"/>
+        </w:rPr>
+        <w:t xml:space="preserve"/>
       </w:r>
       <w:r>
         <w:rPr>
@@ -13811,55 +13811,55 @@
           <w:szCs w:val="20"/>
           <w:vertAlign w:val="superscript"/>
         </w:rPr>
-        <w:t>2</w:t>
-      </w:r>
-      <w:r>
-        <w:rPr>
-          <w:rFonts w:ascii="Segoe UI" w:hAnsi="Segoe UI" w:cs="Segoe UI"/>
-          <w:sz w:val="20"/>
-          <w:szCs w:val="20"/>
-        </w:rPr>
-        <w:t xml:space="preserve">. Jednostkowe ceny transakcyjne lokali mieszkalnych znajdowały się w przedziale od </w:t>
-      </w:r>
-      <w:r>
-        <w:rPr>
-          <w:rFonts w:ascii="Segoe UI" w:hAnsi="Segoe UI" w:cs="Segoe UI"/>
-          <w:sz w:val="20"/>
-          <w:szCs w:val="20"/>
-        </w:rPr>
-        <w:t xml:space="preserve">{cena_min}</w:t>
-      </w:r>
-      <w:r>
-        <w:rPr>
-          <w:rFonts w:ascii="Segoe UI" w:hAnsi="Segoe UI" w:cs="Segoe UI"/>
-          <w:sz w:val="20"/>
-          <w:szCs w:val="20"/>
-        </w:rPr>
-        <w:t xml:space="preserve"> </w:t>
-      </w:r>
-      <w:r>
-        <w:rPr>
-          <w:rFonts w:ascii="Segoe UI" w:hAnsi="Segoe UI" w:cs="Segoe UI"/>
-          <w:sz w:val="20"/>
-          <w:szCs w:val="20"/>
-        </w:rPr>
-        <w:t xml:space="preserve">zł do </w:t>
-      </w:r>
-      <w:r>
-        <w:rPr>
-          <w:rFonts w:ascii="Segoe UI" w:hAnsi="Segoe UI" w:cs="Segoe UI"/>
-          <w:sz w:val="20"/>
-          <w:szCs w:val="20"/>
-        </w:rPr>
-        <w:t xml:space="preserve">{cena_max}</w:t>
-      </w:r>
-      <w:r>
-        <w:rPr>
-          <w:rFonts w:ascii="Segoe UI" w:hAnsi="Segoe UI" w:cs="Segoe UI"/>
-          <w:sz w:val="20"/>
-          <w:szCs w:val="20"/>
-        </w:rPr>
-        <w:t xml:space="preserve"> zł za 1 m</w:t>
+        <w:t/>
+      </w:r>
+      <w:r>
+        <w:rPr>
+          <w:rFonts w:ascii="Segoe UI" w:hAnsi="Segoe UI" w:cs="Segoe UI"/>
+          <w:sz w:val="20"/>
+          <w:szCs w:val="20"/>
+        </w:rPr>
+        <w:t xml:space="preserve"/>
+      </w:r>
+      <w:r>
+        <w:rPr>
+          <w:rFonts w:ascii="Segoe UI" w:hAnsi="Segoe UI" w:cs="Segoe UI"/>
+          <w:sz w:val="20"/>
+          <w:szCs w:val="20"/>
+        </w:rPr>
+        <w:t/>
+      </w:r>
+      <w:r>
+        <w:rPr>
+          <w:rFonts w:ascii="Segoe UI" w:hAnsi="Segoe UI" w:cs="Segoe UI"/>
+          <w:sz w:val="20"/>
+          <w:szCs w:val="20"/>
+        </w:rPr>
+        <w:t xml:space="preserve"/>
+      </w:r>
+      <w:r>
+        <w:rPr>
+          <w:rFonts w:ascii="Segoe UI" w:hAnsi="Segoe UI" w:cs="Segoe UI"/>
+          <w:sz w:val="20"/>
+          <w:szCs w:val="20"/>
+        </w:rPr>
+        <w:t xml:space="preserve"/>
+      </w:r>
+      <w:r>
+        <w:rPr>
+          <w:rFonts w:ascii="Segoe UI" w:hAnsi="Segoe UI" w:cs="Segoe UI"/>
+          <w:sz w:val="20"/>
+          <w:szCs w:val="20"/>
+        </w:rPr>
+        <w:t/>
+      </w:r>
+      <w:r>
+        <w:rPr>
+          <w:rFonts w:ascii="Segoe UI" w:hAnsi="Segoe UI" w:cs="Segoe UI"/>
+          <w:sz w:val="20"/>
+          <w:szCs w:val="20"/>
+        </w:rPr>
+        <w:t xml:space="preserve"/>
       </w:r>
       <w:r>
         <w:rPr>
@@ -13868,31 +13868,31 @@
           <w:szCs w:val="20"/>
           <w:vertAlign w:val="superscript"/>
         </w:rPr>
-        <w:t>2</w:t>
-      </w:r>
-      <w:r>
-        <w:rPr>
-          <w:rFonts w:ascii="Segoe UI" w:hAnsi="Segoe UI" w:cs="Segoe UI"/>
-          <w:sz w:val="20"/>
-          <w:szCs w:val="20"/>
-        </w:rPr>
-        <w:t xml:space="preserve"> powierzchni użytkowej lokalu. Średnia cena została ustalona na poziomie </w:t>
-      </w:r>
-      <w:r>
-        <w:rPr>
-          <w:rFonts w:ascii="Segoe UI" w:hAnsi="Segoe UI" w:cs="Segoe UI"/>
-          <w:sz w:val="20"/>
-          <w:szCs w:val="20"/>
-        </w:rPr>
-        <w:t xml:space="preserve">{cena_sr}</w:t>
-      </w:r>
-      <w:r>
-        <w:rPr>
-          <w:rFonts w:ascii="Segoe UI" w:hAnsi="Segoe UI" w:cs="Segoe UI"/>
-          <w:sz w:val="20"/>
-          <w:szCs w:val="20"/>
-        </w:rPr>
-        <w:t xml:space="preserve"> zł za 1 m</w:t>
+        <w:t/>
+      </w:r>
+      <w:r>
+        <w:rPr>
+          <w:rFonts w:ascii="Segoe UI" w:hAnsi="Segoe UI" w:cs="Segoe UI"/>
+          <w:sz w:val="20"/>
+          <w:szCs w:val="20"/>
+        </w:rPr>
+        <w:t xml:space="preserve"/>
+      </w:r>
+      <w:r>
+        <w:rPr>
+          <w:rFonts w:ascii="Segoe UI" w:hAnsi="Segoe UI" w:cs="Segoe UI"/>
+          <w:sz w:val="20"/>
+          <w:szCs w:val="20"/>
+        </w:rPr>
+        <w:t/>
+      </w:r>
+      <w:r>
+        <w:rPr>
+          <w:rFonts w:ascii="Segoe UI" w:hAnsi="Segoe UI" w:cs="Segoe UI"/>
+          <w:sz w:val="20"/>
+          <w:szCs w:val="20"/>
+        </w:rPr>
+        <w:t xml:space="preserve"/>
       </w:r>
       <w:r>
         <w:rPr>
@@ -13901,63 +13901,63 @@
           <w:szCs w:val="20"/>
           <w:vertAlign w:val="superscript"/>
         </w:rPr>
-        <w:t>2</w:t>
-      </w:r>
-      <w:r>
-        <w:rPr>
-          <w:rFonts w:ascii="Segoe UI" w:hAnsi="Segoe UI" w:cs="Segoe UI"/>
-          <w:sz w:val="20"/>
-          <w:szCs w:val="20"/>
-        </w:rPr>
-        <w:t xml:space="preserve">. Ceny transakcyjne kształtowały się od </w:t>
-      </w:r>
-      <w:r>
-        <w:rPr>
-          <w:rFonts w:ascii="Segoe UI" w:hAnsi="Segoe UI" w:cs="Segoe UI"/>
-          <w:sz w:val="20"/>
-          <w:szCs w:val="20"/>
-        </w:rPr>
-        <w:t>740 000</w:t>
-      </w:r>
-      <w:r>
-        <w:rPr>
-          <w:rFonts w:ascii="Segoe UI" w:hAnsi="Segoe UI" w:cs="Segoe UI"/>
-          <w:sz w:val="20"/>
-          <w:szCs w:val="20"/>
-        </w:rPr>
-        <w:t xml:space="preserve"> zł do </w:t>
-      </w:r>
-      <w:r>
-        <w:rPr>
-          <w:rFonts w:ascii="Segoe UI" w:hAnsi="Segoe UI" w:cs="Segoe UI"/>
-          <w:sz w:val="20"/>
-          <w:szCs w:val="20"/>
-        </w:rPr>
-        <w:t>1 040 000</w:t>
-      </w:r>
-      <w:r>
-        <w:rPr>
-          <w:rFonts w:ascii="Segoe UI" w:hAnsi="Segoe UI" w:cs="Segoe UI"/>
-          <w:sz w:val="20"/>
-          <w:szCs w:val="20"/>
-        </w:rPr>
-        <w:t xml:space="preserve"> zł. Średnia cena wyniosła </w:t>
-      </w:r>
-      <w:r>
-        <w:rPr>
-          <w:rFonts w:ascii="Segoe UI" w:hAnsi="Segoe UI" w:cs="Segoe UI"/>
-          <w:sz w:val="20"/>
-          <w:szCs w:val="20"/>
-        </w:rPr>
-        <w:t>874 333</w:t>
-      </w:r>
-      <w:r>
-        <w:rPr>
-          <w:rFonts w:ascii="Segoe UI" w:hAnsi="Segoe UI" w:cs="Segoe UI"/>
-          <w:sz w:val="20"/>
-          <w:szCs w:val="20"/>
-        </w:rPr>
-        <w:t xml:space="preserve"> zł.</w:t>
+        <w:t/>
+      </w:r>
+      <w:r>
+        <w:rPr>
+          <w:rFonts w:ascii="Segoe UI" w:hAnsi="Segoe UI" w:cs="Segoe UI"/>
+          <w:sz w:val="20"/>
+          <w:szCs w:val="20"/>
+        </w:rPr>
+        <w:t xml:space="preserve"/>
+      </w:r>
+      <w:r>
+        <w:rPr>
+          <w:rFonts w:ascii="Segoe UI" w:hAnsi="Segoe UI" w:cs="Segoe UI"/>
+          <w:sz w:val="20"/>
+          <w:szCs w:val="20"/>
+        </w:rPr>
+        <w:t/>
+      </w:r>
+      <w:r>
+        <w:rPr>
+          <w:rFonts w:ascii="Segoe UI" w:hAnsi="Segoe UI" w:cs="Segoe UI"/>
+          <w:sz w:val="20"/>
+          <w:szCs w:val="20"/>
+        </w:rPr>
+        <w:t xml:space="preserve"/>
+      </w:r>
+      <w:r>
+        <w:rPr>
+          <w:rFonts w:ascii="Segoe UI" w:hAnsi="Segoe UI" w:cs="Segoe UI"/>
+          <w:sz w:val="20"/>
+          <w:szCs w:val="20"/>
+        </w:rPr>
+        <w:t/>
+      </w:r>
+      <w:r>
+        <w:rPr>
+          <w:rFonts w:ascii="Segoe UI" w:hAnsi="Segoe UI" w:cs="Segoe UI"/>
+          <w:sz w:val="20"/>
+          <w:szCs w:val="20"/>
+        </w:rPr>
+        <w:t xml:space="preserve"/>
+      </w:r>
+      <w:r>
+        <w:rPr>
+          <w:rFonts w:ascii="Segoe UI" w:hAnsi="Segoe UI" w:cs="Segoe UI"/>
+          <w:sz w:val="20"/>
+          <w:szCs w:val="20"/>
+        </w:rPr>
+        <w:t/>
+      </w:r>
+      <w:r>
+        <w:rPr>
+          <w:rFonts w:ascii="Segoe UI" w:hAnsi="Segoe UI" w:cs="Segoe UI"/>
+          <w:sz w:val="20"/>
+          <w:szCs w:val="20"/>
+        </w:rPr>
+        <w:t xml:space="preserve"/>
       </w:r>
     </w:p>
     <w:p>
@@ -19408,7 +19408,7 @@
           <w:sz w:val="20"/>
           <w:szCs w:val="20"/>
         </w:rPr>
-        <w:t xml:space="preserve">Wyceniana nieruchomość mieści się w zbiorze zebranych transakcji, co jest adekwatne w stosunku do sytuacji na lokalnym rynku nieruchomości. Ponadto, dokonano analizy rynku ofertowego lokali mieszkalnych, położonych w rejonie wycenianej nieruchomości. Ceny ofertowe w przeliczeniu na 1 m2 znajdowały się w przedziale od około 14 800 zł/ m2 do około 18 169 zł/ m2. Należy podkreślić, iż ceny ofertowe podlegają negocjacjom cenowym. Reasumując, wynik uznaje się za bliski cenie możliwej do osiągnięcia w obrocie nieruchomościami na rynku lokalnym, potwierdzony i uzasadniony.</w:t>
+        <w:t xml:space="preserve">Wyceniana nieruchomość mieści się w zbiorze zebranych transakcji, co jest adekwatne w stosunku do sytuacji na lokalnym rynku nieruchomości. Ponadto, dokonano analizy rynku ofertowego lokali mieszkalnych, położonych w rejonie wycenianej nieruchomości. Jednostkowe ceny transakcyjne w analizowanym zbiorze znajdowały się w przedziale od {cena_min} zł/m2 do {cena_max} zł/m2. Należy podkreślić, iż ceny ofertowe podlegają negocjacjom cenowym. Reasumując, wynik uznaje się za bliski cenie możliwej do osiągnięcia w obrocie nieruchomościami na rynku lokalnym, potwierdzony i uzasadniony.</w:t>
       </w:r>
       <w:r>
         <w:rPr>

--- a/apps/web/templates/operat-szablon.docx
+++ b/apps/web/templates/operat-szablon.docx
@@ -15408,7 +15408,7 @@
           <w:sz w:val="22"/>
           <w:szCs w:val="22"/>
         </w:rPr>
-        <w:t>Charakterystyka wycenianego lokalu mieszalnego i lokali przyjętych do porównań w aspekcie cech rynkowych</w:t>
+        <w:t xml:space="preserve">Charakterystyka wycenianego lokalu mieszkalnego i lokali przyjętych do porównań w aspekcie cech rynkowych</w:t>
       </w:r>
     </w:p>
     <w:p>
@@ -25151,16 +25151,4 @@
     </a:ext>
   </a:extLst>
 </a:theme>
-</file>
-
-<file path=customXml/item1.xml><?xml version="1.0" encoding="utf-8"?>
-<b:Sources xmlns:b="http://schemas.openxmlformats.org/officeDocument/2006/bibliography" xmlns="http://schemas.openxmlformats.org/officeDocument/2006/bibliography" SelectedStyle="\APASixthEditionOfficeOnline.xsl" StyleName="APA" Version="6"/>
-</file>
-
-<file path=customXml/itemProps1.xml><?xml version="1.0" encoding="utf-8"?>
-<ds:datastoreItem xmlns:ds="http://schemas.openxmlformats.org/officeDocument/2006/customXml" ds:itemID="{5B9DA81D-216C-4681-A79C-B23F1A38B8DA}">
-  <ds:schemaRefs>
-    <ds:schemaRef ds:uri="http://schemas.openxmlformats.org/officeDocument/2006/bibliography"/>
-  </ds:schemaRefs>
-</ds:datastoreItem>
 </file>
--- a/apps/web/templates/operat-szablon.docx
+++ b/apps/web/templates/operat-szablon.docx
@@ -9485,6 +9485,21 @@
       </w:r>
     </w:p>
     <w:p>
+      <w:r>
+        <w:t xml:space="preserve">Dane ewidencyjne (EGiB): obręb {obreb}, arkusz mapy {arkusz}, działka nr {nr_dzialki}, powierzchnia ewidencyjna działki {pow_dzialki} ha, użytek {uzytek}.</w:t>
+      </w:r>
+    </w:p>
+    <w:p>
+      <w:r>
+        <w:t xml:space="preserve">Budynek: {budynek_rodzaj}, kondygnacje (nadziemne / podziemne): {kondygnacje}, rok budowy: {rok_budowy}.</w:t>
+      </w:r>
+    </w:p>
+    <w:p>
+      <w:r>
+        <w:t xml:space="preserve">Udział w nieruchomości wspólnej — wg odpisu księgi wieczystej.</w:t>
+      </w:r>
+    </w:p>
+    <w:p>
       <w:pPr>
         <w:pStyle w:val="iza2"/>
         <w:rPr>
@@ -10960,7 +10975,267 @@
           <w:sz w:val="20"/>
           <w:szCs w:val="20"/>
         </w:rPr>
-        <w:t xml:space="preserve">Wobec powyższego, przeznaczenie przedmiotowego terenu ustalono na podstawie zapisów obowiązującego miejscowego planu zagospodarowania przestrzennego. Szczegółowe oznaczenie planistyczne zostanie uzupełnione na podstawie dokumentacji planistycznej.</w:t>
+        <w:t xml:space="preserve">Przeznaczenie przedmiotowego terenu ustalono na podstawie dokumentacji planistycznej.</w:t>
+      </w:r>
+      <w:r>
+        <w:rPr>
+          <w:rFonts w:ascii="Segoe UI" w:hAnsi="Segoe UI" w:cs="Segoe UI"/>
+          <w:sz w:val="20"/>
+          <w:szCs w:val="20"/>
+        </w:rPr>
+        <w:t xml:space="preserve"/>
+      </w:r>
+      <w:r>
+        <w:rPr>
+          <w:rFonts w:ascii="Segoe UI" w:hAnsi="Segoe UI" w:cs="Segoe UI"/>
+          <w:sz w:val="20"/>
+          <w:szCs w:val="20"/>
+        </w:rPr>
+        <w:t xml:space="preserve"/>
+      </w:r>
+      <w:r>
+        <w:rPr>
+          <w:rFonts w:ascii="Segoe UI" w:hAnsi="Segoe UI" w:cs="Segoe UI"/>
+          <w:sz w:val="20"/>
+          <w:szCs w:val="20"/>
+        </w:rPr>
+        <w:t xml:space="preserve"/>
+      </w:r>
+      <w:r>
+        <w:rPr>
+          <w:rFonts w:ascii="Segoe UI" w:hAnsi="Segoe UI" w:cs="Segoe UI"/>
+          <w:sz w:val="20"/>
+          <w:szCs w:val="20"/>
+        </w:rPr>
+        <w:t xml:space="preserve"/>
+      </w:r>
+      <w:r>
+        <w:rPr>
+          <w:rFonts w:ascii="Segoe UI" w:hAnsi="Segoe UI" w:cs="Segoe UI"/>
+          <w:sz w:val="20"/>
+          <w:szCs w:val="20"/>
+        </w:rPr>
+        <w:t/>
+      </w:r>
+      <w:r>
+        <w:rPr>
+          <w:rFonts w:ascii="Segoe UI" w:hAnsi="Segoe UI" w:cs="Segoe UI"/>
+          <w:sz w:val="20"/>
+          <w:szCs w:val="20"/>
+        </w:rPr>
+        <w:t xml:space="preserve"/>
+      </w:r>
+      <w:r>
+        <w:rPr>
+          <w:rFonts w:ascii="Segoe UI" w:hAnsi="Segoe UI" w:cs="Segoe UI"/>
+          <w:sz w:val="20"/>
+          <w:szCs w:val="20"/>
+        </w:rPr>
+        <w:t xml:space="preserve"/>
+      </w:r>
+      <w:r>
+        <w:rPr>
+          <w:rFonts w:ascii="Segoe UI" w:hAnsi="Segoe UI" w:cs="Segoe UI"/>
+          <w:sz w:val="20"/>
+          <w:szCs w:val="20"/>
+        </w:rPr>
+        <w:t xml:space="preserve"/>
+      </w:r>
+      <w:r>
+        <w:rPr>
+          <w:rFonts w:ascii="Segoe UI" w:hAnsi="Segoe UI" w:cs="Segoe UI"/>
+          <w:sz w:val="20"/>
+          <w:szCs w:val="20"/>
+          <w:u w:val="single"/>
+        </w:rPr>
+        <w:t/>
+      </w:r>
+      <w:r>
+        <w:rPr>
+          <w:rFonts w:ascii="Segoe UI" w:hAnsi="Segoe UI" w:cs="Segoe UI"/>
+          <w:sz w:val="20"/>
+          <w:szCs w:val="20"/>
+          <w:u w:val="single"/>
+        </w:rPr>
+        <w:t/>
+      </w:r>
+      <w:r>
+        <w:rPr>
+          <w:rFonts w:ascii="Segoe UI" w:hAnsi="Segoe UI" w:cs="Segoe UI"/>
+          <w:sz w:val="20"/>
+          <w:szCs w:val="20"/>
+          <w:u w:val="single"/>
+        </w:rPr>
+        <w:t/>
+      </w:r>
+      <w:r>
+        <w:rPr>
+          <w:rFonts w:ascii="Segoe UI" w:hAnsi="Segoe UI" w:cs="Segoe UI"/>
+          <w:sz w:val="20"/>
+          <w:szCs w:val="20"/>
+          <w:u w:val="single"/>
+        </w:rPr>
+        <w:t xml:space="preserve"/>
+      </w:r>
+      <w:r>
+        <w:rPr>
+          <w:rFonts w:ascii="Segoe UI" w:hAnsi="Segoe UI" w:cs="Segoe UI"/>
+          <w:sz w:val="20"/>
+          <w:szCs w:val="20"/>
+          <w:u w:val="single"/>
+        </w:rPr>
+        <w:t/>
+      </w:r>
+    </w:p>
+    <w:p>
+      <w:pPr>
+        <w:spacing w:line="276" w:lineRule="auto"/>
+        <w:contextualSpacing/>
+        <w:jc w:val="both"/>
+        <w:rPr>
+          <w:rFonts w:ascii="Segoe UI" w:hAnsi="Segoe UI" w:cs="Segoe UI"/>
+          <w:sz w:val="20"/>
+          <w:szCs w:val="20"/>
+          <w:u w:val="single"/>
+        </w:rPr>
+      </w:pPr>
+      <w:r>
+        <w:rPr>
+          <w:rFonts w:ascii="Segoe UI" w:hAnsi="Segoe UI" w:cs="Segoe UI"/>
+          <w:sz w:val="20"/>
+          <w:szCs w:val="20"/>
+        </w:rPr>
+        <w:t xml:space="preserve">{#mpzp}Teren objęty miejscowym planem zagospodarowania przestrzennego: {nazwa} — symbol przeznaczenia {symbol}, uchwała nr {uchwala} z dnia {data}, publikacja: {publ}.{/mpzp}</w:t>
+      </w:r>
+      <w:r>
+        <w:rPr>
+          <w:rFonts w:ascii="Segoe UI" w:hAnsi="Segoe UI" w:cs="Segoe UI"/>
+          <w:sz w:val="20"/>
+          <w:szCs w:val="20"/>
+        </w:rPr>
+        <w:t xml:space="preserve"/>
+      </w:r>
+      <w:r>
+        <w:rPr>
+          <w:rFonts w:ascii="Segoe UI" w:hAnsi="Segoe UI" w:cs="Segoe UI"/>
+          <w:sz w:val="20"/>
+          <w:szCs w:val="20"/>
+        </w:rPr>
+        <w:t xml:space="preserve"/>
+      </w:r>
+      <w:r>
+        <w:rPr>
+          <w:rFonts w:ascii="Segoe UI" w:hAnsi="Segoe UI" w:cs="Segoe UI"/>
+          <w:sz w:val="20"/>
+          <w:szCs w:val="20"/>
+        </w:rPr>
+        <w:t xml:space="preserve"/>
+      </w:r>
+      <w:r>
+        <w:rPr>
+          <w:rFonts w:ascii="Segoe UI" w:hAnsi="Segoe UI" w:cs="Segoe UI"/>
+          <w:sz w:val="20"/>
+          <w:szCs w:val="20"/>
+        </w:rPr>
+        <w:t xml:space="preserve"/>
+      </w:r>
+      <w:r>
+        <w:rPr>
+          <w:rFonts w:ascii="Segoe UI" w:hAnsi="Segoe UI" w:cs="Segoe UI"/>
+          <w:sz w:val="20"/>
+          <w:szCs w:val="20"/>
+        </w:rPr>
+        <w:t/>
+      </w:r>
+      <w:r>
+        <w:rPr>
+          <w:rFonts w:ascii="Segoe UI" w:hAnsi="Segoe UI" w:cs="Segoe UI"/>
+          <w:sz w:val="20"/>
+          <w:szCs w:val="20"/>
+        </w:rPr>
+        <w:t xml:space="preserve"/>
+      </w:r>
+      <w:r>
+        <w:rPr>
+          <w:rFonts w:ascii="Segoe UI" w:hAnsi="Segoe UI" w:cs="Segoe UI"/>
+          <w:sz w:val="20"/>
+          <w:szCs w:val="20"/>
+        </w:rPr>
+        <w:t xml:space="preserve"/>
+      </w:r>
+      <w:r>
+        <w:rPr>
+          <w:rFonts w:ascii="Segoe UI" w:hAnsi="Segoe UI" w:cs="Segoe UI"/>
+          <w:sz w:val="20"/>
+          <w:szCs w:val="20"/>
+        </w:rPr>
+        <w:t xml:space="preserve"/>
+      </w:r>
+      <w:r>
+        <w:rPr>
+          <w:rFonts w:ascii="Segoe UI" w:hAnsi="Segoe UI" w:cs="Segoe UI"/>
+          <w:sz w:val="20"/>
+          <w:szCs w:val="20"/>
+          <w:u w:val="single"/>
+        </w:rPr>
+        <w:t/>
+      </w:r>
+      <w:r>
+        <w:rPr>
+          <w:rFonts w:ascii="Segoe UI" w:hAnsi="Segoe UI" w:cs="Segoe UI"/>
+          <w:sz w:val="20"/>
+          <w:szCs w:val="20"/>
+          <w:u w:val="single"/>
+        </w:rPr>
+        <w:t/>
+      </w:r>
+      <w:r>
+        <w:rPr>
+          <w:rFonts w:ascii="Segoe UI" w:hAnsi="Segoe UI" w:cs="Segoe UI"/>
+          <w:sz w:val="20"/>
+          <w:szCs w:val="20"/>
+          <w:u w:val="single"/>
+        </w:rPr>
+        <w:t/>
+      </w:r>
+      <w:r>
+        <w:rPr>
+          <w:rFonts w:ascii="Segoe UI" w:hAnsi="Segoe UI" w:cs="Segoe UI"/>
+          <w:sz w:val="20"/>
+          <w:szCs w:val="20"/>
+          <w:u w:val="single"/>
+        </w:rPr>
+        <w:t xml:space="preserve"/>
+      </w:r>
+      <w:r>
+        <w:rPr>
+          <w:rFonts w:ascii="Segoe UI" w:hAnsi="Segoe UI" w:cs="Segoe UI"/>
+          <w:sz w:val="20"/>
+          <w:szCs w:val="20"/>
+          <w:u w:val="single"/>
+        </w:rPr>
+        <w:t/>
+      </w:r>
+    </w:p>
+    <w:p>
+      <w:pPr>
+        <w:spacing w:line="276" w:lineRule="auto"/>
+        <w:contextualSpacing/>
+        <w:jc w:val="both"/>
+        <w:rPr>
+          <w:rFonts w:ascii="Segoe UI" w:hAnsi="Segoe UI" w:cs="Segoe UI"/>
+          <w:sz w:val="20"/>
+          <w:szCs w:val="20"/>
+          <w:u w:val="single"/>
+        </w:rPr>
+      </w:pPr>
+      <w:r>
+        <w:rPr>
+          <w:rFonts w:ascii="Segoe UI" w:hAnsi="Segoe UI" w:cs="Segoe UI"/>
+          <w:sz w:val="20"/>
+          <w:szCs w:val="20"/>
+        </w:rPr>
+        <w:t xml:space="preserve">{#mpzp_brak}Dla przedmiotowego terenu brak obowiązującego miejscowego planu zagospodarowania przestrzennego. Przeznaczenie określono na podstawie studium uwarunkowań i kierunków zagospodarowania przestrzennego lub decyzji o warunkach zabudowy: {przeznaczenie_studium}.{/mpzp_brak}</w:t>
       </w:r>
       <w:r>
         <w:rPr>

--- a/apps/web/templates/operat-szablon.docx
+++ b/apps/web/templates/operat-szablon.docx
@@ -9486,6 +9486,51 @@
     </w:p>
     <w:p>
       <w:r>
+        <w:t xml:space="preserve">{#kw_badanie}Badanie ksiąg wieczystych przeprowadzono na podstawie: {kw_zrodlo} (data dokumentu: {kw_data_dok}).</w:t>
+      </w:r>
+    </w:p>
+    <w:p>
+      <w:r>
+        <w:t xml:space="preserve">{#kw_standard}Księga wieczysta lokalu: {kw_lokalu}. Księga wieczysta gruntu: {kw_gruntu}.{/kw_standard}</w:t>
+      </w:r>
+    </w:p>
+    <w:p>
+      <w:r>
+        <w:t xml:space="preserve">{#kw_deweloperski}Lokal nie posiada założonej księgi wieczystej (nabycie od dewelopera) — badaniem objęto księgę macierzystą gruntu: {kw_gruntu}.{/kw_deweloperski}</w:t>
+      </w:r>
+    </w:p>
+    <w:p>
+      <w:r>
+        <w:t xml:space="preserve">Księgi prowadzi: {kw_sad}, {kw_wydzial}.</w:t>
+      </w:r>
+    </w:p>
+    <w:p>
+      <w:r>
+        <w:t xml:space="preserve">{#dzial3_brak}Dział III (prawa, roszczenia i ograniczenia): brak wpisów.{/dzial3_brak}</w:t>
+      </w:r>
+    </w:p>
+    <w:p>
+      <w:r>
+        <w:t xml:space="preserve">{#dzial3_wpisy}Dział III — wpis: {.}{/dzial3_wpisy}</w:t>
+      </w:r>
+    </w:p>
+    <w:p>
+      <w:r>
+        <w:t xml:space="preserve">{#dzial4_brak}Dział IV (hipoteki): brak wpisów.{/dzial4_brak}</w:t>
+      </w:r>
+    </w:p>
+    <w:p>
+      <w:r>
+        <w:t xml:space="preserve">{#dzial4_wpisy}Dział IV — wpis: {.}{/dzial4_wpisy}</w:t>
+      </w:r>
+    </w:p>
+    <w:p>
+      <w:r>
+        <w:t xml:space="preserve">{/kw_badanie}</w:t>
+      </w:r>
+    </w:p>
+    <w:p>
+      <w:r>
         <w:t xml:space="preserve">Dane ewidencyjne (EGiB): obręb {obreb}, arkusz mapy {arkusz}, działka nr {nr_dzialki}, powierzchnia ewidencyjna działki {pow_dzialki} ha, użytek {uzytek}.</w:t>
       </w:r>
     </w:p>
@@ -9496,7 +9541,12 @@
     </w:p>
     <w:p>
       <w:r>
-        <w:t xml:space="preserve">Udział w nieruchomości wspólnej — wg odpisu księgi wieczystej.</w:t>
+        <w:t xml:space="preserve">Udział w nieruchomości wspólnej: {udzial_kw}.</w:t>
+      </w:r>
+    </w:p>
+    <w:p>
+      <w:r>
+        <w:t xml:space="preserve">{#pow_kw_present}Powierzchnia użytkowa lokalu (wg dokumentu KW/aktu): {pow_uzytkowa_kw}.{/pow_kw_present}</w:t>
       </w:r>
     </w:p>
     <w:p>

--- a/apps/web/templates/operat-szablon.docx
+++ b/apps/web/templates/operat-szablon.docx
@@ -9481,7 +9481,7 @@
     </w:p>
     <w:p>
       <w:r>
-        <w:t xml:space="preserve">Oznaczenie księgi wieczystej: {nr_kw}. Pełna treść odpisu KW pozostaje w dokumentacji źródłowej rzeczoznawcy.</w:t>
+        <w:t xml:space="preserve">Oznaczenie księgi wieczystej: {nr_kw}. {#kw_stub_odpis}Pełna treść odpisu KW pozostaje w dokumentacji źródłowej rzeczoznawcy.{/kw_stub_odpis}</w:t>
       </w:r>
     </w:p>
     <w:p>

--- a/apps/web/templates/operat-szablon.docx
+++ b/apps/web/templates/operat-szablon.docx
@@ -14805,6 +14805,113 @@
           <w:szCs w:val="20"/>
         </w:rPr>
       </w:pPr>
+      <w:r>
+        <w:rPr>
+          <w:rFonts w:ascii="Segoe UI" w:hAnsi="Segoe UI" w:cs="Segoe UI"/>
+          <w:sz w:val="20"/>
+          <w:szCs w:val="20"/>
+        </w:rPr>
+        <w:t xml:space="preserve">Wagi cech rynkowych przyjęto na podstawie analizy rynku lokalnego oraz wiedzy i doświadczenia zawodowego rzeczoznawcy majątkowego, odzwierciedlając wpływ poszczególnych atrybutów na jednostkowe ceny transakcyjne nieruchomości podobnych.</w:t>
+      </w:r>
+      <w:r>
+        <w:rPr>
+          <w:rFonts w:ascii="Segoe UI" w:hAnsi="Segoe UI" w:cs="Segoe UI"/>
+          <w:sz w:val="20"/>
+          <w:szCs w:val="20"/>
+        </w:rPr>
+        <w:t xml:space="preserve"/>
+      </w:r>
+      <w:r>
+        <w:rPr>
+          <w:rFonts w:ascii="Segoe UI" w:hAnsi="Segoe UI" w:cs="Segoe UI"/>
+          <w:sz w:val="20"/>
+          <w:szCs w:val="20"/>
+        </w:rPr>
+        <w:br/>
+      </w:r>
+      <w:r>
+        <w:rPr>
+          <w:rFonts w:ascii="Segoe UI" w:hAnsi="Segoe UI" w:cs="Segoe UI"/>
+          <w:sz w:val="20"/>
+          <w:szCs w:val="20"/>
+        </w:rPr>
+        <w:t xml:space="preserve"/>
+      </w:r>
+      <w:r>
+        <w:rPr>
+          <w:rFonts w:ascii="Segoe UI" w:hAnsi="Segoe UI" w:cs="Segoe UI"/>
+          <w:sz w:val="20"/>
+          <w:szCs w:val="20"/>
+        </w:rPr>
+        <w:t xml:space="preserve"/>
+      </w:r>
+      <w:r>
+        <w:rPr>
+          <w:rFonts w:ascii="Segoe UI" w:hAnsi="Segoe UI" w:cs="Segoe UI"/>
+          <w:sz w:val="20"/>
+          <w:szCs w:val="20"/>
+        </w:rPr>
+        <w:t/>
+      </w:r>
+      <w:r>
+        <w:rPr>
+          <w:rFonts w:ascii="Segoe UI" w:hAnsi="Segoe UI" w:cs="Segoe UI"/>
+          <w:sz w:val="20"/>
+          <w:szCs w:val="20"/>
+        </w:rPr>
+        <w:t xml:space="preserve"/>
+      </w:r>
+      <w:r>
+        <w:rPr>
+          <w:rFonts w:ascii="Segoe UI" w:hAnsi="Segoe UI" w:cs="Segoe UI"/>
+          <w:sz w:val="20"/>
+          <w:szCs w:val="20"/>
+        </w:rPr>
+        <w:t xml:space="preserve"/>
+      </w:r>
+      <w:r>
+        <w:rPr>
+          <w:rFonts w:ascii="Segoe UI" w:hAnsi="Segoe UI" w:cs="Segoe UI"/>
+          <w:sz w:val="20"/>
+          <w:szCs w:val="20"/>
+        </w:rPr>
+        <w:t/>
+      </w:r>
+      <w:r>
+        <w:rPr>
+          <w:rFonts w:ascii="Segoe UI" w:hAnsi="Segoe UI" w:cs="Segoe UI"/>
+          <w:sz w:val="20"/>
+          <w:szCs w:val="20"/>
+        </w:rPr>
+        <w:t xml:space="preserve"/>
+      </w:r>
+      <w:r>
+        <w:rPr>
+          <w:rFonts w:ascii="Segoe UI" w:hAnsi="Segoe UI" w:cs="Segoe UI"/>
+          <w:sz w:val="20"/>
+          <w:szCs w:val="20"/>
+        </w:rPr>
+        <w:t/>
+      </w:r>
+      <w:r>
+        <w:rPr>
+          <w:rFonts w:ascii="Segoe UI" w:hAnsi="Segoe UI" w:cs="Segoe UI"/>
+          <w:sz w:val="20"/>
+          <w:szCs w:val="20"/>
+        </w:rPr>
+        <w:t/>
+      </w:r>
+    </w:p>
+    <w:p>
+      <w:pPr>
+        <w:spacing w:line="276" w:lineRule="auto"/>
+        <w:jc w:val="both"/>
+        <w:rPr>
+          <w:rFonts w:ascii="Segoe UI" w:hAnsi="Segoe UI" w:cs="Segoe UI"/>
+          <w:sz w:val="20"/>
+          <w:szCs w:val="20"/>
+        </w:rPr>
+      </w:pPr>
     </w:p>
     <w:p>
       <w:pPr>
@@ -14891,7 +14998,7 @@
                 <w:sz w:val="18"/>
                 <w:szCs w:val="18"/>
               </w:rPr>
-              <w:t>Standard wykończenia</w:t>
+              <w:t xml:space="preserve">{#skala_ocen}{cecha}</w:t>
             </w:r>
           </w:p>
         </w:tc>
@@ -14907,759 +15014,23 @@
             <w:vAlign w:val="center"/>
           </w:tcPr>
           <w:p>
-            <w:pPr>
-              <w:spacing w:before="120" w:after="120"/>
-              <w:jc w:val="center"/>
-              <w:rPr>
-                <w:rFonts w:ascii="Segoe UI" w:hAnsi="Segoe UI" w:cs="Segoe UI"/>
-                <w:b/>
-                <w:sz w:val="18"/>
-                <w:szCs w:val="18"/>
-              </w:rPr>
-            </w:pPr>
             <w:r>
-              <w:rPr>
-                <w:rFonts w:ascii="Segoe UI" w:hAnsi="Segoe UI" w:cs="Segoe UI"/>
-                <w:b/>
-                <w:sz w:val="18"/>
-                <w:szCs w:val="18"/>
-              </w:rPr>
-              <w:t xml:space="preserve">lepsza </w:t>
-            </w:r>
-            <w:r>
-              <w:rPr>
-                <w:rFonts w:ascii="Segoe UI" w:hAnsi="Segoe UI" w:cs="Segoe UI"/>
-                <w:bCs/>
-                <w:sz w:val="18"/>
-                <w:szCs w:val="18"/>
-              </w:rPr>
-              <w:t>– standard dobry, wykończenie materiałami lepszej jakości</w:t>
+              <w:t>{#poziomy}</w:t>
             </w:r>
           </w:p>
           <w:p>
-            <w:pPr>
-              <w:spacing w:before="120" w:after="120"/>
-              <w:jc w:val="center"/>
-              <w:rPr>
-                <w:rFonts w:ascii="Segoe UI" w:hAnsi="Segoe UI" w:cs="Segoe UI"/>
-                <w:bCs/>
-                <w:sz w:val="18"/>
-                <w:szCs w:val="18"/>
-              </w:rPr>
-            </w:pPr>
             <w:r>
-              <w:rPr>
-                <w:rFonts w:ascii="Segoe UI" w:hAnsi="Segoe UI" w:cs="Segoe UI"/>
-                <w:b/>
-                <w:sz w:val="18"/>
-                <w:szCs w:val="18"/>
-              </w:rPr>
-              <w:t xml:space="preserve">dobra </w:t>
-            </w:r>
-            <w:r>
-              <w:rPr>
-                <w:rFonts w:ascii="Segoe UI" w:hAnsi="Segoe UI" w:cs="Segoe UI"/>
-                <w:bCs/>
-                <w:sz w:val="18"/>
-                <w:szCs w:val="18"/>
-              </w:rPr>
-              <w:t>– standard dobry, wykończenie materiałami dobrej jakości</w:t>
-            </w:r>
-          </w:p>
-        </w:tc>
-      </w:tr>
-      <w:tr>
-        <w:trPr>
-          <w:trHeight w:val="1391"/>
-        </w:trPr>
-        <w:tc>
-          <w:tcPr>
-            <w:tcW w:w="3881" w:type="dxa"/>
-            <w:tcBorders>
-              <w:top w:val="single" w:sz="4" w:space="0" w:color="BFBFBF"/>
-              <w:left w:val="single" w:sz="4" w:space="0" w:color="BFBFBF"/>
-              <w:bottom w:val="single" w:sz="4" w:space="0" w:color="BFBFBF"/>
-              <w:right w:val="single" w:sz="4" w:space="0" w:color="BFBFBF"/>
-            </w:tcBorders>
-            <w:vAlign w:val="center"/>
-          </w:tcPr>
-          <w:p>
-            <w:pPr>
-              <w:spacing w:before="60" w:after="60"/>
-              <w:jc w:val="center"/>
-              <w:rPr>
-                <w:rFonts w:ascii="Segoe UI" w:hAnsi="Segoe UI" w:cs="Segoe UI"/>
-                <w:b/>
-                <w:sz w:val="18"/>
-                <w:szCs w:val="18"/>
-              </w:rPr>
-            </w:pPr>
-            <w:r>
-              <w:rPr>
-                <w:rFonts w:ascii="Segoe UI" w:hAnsi="Segoe UI" w:cs="Segoe UI"/>
-                <w:b/>
-                <w:sz w:val="18"/>
-                <w:szCs w:val="18"/>
-              </w:rPr>
-              <w:t>Położenie na piętrze</w:t>
-            </w:r>
-          </w:p>
-        </w:tc>
-        <w:tc>
-          <w:tcPr>
-            <w:tcW w:w="5191" w:type="dxa"/>
-            <w:tcBorders>
-              <w:top w:val="single" w:sz="4" w:space="0" w:color="BFBFBF"/>
-              <w:left w:val="single" w:sz="4" w:space="0" w:color="BFBFBF"/>
-              <w:bottom w:val="single" w:sz="4" w:space="0" w:color="BFBFBF"/>
-              <w:right w:val="single" w:sz="4" w:space="0" w:color="BFBFBF"/>
-            </w:tcBorders>
-          </w:tcPr>
-          <w:p>
-            <w:pPr>
-              <w:spacing w:before="120" w:after="120"/>
-              <w:jc w:val="center"/>
-              <w:rPr>
-                <w:rFonts w:ascii="Segoe UI" w:hAnsi="Segoe UI" w:cs="Segoe UI"/>
-                <w:bCs/>
-                <w:sz w:val="18"/>
-                <w:szCs w:val="18"/>
-              </w:rPr>
-            </w:pPr>
-            <w:r>
-              <w:rPr>
-                <w:rFonts w:ascii="Segoe UI" w:hAnsi="Segoe UI" w:cs="Segoe UI"/>
-                <w:b/>
-                <w:sz w:val="18"/>
-                <w:szCs w:val="18"/>
-              </w:rPr>
-              <w:t xml:space="preserve">lepsza </w:t>
-            </w:r>
-            <w:r>
-              <w:rPr>
-                <w:rFonts w:ascii="Segoe UI" w:hAnsi="Segoe UI" w:cs="Segoe UI"/>
-                <w:bCs/>
-                <w:sz w:val="18"/>
-                <w:szCs w:val="18"/>
-              </w:rPr>
-              <w:t>–</w:t>
-            </w:r>
-            <w:r>
-              <w:rPr>
-                <w:rFonts w:ascii="Segoe UI" w:hAnsi="Segoe UI" w:cs="Segoe UI"/>
-                <w:b/>
-                <w:sz w:val="18"/>
-                <w:szCs w:val="18"/>
-              </w:rPr>
-              <w:t xml:space="preserve"> </w:t>
-            </w:r>
-            <w:r>
-              <w:rPr>
-                <w:rFonts w:ascii="Segoe UI" w:hAnsi="Segoe UI" w:cs="Segoe UI"/>
-                <w:bCs/>
-                <w:sz w:val="18"/>
-                <w:szCs w:val="18"/>
-              </w:rPr>
-              <w:t>4</w:t>
-            </w:r>
-            <w:r>
-              <w:rPr>
-                <w:rFonts w:ascii="Segoe UI" w:hAnsi="Segoe UI" w:cs="Segoe UI"/>
-                <w:bCs/>
-                <w:sz w:val="18"/>
-                <w:szCs w:val="18"/>
-              </w:rPr>
-              <w:t xml:space="preserve"> piętro i powyżej</w:t>
+              <w:t>{poziom} – {def}.</w:t>
             </w:r>
           </w:p>
           <w:p>
-            <w:pPr>
-              <w:spacing w:before="120" w:after="120"/>
-              <w:jc w:val="center"/>
-              <w:rPr>
-                <w:rFonts w:ascii="Segoe UI" w:hAnsi="Segoe UI" w:cs="Segoe UI"/>
-                <w:b/>
-                <w:sz w:val="18"/>
-                <w:szCs w:val="18"/>
-              </w:rPr>
-            </w:pPr>
             <w:r>
-              <w:rPr>
-                <w:rFonts w:ascii="Segoe UI" w:hAnsi="Segoe UI" w:cs="Segoe UI"/>
-                <w:b/>
-                <w:sz w:val="18"/>
-                <w:szCs w:val="18"/>
-              </w:rPr>
-              <w:t xml:space="preserve">przeciętna </w:t>
-            </w:r>
-            <w:r>
-              <w:rPr>
-                <w:rFonts w:ascii="Segoe UI" w:hAnsi="Segoe UI" w:cs="Segoe UI"/>
-                <w:bCs/>
-                <w:sz w:val="18"/>
-                <w:szCs w:val="18"/>
-              </w:rPr>
-              <w:t xml:space="preserve">– </w:t>
-            </w:r>
-            <w:r>
-              <w:rPr>
-                <w:rFonts w:ascii="Segoe UI" w:hAnsi="Segoe UI" w:cs="Segoe UI"/>
-                <w:bCs/>
-                <w:sz w:val="18"/>
-                <w:szCs w:val="18"/>
-              </w:rPr>
-              <w:t>piętra pośrednie</w:t>
+              <w:t>{/poziomy}</w:t>
             </w:r>
           </w:p>
           <w:p>
-            <w:pPr>
-              <w:spacing w:before="120" w:after="120"/>
-              <w:jc w:val="center"/>
-              <w:rPr>
-                <w:rFonts w:ascii="Segoe UI" w:hAnsi="Segoe UI" w:cs="Segoe UI"/>
-                <w:b/>
-                <w:sz w:val="18"/>
-                <w:szCs w:val="18"/>
-              </w:rPr>
-            </w:pPr>
             <w:r>
-              <w:rPr>
-                <w:rFonts w:ascii="Segoe UI" w:hAnsi="Segoe UI" w:cs="Segoe UI"/>
-                <w:b/>
-                <w:sz w:val="18"/>
-                <w:szCs w:val="18"/>
-              </w:rPr>
-              <w:t xml:space="preserve">gorsza </w:t>
-            </w:r>
-            <w:r>
-              <w:rPr>
-                <w:rFonts w:ascii="Segoe UI" w:hAnsi="Segoe UI" w:cs="Segoe UI"/>
-                <w:bCs/>
-                <w:sz w:val="18"/>
-                <w:szCs w:val="18"/>
-              </w:rPr>
-              <w:t>– parter</w:t>
-            </w:r>
-          </w:p>
-        </w:tc>
-      </w:tr>
-      <w:tr>
-        <w:trPr>
-          <w:trHeight w:val="845"/>
-        </w:trPr>
-        <w:tc>
-          <w:tcPr>
-            <w:tcW w:w="3881" w:type="dxa"/>
-            <w:tcBorders>
-              <w:top w:val="single" w:sz="4" w:space="0" w:color="BFBFBF"/>
-              <w:left w:val="single" w:sz="4" w:space="0" w:color="BFBFBF"/>
-              <w:bottom w:val="single" w:sz="4" w:space="0" w:color="BFBFBF"/>
-              <w:right w:val="single" w:sz="4" w:space="0" w:color="BFBFBF"/>
-            </w:tcBorders>
-            <w:vAlign w:val="center"/>
-          </w:tcPr>
-          <w:p>
-            <w:pPr>
-              <w:spacing w:before="60" w:after="60"/>
-              <w:jc w:val="center"/>
-              <w:rPr>
-                <w:rFonts w:ascii="Segoe UI" w:hAnsi="Segoe UI" w:cs="Segoe UI"/>
-                <w:b/>
-                <w:sz w:val="18"/>
-                <w:szCs w:val="18"/>
-              </w:rPr>
-            </w:pPr>
-            <w:r>
-              <w:rPr>
-                <w:rFonts w:ascii="Segoe UI" w:hAnsi="Segoe UI" w:cs="Segoe UI"/>
-                <w:b/>
-                <w:sz w:val="18"/>
-                <w:szCs w:val="18"/>
-              </w:rPr>
-              <w:t>Powierzchnia użytkowa</w:t>
-            </w:r>
-          </w:p>
-        </w:tc>
-        <w:tc>
-          <w:tcPr>
-            <w:tcW w:w="5191" w:type="dxa"/>
-            <w:tcBorders>
-              <w:top w:val="single" w:sz="4" w:space="0" w:color="BFBFBF"/>
-              <w:left w:val="single" w:sz="4" w:space="0" w:color="BFBFBF"/>
-              <w:bottom w:val="single" w:sz="4" w:space="0" w:color="BFBFBF"/>
-              <w:right w:val="single" w:sz="4" w:space="0" w:color="BFBFBF"/>
-            </w:tcBorders>
-          </w:tcPr>
-          <w:p>
-            <w:pPr>
-              <w:spacing w:before="120" w:after="120"/>
-              <w:jc w:val="center"/>
-              <w:rPr>
-                <w:rFonts w:ascii="Segoe UI" w:hAnsi="Segoe UI" w:cs="Segoe UI"/>
-                <w:b/>
-                <w:bCs/>
-                <w:sz w:val="18"/>
-                <w:szCs w:val="18"/>
-              </w:rPr>
-            </w:pPr>
-            <w:r>
-              <w:rPr>
-                <w:rFonts w:ascii="Segoe UI" w:hAnsi="Segoe UI" w:cs="Segoe UI"/>
-                <w:b/>
-                <w:bCs/>
-                <w:sz w:val="18"/>
-                <w:szCs w:val="18"/>
-              </w:rPr>
-              <w:t xml:space="preserve">lepsza </w:t>
-            </w:r>
-            <w:r>
-              <w:rPr>
-                <w:rFonts w:ascii="Segoe UI" w:hAnsi="Segoe UI" w:cs="Segoe UI"/>
-                <w:sz w:val="18"/>
-                <w:szCs w:val="18"/>
-              </w:rPr>
-              <w:t>–</w:t>
-            </w:r>
-            <w:r>
-              <w:rPr>
-                <w:rFonts w:ascii="Segoe UI" w:hAnsi="Segoe UI" w:cs="Segoe UI"/>
-                <w:b/>
-                <w:bCs/>
-                <w:sz w:val="18"/>
-                <w:szCs w:val="18"/>
-              </w:rPr>
-              <w:t xml:space="preserve"> </w:t>
-            </w:r>
-            <w:r>
-              <w:rPr>
-                <w:rFonts w:ascii="Segoe UI" w:hAnsi="Segoe UI" w:cs="Segoe UI"/>
-                <w:sz w:val="18"/>
-                <w:szCs w:val="18"/>
-              </w:rPr>
-              <w:t>po</w:t>
-            </w:r>
-            <w:r>
-              <w:rPr>
-                <w:rFonts w:ascii="Segoe UI" w:hAnsi="Segoe UI" w:cs="Segoe UI"/>
-                <w:sz w:val="18"/>
-                <w:szCs w:val="18"/>
-              </w:rPr>
-              <w:t>niżej</w:t>
-            </w:r>
-            <w:r>
-              <w:rPr>
-                <w:rFonts w:ascii="Segoe UI" w:hAnsi="Segoe UI" w:cs="Segoe UI"/>
-                <w:sz w:val="18"/>
-                <w:szCs w:val="18"/>
-              </w:rPr>
-              <w:t xml:space="preserve"> </w:t>
-            </w:r>
-            <w:r>
-              <w:rPr>
-                <w:rFonts w:ascii="Segoe UI" w:hAnsi="Segoe UI" w:cs="Segoe UI"/>
-                <w:sz w:val="18"/>
-                <w:szCs w:val="18"/>
-              </w:rPr>
-              <w:t>65</w:t>
-            </w:r>
-            <w:r>
-              <w:rPr>
-                <w:rFonts w:ascii="Segoe UI" w:hAnsi="Segoe UI" w:cs="Segoe UI"/>
-                <w:sz w:val="18"/>
-                <w:szCs w:val="18"/>
-              </w:rPr>
-              <w:t xml:space="preserve"> m</w:t>
-            </w:r>
-            <w:r>
-              <w:rPr>
-                <w:rFonts w:ascii="Segoe UI" w:hAnsi="Segoe UI" w:cs="Segoe UI"/>
-                <w:sz w:val="18"/>
-                <w:szCs w:val="18"/>
-                <w:vertAlign w:val="superscript"/>
-              </w:rPr>
-              <w:t>2</w:t>
-            </w:r>
-            <w:r>
-              <w:rPr>
-                <w:rFonts w:ascii="Segoe UI" w:hAnsi="Segoe UI" w:cs="Segoe UI"/>
-                <w:b/>
-                <w:bCs/>
-                <w:sz w:val="18"/>
-                <w:szCs w:val="18"/>
-              </w:rPr>
-              <w:t xml:space="preserve"> </w:t>
-            </w:r>
-          </w:p>
-          <w:p>
-            <w:pPr>
-              <w:spacing w:before="120" w:after="120"/>
-              <w:jc w:val="center"/>
-              <w:rPr>
-                <w:rFonts w:ascii="Segoe UI" w:hAnsi="Segoe UI" w:cs="Segoe UI"/>
-                <w:b/>
-                <w:bCs/>
-                <w:sz w:val="18"/>
-                <w:szCs w:val="18"/>
-              </w:rPr>
-            </w:pPr>
-            <w:r>
-              <w:rPr>
-                <w:rFonts w:ascii="Segoe UI" w:hAnsi="Segoe UI" w:cs="Segoe UI"/>
-                <w:b/>
-                <w:bCs/>
-                <w:sz w:val="18"/>
-                <w:szCs w:val="18"/>
-              </w:rPr>
-              <w:t>gorsza</w:t>
-            </w:r>
-            <w:r>
-              <w:rPr>
-                <w:rFonts w:ascii="Segoe UI" w:hAnsi="Segoe UI" w:cs="Segoe UI"/>
-                <w:b/>
-                <w:bCs/>
-                <w:sz w:val="18"/>
-                <w:szCs w:val="18"/>
-              </w:rPr>
-              <w:t xml:space="preserve"> </w:t>
-            </w:r>
-            <w:r>
-              <w:rPr>
-                <w:rFonts w:ascii="Segoe UI" w:hAnsi="Segoe UI" w:cs="Segoe UI"/>
-                <w:sz w:val="18"/>
-                <w:szCs w:val="18"/>
-              </w:rPr>
-              <w:t>–</w:t>
-            </w:r>
-            <w:r>
-              <w:rPr>
-                <w:rFonts w:ascii="Segoe UI" w:hAnsi="Segoe UI" w:cs="Segoe UI"/>
-                <w:b/>
-                <w:bCs/>
-                <w:sz w:val="18"/>
-                <w:szCs w:val="18"/>
-              </w:rPr>
-              <w:t xml:space="preserve"> </w:t>
-            </w:r>
-            <w:r>
-              <w:rPr>
-                <w:rFonts w:ascii="Segoe UI" w:hAnsi="Segoe UI" w:cs="Segoe UI"/>
-                <w:sz w:val="18"/>
-                <w:szCs w:val="18"/>
-              </w:rPr>
-              <w:t>po</w:t>
-            </w:r>
-            <w:r>
-              <w:rPr>
-                <w:rFonts w:ascii="Segoe UI" w:hAnsi="Segoe UI" w:cs="Segoe UI"/>
-                <w:sz w:val="18"/>
-                <w:szCs w:val="18"/>
-              </w:rPr>
-              <w:t>wyżej</w:t>
-            </w:r>
-            <w:r>
-              <w:rPr>
-                <w:rFonts w:ascii="Segoe UI" w:hAnsi="Segoe UI" w:cs="Segoe UI"/>
-                <w:sz w:val="18"/>
-                <w:szCs w:val="18"/>
-              </w:rPr>
-              <w:t xml:space="preserve"> </w:t>
-            </w:r>
-            <w:r>
-              <w:rPr>
-                <w:rFonts w:ascii="Segoe UI" w:hAnsi="Segoe UI" w:cs="Segoe UI"/>
-                <w:sz w:val="18"/>
-                <w:szCs w:val="18"/>
-              </w:rPr>
-              <w:t>65</w:t>
-            </w:r>
-            <w:r>
-              <w:rPr>
-                <w:rFonts w:ascii="Segoe UI" w:hAnsi="Segoe UI" w:cs="Segoe UI"/>
-                <w:sz w:val="18"/>
-                <w:szCs w:val="18"/>
-              </w:rPr>
-              <w:t xml:space="preserve"> m</w:t>
-            </w:r>
-            <w:r>
-              <w:rPr>
-                <w:rFonts w:ascii="Segoe UI" w:hAnsi="Segoe UI" w:cs="Segoe UI"/>
-                <w:sz w:val="18"/>
-                <w:szCs w:val="18"/>
-                <w:vertAlign w:val="superscript"/>
-              </w:rPr>
-              <w:t>2</w:t>
-            </w:r>
-          </w:p>
-        </w:tc>
-      </w:tr>
-      <w:tr>
-        <w:trPr>
-          <w:trHeight w:val="60"/>
-        </w:trPr>
-        <w:tc>
-          <w:tcPr>
-            <w:tcW w:w="3881" w:type="dxa"/>
-            <w:tcBorders>
-              <w:top w:val="single" w:sz="4" w:space="0" w:color="BFBFBF"/>
-              <w:left w:val="single" w:sz="4" w:space="0" w:color="BFBFBF"/>
-              <w:bottom w:val="single" w:sz="4" w:space="0" w:color="BFBFBF"/>
-              <w:right w:val="single" w:sz="4" w:space="0" w:color="BFBFBF"/>
-            </w:tcBorders>
-            <w:vAlign w:val="center"/>
-          </w:tcPr>
-          <w:p>
-            <w:pPr>
-              <w:spacing w:before="60" w:after="60"/>
-              <w:jc w:val="center"/>
-              <w:rPr>
-                <w:rFonts w:ascii="Segoe UI" w:hAnsi="Segoe UI" w:cs="Segoe UI"/>
-                <w:b/>
-                <w:sz w:val="18"/>
-                <w:szCs w:val="18"/>
-              </w:rPr>
-            </w:pPr>
-            <w:r>
-              <w:rPr>
-                <w:rFonts w:ascii="Segoe UI" w:hAnsi="Segoe UI" w:cs="Segoe UI"/>
-                <w:b/>
-                <w:sz w:val="18"/>
-                <w:szCs w:val="18"/>
-              </w:rPr>
-              <w:t>Dodatkowe</w:t>
-            </w:r>
-          </w:p>
-        </w:tc>
-        <w:tc>
-          <w:tcPr>
-            <w:tcW w:w="5191" w:type="dxa"/>
-            <w:tcBorders>
-              <w:top w:val="single" w:sz="4" w:space="0" w:color="BFBFBF"/>
-              <w:left w:val="single" w:sz="4" w:space="0" w:color="BFBFBF"/>
-              <w:bottom w:val="single" w:sz="4" w:space="0" w:color="BFBFBF"/>
-              <w:right w:val="single" w:sz="4" w:space="0" w:color="BFBFBF"/>
-            </w:tcBorders>
-          </w:tcPr>
-          <w:p>
-            <w:pPr>
-              <w:spacing w:before="120" w:after="120"/>
-              <w:jc w:val="center"/>
-              <w:rPr>
-                <w:rFonts w:ascii="Segoe UI" w:hAnsi="Segoe UI" w:cs="Segoe UI"/>
-                <w:bCs/>
-                <w:sz w:val="18"/>
-                <w:szCs w:val="18"/>
-              </w:rPr>
-            </w:pPr>
-            <w:r>
-              <w:rPr>
-                <w:rFonts w:ascii="Segoe UI" w:hAnsi="Segoe UI" w:cs="Segoe UI"/>
-                <w:b/>
-                <w:sz w:val="18"/>
-                <w:szCs w:val="18"/>
-              </w:rPr>
-              <w:t xml:space="preserve">lepsza </w:t>
-            </w:r>
-            <w:r>
-              <w:rPr>
-                <w:rFonts w:ascii="Segoe UI" w:hAnsi="Segoe UI" w:cs="Segoe UI"/>
-                <w:bCs/>
-                <w:sz w:val="18"/>
-                <w:szCs w:val="18"/>
-              </w:rPr>
-              <w:t xml:space="preserve">– </w:t>
-            </w:r>
-            <w:r>
-              <w:rPr>
-                <w:rFonts w:ascii="Segoe UI" w:hAnsi="Segoe UI" w:cs="Segoe UI"/>
-                <w:bCs/>
-                <w:sz w:val="18"/>
-                <w:szCs w:val="18"/>
-              </w:rPr>
-              <w:t>prawo do wyłącznego korzystania z miejsca postojowego</w:t>
-            </w:r>
-          </w:p>
-          <w:p>
-            <w:pPr>
-              <w:spacing w:before="120" w:after="120"/>
-              <w:jc w:val="center"/>
-              <w:rPr>
-                <w:rFonts w:ascii="Segoe UI" w:hAnsi="Segoe UI" w:cs="Segoe UI"/>
-                <w:b/>
-                <w:sz w:val="18"/>
-                <w:szCs w:val="18"/>
-              </w:rPr>
-            </w:pPr>
-            <w:r>
-              <w:rPr>
-                <w:rFonts w:ascii="Segoe UI" w:hAnsi="Segoe UI" w:cs="Segoe UI"/>
-                <w:b/>
-                <w:bCs/>
-                <w:sz w:val="18"/>
-                <w:szCs w:val="18"/>
-              </w:rPr>
-              <w:t xml:space="preserve">gorsza </w:t>
-            </w:r>
-            <w:r>
-              <w:rPr>
-                <w:rFonts w:ascii="Segoe UI" w:hAnsi="Segoe UI" w:cs="Segoe UI"/>
-                <w:sz w:val="18"/>
-                <w:szCs w:val="18"/>
-              </w:rPr>
-              <w:t xml:space="preserve">– </w:t>
-            </w:r>
-            <w:r>
-              <w:rPr>
-                <w:rFonts w:ascii="Segoe UI" w:hAnsi="Segoe UI" w:cs="Segoe UI"/>
-                <w:sz w:val="18"/>
-                <w:szCs w:val="18"/>
-              </w:rPr>
-              <w:t>brak</w:t>
-            </w:r>
-          </w:p>
-        </w:tc>
-      </w:tr>
-      <w:tr>
-        <w:trPr>
-          <w:trHeight w:val="2542"/>
-        </w:trPr>
-        <w:tc>
-          <w:tcPr>
-            <w:tcW w:w="3881" w:type="dxa"/>
-            <w:tcBorders>
-              <w:top w:val="single" w:sz="4" w:space="0" w:color="BFBFBF"/>
-              <w:left w:val="single" w:sz="4" w:space="0" w:color="BFBFBF"/>
-              <w:bottom w:val="single" w:sz="4" w:space="0" w:color="BFBFBF"/>
-              <w:right w:val="single" w:sz="4" w:space="0" w:color="BFBFBF"/>
-            </w:tcBorders>
-            <w:vAlign w:val="center"/>
-          </w:tcPr>
-          <w:p>
-            <w:pPr>
-              <w:spacing w:before="60" w:after="60"/>
-              <w:jc w:val="center"/>
-              <w:rPr>
-                <w:rFonts w:ascii="Segoe UI" w:hAnsi="Segoe UI" w:cs="Segoe UI"/>
-                <w:b/>
-                <w:sz w:val="18"/>
-                <w:szCs w:val="18"/>
-              </w:rPr>
-            </w:pPr>
-            <w:r>
-              <w:rPr>
-                <w:rFonts w:ascii="Segoe UI" w:hAnsi="Segoe UI" w:cs="Segoe UI"/>
-                <w:b/>
-                <w:sz w:val="18"/>
-                <w:szCs w:val="18"/>
-              </w:rPr>
-              <w:t>Lokalizacja szczegółowa</w:t>
-            </w:r>
-          </w:p>
-        </w:tc>
-        <w:tc>
-          <w:tcPr>
-            <w:tcW w:w="5191" w:type="dxa"/>
-            <w:tcBorders>
-              <w:top w:val="single" w:sz="4" w:space="0" w:color="BFBFBF"/>
-              <w:left w:val="single" w:sz="4" w:space="0" w:color="BFBFBF"/>
-              <w:bottom w:val="single" w:sz="4" w:space="0" w:color="BFBFBF"/>
-              <w:right w:val="single" w:sz="4" w:space="0" w:color="BFBFBF"/>
-            </w:tcBorders>
-            <w:vAlign w:val="center"/>
-          </w:tcPr>
-          <w:p>
-            <w:pPr>
-              <w:spacing w:after="120"/>
-              <w:jc w:val="center"/>
-              <w:rPr>
-                <w:rFonts w:ascii="Segoe UI" w:hAnsi="Segoe UI" w:cs="Segoe UI"/>
-                <w:b/>
-                <w:sz w:val="18"/>
-                <w:szCs w:val="18"/>
-              </w:rPr>
-            </w:pPr>
-            <w:r>
-              <w:rPr>
-                <w:rFonts w:ascii="Segoe UI" w:hAnsi="Segoe UI" w:cs="Segoe UI"/>
-                <w:b/>
-                <w:sz w:val="18"/>
-                <w:szCs w:val="18"/>
-              </w:rPr>
-              <w:t xml:space="preserve">lepsza </w:t>
-            </w:r>
-            <w:r>
-              <w:rPr>
-                <w:rFonts w:ascii="Segoe UI" w:hAnsi="Segoe UI" w:cs="Segoe UI"/>
-                <w:bCs/>
-                <w:sz w:val="18"/>
-                <w:szCs w:val="18"/>
-              </w:rPr>
-              <w:t>–</w:t>
-            </w:r>
-            <w:r>
-              <w:rPr>
-                <w:rFonts w:ascii="Segoe UI" w:hAnsi="Segoe UI" w:cs="Segoe UI"/>
-                <w:b/>
-                <w:sz w:val="18"/>
-                <w:szCs w:val="18"/>
-              </w:rPr>
-              <w:t xml:space="preserve"> </w:t>
-            </w:r>
-            <w:r>
-              <w:rPr>
-                <w:rFonts w:ascii="Segoe UI" w:hAnsi="Segoe UI" w:cs="Segoe UI"/>
-                <w:bCs/>
-                <w:sz w:val="18"/>
-                <w:szCs w:val="18"/>
-              </w:rPr>
-              <w:t>położenie w otoczeniu zabudowy mieszkaniowej wielorodzinnej, w bliskiej odległości od punktów handlowo – usługowych, położenie w bliskiej odległości od często uczęszczanych szlaków komunikacyjnych</w:t>
-            </w:r>
-          </w:p>
-          <w:p>
-            <w:pPr>
-              <w:spacing w:before="120" w:after="120"/>
-              <w:jc w:val="center"/>
-              <w:rPr>
-                <w:rFonts w:ascii="Segoe UI" w:hAnsi="Segoe UI" w:cs="Segoe UI"/>
-                <w:b/>
-                <w:sz w:val="18"/>
-                <w:szCs w:val="18"/>
-              </w:rPr>
-            </w:pPr>
-            <w:r>
-              <w:rPr>
-                <w:rFonts w:ascii="Segoe UI" w:hAnsi="Segoe UI" w:cs="Segoe UI"/>
-                <w:b/>
-                <w:sz w:val="18"/>
-                <w:szCs w:val="18"/>
-              </w:rPr>
-              <w:t xml:space="preserve">dobra </w:t>
-            </w:r>
-            <w:r>
-              <w:rPr>
-                <w:rFonts w:ascii="Segoe UI" w:hAnsi="Segoe UI" w:cs="Segoe UI"/>
-                <w:bCs/>
-                <w:sz w:val="18"/>
-                <w:szCs w:val="18"/>
-              </w:rPr>
-              <w:t>–</w:t>
-            </w:r>
-            <w:r>
-              <w:rPr>
-                <w:rFonts w:ascii="Segoe UI" w:hAnsi="Segoe UI" w:cs="Segoe UI"/>
-                <w:b/>
-                <w:sz w:val="18"/>
-                <w:szCs w:val="18"/>
-              </w:rPr>
-              <w:t xml:space="preserve"> </w:t>
-            </w:r>
-            <w:r>
-              <w:rPr>
-                <w:rFonts w:ascii="Segoe UI" w:hAnsi="Segoe UI" w:cs="Segoe UI"/>
-                <w:bCs/>
-                <w:sz w:val="18"/>
-                <w:szCs w:val="18"/>
-              </w:rPr>
-              <w:t>położenie w otoczeniu zabudowy mieszkaniowej wielorodzinnej i terenów zielonych, w biskiej odległości                     od punktów handlowo – usługowych, położenie w dalszej odległości od często uczęszczanych szlaków komunikacyjnych</w:t>
+              <w:t>{/skala_ocen}</w:t>
             </w:r>
           </w:p>
         </w:tc>

--- a/apps/web/templates/operat-szablon.docx
+++ b/apps/web/templates/operat-szablon.docx
@@ -15014,23 +15014,115 @@
             <w:vAlign w:val="center"/>
           </w:tcPr>
           <w:p>
+            <w:pPr>
+              <w:spacing w:before="120" w:after="120"/>
+              <w:jc w:val="center"/>
+              <w:rPr>
+                <w:rFonts w:ascii="Segoe UI" w:hAnsi="Segoe UI" w:cs="Segoe UI"/>
+                <w:sz w:val="18"/>
+                <w:szCs w:val="18"/>
+              </w:rPr>
+            </w:pPr>
             <w:r>
-              <w:t>{#poziomy}</w:t>
+              <w:rPr>
+                <w:rFonts w:ascii="Segoe UI" w:hAnsi="Segoe UI" w:cs="Segoe UI"/>
+                <w:sz w:val="18"/>
+                <w:szCs w:val="18"/>
+              </w:rPr>
+              <w:t xml:space="preserve">{#poziomy}</w:t>
+            </w:r>
+            <w:r>
+              <w:rPr>
+                <w:rFonts w:ascii="Segoe UI" w:hAnsi="Segoe UI" w:cs="Segoe UI"/>
+                <w:bCs/>
+                <w:sz w:val="18"/>
+                <w:szCs w:val="18"/>
+              </w:rPr>
+              <w:t/>
             </w:r>
           </w:p>
           <w:p>
+            <w:pPr>
+              <w:spacing w:before="120" w:after="120"/>
+              <w:jc w:val="center"/>
+              <w:rPr>
+                <w:rFonts w:ascii="Segoe UI" w:hAnsi="Segoe UI" w:cs="Segoe UI"/>
+                <w:sz w:val="18"/>
+                <w:szCs w:val="18"/>
+              </w:rPr>
+            </w:pPr>
             <w:r>
-              <w:t>{poziom} – {def}.</w:t>
+              <w:rPr>
+                <w:rFonts w:ascii="Segoe UI" w:hAnsi="Segoe UI" w:cs="Segoe UI"/>
+                <w:sz w:val="18"/>
+                <w:szCs w:val="18"/>
+              </w:rPr>
+              <w:t xml:space="preserve">{poziom} – {def}</w:t>
+            </w:r>
+            <w:r>
+              <w:rPr>
+                <w:rFonts w:ascii="Segoe UI" w:hAnsi="Segoe UI" w:cs="Segoe UI"/>
+                <w:bCs/>
+                <w:sz w:val="18"/>
+                <w:szCs w:val="18"/>
+              </w:rPr>
+              <w:t/>
             </w:r>
           </w:p>
           <w:p>
+            <w:pPr>
+              <w:spacing w:before="120" w:after="120"/>
+              <w:jc w:val="center"/>
+              <w:rPr>
+                <w:rFonts w:ascii="Segoe UI" w:hAnsi="Segoe UI" w:cs="Segoe UI"/>
+                <w:sz w:val="18"/>
+                <w:szCs w:val="18"/>
+              </w:rPr>
+            </w:pPr>
             <w:r>
-              <w:t>{/poziomy}</w:t>
+              <w:rPr>
+                <w:rFonts w:ascii="Segoe UI" w:hAnsi="Segoe UI" w:cs="Segoe UI"/>
+                <w:sz w:val="18"/>
+                <w:szCs w:val="18"/>
+              </w:rPr>
+              <w:t xml:space="preserve">{/poziomy}</w:t>
+            </w:r>
+            <w:r>
+              <w:rPr>
+                <w:rFonts w:ascii="Segoe UI" w:hAnsi="Segoe UI" w:cs="Segoe UI"/>
+                <w:bCs/>
+                <w:sz w:val="18"/>
+                <w:szCs w:val="18"/>
+              </w:rPr>
+              <w:t/>
             </w:r>
           </w:p>
           <w:p>
+            <w:pPr>
+              <w:spacing w:before="120" w:after="120"/>
+              <w:jc w:val="center"/>
+              <w:rPr>
+                <w:rFonts w:ascii="Segoe UI" w:hAnsi="Segoe UI" w:cs="Segoe UI"/>
+                <w:sz w:val="18"/>
+                <w:szCs w:val="18"/>
+              </w:rPr>
+            </w:pPr>
             <w:r>
-              <w:t>{/skala_ocen}</w:t>
+              <w:rPr>
+                <w:rFonts w:ascii="Segoe UI" w:hAnsi="Segoe UI" w:cs="Segoe UI"/>
+                <w:sz w:val="18"/>
+                <w:szCs w:val="18"/>
+              </w:rPr>
+              <w:t xml:space="preserve">{/skala_ocen}</w:t>
+            </w:r>
+            <w:r>
+              <w:rPr>
+                <w:rFonts w:ascii="Segoe UI" w:hAnsi="Segoe UI" w:cs="Segoe UI"/>
+                <w:bCs/>
+                <w:sz w:val="18"/>
+                <w:szCs w:val="18"/>
+              </w:rPr>
+              <w:t/>
             </w:r>
           </w:p>
         </w:tc>

--- a/apps/web/templates/operat-szablon.docx
+++ b/apps/web/templates/operat-szablon.docx
@@ -14704,15 +14704,15 @@
           <w:sz w:val="20"/>
           <w:szCs w:val="20"/>
         </w:rPr>
-        <w:t>Na podstawie analizy transakcji lokali o funkcji mieszkalnej będących przedmiotem prawa własności, wskazano najważniejsze czynniki, które kształtują ich wartość. Jako cechy różniące występujące</w:t>
-      </w:r>
-      <w:r>
-        <w:rPr>
-          <w:rFonts w:ascii="Segoe UI" w:hAnsi="Segoe UI" w:cs="Segoe UI"/>
-          <w:sz w:val="20"/>
-          <w:szCs w:val="20"/>
-        </w:rPr>
-        <w:t xml:space="preserve"> </w:t>
+        <w:t xml:space="preserve">Na podstawie analizy transakcji lokali o funkcji mieszkalnej będących przedmiotem prawa własności, wskazano najważniejsze czynniki, które kształtują ich wartość. Cechy różniące występujące w zebranej próbie, a mogące mieć wpływ na ich cenę, to: {cechy_lista}.</w:t>
+      </w:r>
+      <w:r>
+        <w:rPr>
+          <w:rFonts w:ascii="Segoe UI" w:hAnsi="Segoe UI" w:cs="Segoe UI"/>
+          <w:sz w:val="20"/>
+          <w:szCs w:val="20"/>
+        </w:rPr>
+        <w:t xml:space="preserve"/>
       </w:r>
       <w:r>
         <w:rPr>
@@ -14728,71 +14728,71 @@
           <w:sz w:val="20"/>
           <w:szCs w:val="20"/>
         </w:rPr>
-        <w:t xml:space="preserve">w zebranej próbie, a mogące mieć wpływ na ich cenę wskazano: </w:t>
-      </w:r>
-      <w:r>
-        <w:rPr>
-          <w:rFonts w:ascii="Segoe UI" w:hAnsi="Segoe UI" w:cs="Segoe UI"/>
-          <w:sz w:val="20"/>
-          <w:szCs w:val="20"/>
-        </w:rPr>
-        <w:t xml:space="preserve">standard wykończenia, </w:t>
-      </w:r>
-      <w:r>
-        <w:rPr>
-          <w:rFonts w:ascii="Segoe UI" w:hAnsi="Segoe UI" w:cs="Segoe UI"/>
-          <w:sz w:val="20"/>
-          <w:szCs w:val="20"/>
-        </w:rPr>
-        <w:t>położenie na piętrze</w:t>
-      </w:r>
-      <w:r>
-        <w:rPr>
-          <w:rFonts w:ascii="Segoe UI" w:hAnsi="Segoe UI" w:cs="Segoe UI"/>
-          <w:sz w:val="20"/>
-          <w:szCs w:val="20"/>
-        </w:rPr>
-        <w:t xml:space="preserve">, </w:t>
-      </w:r>
-      <w:r>
-        <w:rPr>
-          <w:rFonts w:ascii="Segoe UI" w:hAnsi="Segoe UI" w:cs="Segoe UI"/>
-          <w:sz w:val="20"/>
-          <w:szCs w:val="20"/>
-        </w:rPr>
-        <w:t xml:space="preserve">powierzchnię użytkową, </w:t>
-      </w:r>
-      <w:r>
-        <w:rPr>
-          <w:rFonts w:ascii="Segoe UI" w:hAnsi="Segoe UI" w:cs="Segoe UI"/>
-          <w:sz w:val="20"/>
-          <w:szCs w:val="20"/>
-        </w:rPr>
-        <w:t>dodatkowe</w:t>
-      </w:r>
-      <w:r>
-        <w:rPr>
-          <w:rFonts w:ascii="Segoe UI" w:hAnsi="Segoe UI" w:cs="Segoe UI"/>
-          <w:sz w:val="20"/>
-          <w:szCs w:val="20"/>
-        </w:rPr>
-        <w:t xml:space="preserve"> oraz </w:t>
-      </w:r>
-      <w:r>
-        <w:rPr>
-          <w:rFonts w:ascii="Segoe UI" w:hAnsi="Segoe UI" w:cs="Segoe UI"/>
-          <w:sz w:val="20"/>
-          <w:szCs w:val="20"/>
-        </w:rPr>
-        <w:t>lokalizację szczegółową</w:t>
-      </w:r>
-      <w:r>
-        <w:rPr>
-          <w:rFonts w:ascii="Segoe UI" w:hAnsi="Segoe UI" w:cs="Segoe UI"/>
-          <w:sz w:val="20"/>
-          <w:szCs w:val="20"/>
-        </w:rPr>
-        <w:t>.</w:t>
+        <w:t xml:space="preserve"/>
+      </w:r>
+      <w:r>
+        <w:rPr>
+          <w:rFonts w:ascii="Segoe UI" w:hAnsi="Segoe UI" w:cs="Segoe UI"/>
+          <w:sz w:val="20"/>
+          <w:szCs w:val="20"/>
+        </w:rPr>
+        <w:t xml:space="preserve"/>
+      </w:r>
+      <w:r>
+        <w:rPr>
+          <w:rFonts w:ascii="Segoe UI" w:hAnsi="Segoe UI" w:cs="Segoe UI"/>
+          <w:sz w:val="20"/>
+          <w:szCs w:val="20"/>
+        </w:rPr>
+        <w:t/>
+      </w:r>
+      <w:r>
+        <w:rPr>
+          <w:rFonts w:ascii="Segoe UI" w:hAnsi="Segoe UI" w:cs="Segoe UI"/>
+          <w:sz w:val="20"/>
+          <w:szCs w:val="20"/>
+        </w:rPr>
+        <w:t xml:space="preserve"/>
+      </w:r>
+      <w:r>
+        <w:rPr>
+          <w:rFonts w:ascii="Segoe UI" w:hAnsi="Segoe UI" w:cs="Segoe UI"/>
+          <w:sz w:val="20"/>
+          <w:szCs w:val="20"/>
+        </w:rPr>
+        <w:t xml:space="preserve"/>
+      </w:r>
+      <w:r>
+        <w:rPr>
+          <w:rFonts w:ascii="Segoe UI" w:hAnsi="Segoe UI" w:cs="Segoe UI"/>
+          <w:sz w:val="20"/>
+          <w:szCs w:val="20"/>
+        </w:rPr>
+        <w:t/>
+      </w:r>
+      <w:r>
+        <w:rPr>
+          <w:rFonts w:ascii="Segoe UI" w:hAnsi="Segoe UI" w:cs="Segoe UI"/>
+          <w:sz w:val="20"/>
+          <w:szCs w:val="20"/>
+        </w:rPr>
+        <w:t xml:space="preserve"/>
+      </w:r>
+      <w:r>
+        <w:rPr>
+          <w:rFonts w:ascii="Segoe UI" w:hAnsi="Segoe UI" w:cs="Segoe UI"/>
+          <w:sz w:val="20"/>
+          <w:szCs w:val="20"/>
+        </w:rPr>
+        <w:t/>
+      </w:r>
+      <w:r>
+        <w:rPr>
+          <w:rFonts w:ascii="Segoe UI" w:hAnsi="Segoe UI" w:cs="Segoe UI"/>
+          <w:sz w:val="20"/>
+          <w:szCs w:val="20"/>
+        </w:rPr>
+        <w:t/>
       </w:r>
     </w:p>
     <w:p>
@@ -14912,6 +14912,113 @@
           <w:szCs w:val="20"/>
         </w:rPr>
       </w:pPr>
+    </w:p>
+    <w:p>
+      <w:pPr>
+        <w:spacing w:line="276" w:lineRule="auto"/>
+        <w:jc w:val="both"/>
+        <w:rPr>
+          <w:rFonts w:ascii="Segoe UI" w:hAnsi="Segoe UI" w:cs="Segoe UI"/>
+          <w:sz w:val="20"/>
+          <w:szCs w:val="20"/>
+        </w:rPr>
+      </w:pPr>
+      <w:r>
+        <w:rPr>
+          <w:rFonts w:ascii="Segoe UI" w:hAnsi="Segoe UI" w:cs="Segoe UI"/>
+          <w:sz w:val="20"/>
+          <w:szCs w:val="20"/>
+        </w:rPr>
+        <w:t xml:space="preserve">{#ma_skale}</w:t>
+      </w:r>
+      <w:r>
+        <w:rPr>
+          <w:rFonts w:ascii="Segoe UI" w:hAnsi="Segoe UI" w:cs="Segoe UI"/>
+          <w:sz w:val="20"/>
+          <w:szCs w:val="20"/>
+        </w:rPr>
+        <w:t xml:space="preserve"/>
+      </w:r>
+      <w:r>
+        <w:rPr>
+          <w:rFonts w:ascii="Segoe UI" w:hAnsi="Segoe UI" w:cs="Segoe UI"/>
+          <w:sz w:val="20"/>
+          <w:szCs w:val="20"/>
+        </w:rPr>
+        <w:br/>
+      </w:r>
+      <w:r>
+        <w:rPr>
+          <w:rFonts w:ascii="Segoe UI" w:hAnsi="Segoe UI" w:cs="Segoe UI"/>
+          <w:sz w:val="20"/>
+          <w:szCs w:val="20"/>
+        </w:rPr>
+        <w:t xml:space="preserve"/>
+      </w:r>
+      <w:r>
+        <w:rPr>
+          <w:rFonts w:ascii="Segoe UI" w:hAnsi="Segoe UI" w:cs="Segoe UI"/>
+          <w:sz w:val="20"/>
+          <w:szCs w:val="20"/>
+        </w:rPr>
+        <w:t xml:space="preserve"/>
+      </w:r>
+      <w:r>
+        <w:rPr>
+          <w:rFonts w:ascii="Segoe UI" w:hAnsi="Segoe UI" w:cs="Segoe UI"/>
+          <w:sz w:val="20"/>
+          <w:szCs w:val="20"/>
+        </w:rPr>
+        <w:t/>
+      </w:r>
+      <w:r>
+        <w:rPr>
+          <w:rFonts w:ascii="Segoe UI" w:hAnsi="Segoe UI" w:cs="Segoe UI"/>
+          <w:sz w:val="20"/>
+          <w:szCs w:val="20"/>
+        </w:rPr>
+        <w:t xml:space="preserve"/>
+      </w:r>
+      <w:r>
+        <w:rPr>
+          <w:rFonts w:ascii="Segoe UI" w:hAnsi="Segoe UI" w:cs="Segoe UI"/>
+          <w:sz w:val="20"/>
+          <w:szCs w:val="20"/>
+        </w:rPr>
+        <w:t xml:space="preserve"/>
+      </w:r>
+      <w:r>
+        <w:rPr>
+          <w:rFonts w:ascii="Segoe UI" w:hAnsi="Segoe UI" w:cs="Segoe UI"/>
+          <w:sz w:val="20"/>
+          <w:szCs w:val="20"/>
+        </w:rPr>
+        <w:t/>
+      </w:r>
+      <w:r>
+        <w:rPr>
+          <w:rFonts w:ascii="Segoe UI" w:hAnsi="Segoe UI" w:cs="Segoe UI"/>
+          <w:sz w:val="20"/>
+          <w:szCs w:val="20"/>
+        </w:rPr>
+        <w:t xml:space="preserve"/>
+      </w:r>
+      <w:r>
+        <w:rPr>
+          <w:rFonts w:ascii="Segoe UI" w:hAnsi="Segoe UI" w:cs="Segoe UI"/>
+          <w:sz w:val="20"/>
+          <w:szCs w:val="20"/>
+        </w:rPr>
+        <w:t/>
+      </w:r>
+      <w:r>
+        <w:rPr>
+          <w:rFonts w:ascii="Segoe UI" w:hAnsi="Segoe UI" w:cs="Segoe UI"/>
+          <w:sz w:val="20"/>
+          <w:szCs w:val="20"/>
+        </w:rPr>
+        <w:t/>
+      </w:r>
     </w:p>
     <w:p>
       <w:pPr>
@@ -15156,6 +15263,113 @@
     </w:p>
     <w:p>
       <w:pPr>
+        <w:spacing w:line="276" w:lineRule="auto"/>
+        <w:jc w:val="both"/>
+        <w:rPr>
+          <w:rFonts w:ascii="Segoe UI" w:hAnsi="Segoe UI" w:cs="Segoe UI"/>
+          <w:sz w:val="20"/>
+          <w:szCs w:val="20"/>
+        </w:rPr>
+      </w:pPr>
+      <w:r>
+        <w:rPr>
+          <w:rFonts w:ascii="Segoe UI" w:hAnsi="Segoe UI" w:cs="Segoe UI"/>
+          <w:sz w:val="20"/>
+          <w:szCs w:val="20"/>
+        </w:rPr>
+        <w:t xml:space="preserve">{/ma_skale}</w:t>
+      </w:r>
+      <w:r>
+        <w:rPr>
+          <w:rFonts w:ascii="Segoe UI" w:hAnsi="Segoe UI" w:cs="Segoe UI"/>
+          <w:sz w:val="20"/>
+          <w:szCs w:val="20"/>
+        </w:rPr>
+        <w:t xml:space="preserve"/>
+      </w:r>
+      <w:r>
+        <w:rPr>
+          <w:rFonts w:ascii="Segoe UI" w:hAnsi="Segoe UI" w:cs="Segoe UI"/>
+          <w:sz w:val="20"/>
+          <w:szCs w:val="20"/>
+        </w:rPr>
+        <w:br/>
+      </w:r>
+      <w:r>
+        <w:rPr>
+          <w:rFonts w:ascii="Segoe UI" w:hAnsi="Segoe UI" w:cs="Segoe UI"/>
+          <w:sz w:val="20"/>
+          <w:szCs w:val="20"/>
+        </w:rPr>
+        <w:t xml:space="preserve"/>
+      </w:r>
+      <w:r>
+        <w:rPr>
+          <w:rFonts w:ascii="Segoe UI" w:hAnsi="Segoe UI" w:cs="Segoe UI"/>
+          <w:sz w:val="20"/>
+          <w:szCs w:val="20"/>
+        </w:rPr>
+        <w:t xml:space="preserve"/>
+      </w:r>
+      <w:r>
+        <w:rPr>
+          <w:rFonts w:ascii="Segoe UI" w:hAnsi="Segoe UI" w:cs="Segoe UI"/>
+          <w:sz w:val="20"/>
+          <w:szCs w:val="20"/>
+        </w:rPr>
+        <w:t/>
+      </w:r>
+      <w:r>
+        <w:rPr>
+          <w:rFonts w:ascii="Segoe UI" w:hAnsi="Segoe UI" w:cs="Segoe UI"/>
+          <w:sz w:val="20"/>
+          <w:szCs w:val="20"/>
+        </w:rPr>
+        <w:t xml:space="preserve"/>
+      </w:r>
+      <w:r>
+        <w:rPr>
+          <w:rFonts w:ascii="Segoe UI" w:hAnsi="Segoe UI" w:cs="Segoe UI"/>
+          <w:sz w:val="20"/>
+          <w:szCs w:val="20"/>
+        </w:rPr>
+        <w:t xml:space="preserve"/>
+      </w:r>
+      <w:r>
+        <w:rPr>
+          <w:rFonts w:ascii="Segoe UI" w:hAnsi="Segoe UI" w:cs="Segoe UI"/>
+          <w:sz w:val="20"/>
+          <w:szCs w:val="20"/>
+        </w:rPr>
+        <w:t/>
+      </w:r>
+      <w:r>
+        <w:rPr>
+          <w:rFonts w:ascii="Segoe UI" w:hAnsi="Segoe UI" w:cs="Segoe UI"/>
+          <w:sz w:val="20"/>
+          <w:szCs w:val="20"/>
+        </w:rPr>
+        <w:t xml:space="preserve"/>
+      </w:r>
+      <w:r>
+        <w:rPr>
+          <w:rFonts w:ascii="Segoe UI" w:hAnsi="Segoe UI" w:cs="Segoe UI"/>
+          <w:sz w:val="20"/>
+          <w:szCs w:val="20"/>
+        </w:rPr>
+        <w:t/>
+      </w:r>
+      <w:r>
+        <w:rPr>
+          <w:rFonts w:ascii="Segoe UI" w:hAnsi="Segoe UI" w:cs="Segoe UI"/>
+          <w:sz w:val="20"/>
+          <w:szCs w:val="20"/>
+        </w:rPr>
+        <w:t/>
+      </w:r>
+    </w:p>
+    <w:p>
+      <w:pPr>
         <w:pStyle w:val="iza2"/>
         <w:spacing w:line="276" w:lineRule="auto"/>
         <w:ind w:left="567" w:hanging="567"/>
@@ -15259,23 +15473,23 @@
           <w:sz w:val="20"/>
           <w:szCs w:val="20"/>
         </w:rPr>
-        <w:t>Kryterium wyboru lokali mieszkalnych przyjętych do porównań były cechy rynkowe zgodnie z ich wagą, czyli kolejno: standard wykończenia, położenie na piętrze</w:t>
-      </w:r>
-      <w:r>
-        <w:rPr>
-          <w:rFonts w:ascii="Segoe UI" w:hAnsi="Segoe UI" w:cs="Segoe UI"/>
-          <w:sz w:val="20"/>
-          <w:szCs w:val="20"/>
-        </w:rPr>
-        <w:t>, powierzchnia użytkowa, dodatkowe oraz lokalizacja szczegółowa</w:t>
-      </w:r>
-      <w:r>
-        <w:rPr>
-          <w:rFonts w:ascii="Segoe UI" w:hAnsi="Segoe UI" w:cs="Segoe UI"/>
-          <w:sz w:val="20"/>
-          <w:szCs w:val="20"/>
-        </w:rPr>
-        <w:t xml:space="preserve">. Zgodnie z powyższym, podobieństwo nieruchomości sformułowano za pomocą 5 atrybutów. </w:t>
+        <w:t xml:space="preserve">Kryterium wyboru lokali mieszkalnych przyjętych do porównań były cechy rynkowe zgodnie z ich wagą, czyli kolejno: {cechy_lista_wg_wag}. Zgodnie z powyższym, podobieństwo nieruchomości sformułowano za pomocą {liczba_atrybutow_fraza}.</w:t>
+      </w:r>
+      <w:r>
+        <w:rPr>
+          <w:rFonts w:ascii="Segoe UI" w:hAnsi="Segoe UI" w:cs="Segoe UI"/>
+          <w:sz w:val="20"/>
+          <w:szCs w:val="20"/>
+        </w:rPr>
+        <w:t/>
+      </w:r>
+      <w:r>
+        <w:rPr>
+          <w:rFonts w:ascii="Segoe UI" w:hAnsi="Segoe UI" w:cs="Segoe UI"/>
+          <w:sz w:val="20"/>
+          <w:szCs w:val="20"/>
+        </w:rPr>
+        <w:t xml:space="preserve"/>
       </w:r>
     </w:p>
     <w:p>

--- a/apps/web/templates/operat-szablon.docx
+++ b/apps/web/templates/operat-szablon.docx
@@ -1426,7 +1426,7 @@
           <w:u w:val="none"/>
         </w:rPr>
         <w:tab/>
-        <w:t xml:space="preserve">                          Pieczęć i podpis rzeczoznawcy majątkowego:</w:t>
+        <w:t xml:space="preserve">                          Pieczęć i podpis rzeczoznawcy majątkowego: {%podpis}</w:t>
       </w:r>
     </w:p>
     <w:p>

--- a/apps/web/templates/operat-szablon.docx
+++ b/apps/web/templates/operat-szablon.docx
@@ -9256,6 +9256,82 @@
           <w:szCs w:val="20"/>
         </w:rPr>
         <w:t xml:space="preserve"/>
+      </w:r>
+    </w:p>
+    <w:p>
+      <w:pPr>
+        <w:jc w:val="center"/>
+      </w:pPr>
+      <w:r>
+        <w:t xml:space="preserve">{#mapy}</w:t>
+      </w:r>
+    </w:p>
+    <w:p>
+      <w:pPr>
+        <w:keepNext/>
+        <w:jc w:val="center"/>
+      </w:pPr>
+      <w:r>
+        <w:t xml:space="preserve">Mapa ewidencyjna:</w:t>
+      </w:r>
+    </w:p>
+    <w:p>
+      <w:pPr>
+        <w:keepNext/>
+        <w:jc w:val="center"/>
+      </w:pPr>
+      <w:r>
+        <w:t xml:space="preserve">{%mapa_ewidencyjna}</w:t>
+      </w:r>
+    </w:p>
+    <w:p>
+      <w:pPr>
+        <w:jc w:val="center"/>
+      </w:pPr>
+      <w:r>
+        <w:t xml:space="preserve">Źródło: Geoportal.gov.pl, dane pobrane {mapy_data}</w:t>
+      </w:r>
+    </w:p>
+    <w:p>
+      <w:pPr>
+        <w:keepNext/>
+        <w:jc w:val="center"/>
+      </w:pPr>
+      <w:r>
+        <w:t xml:space="preserve">Ortofotomapa:</w:t>
+      </w:r>
+    </w:p>
+    <w:p>
+      <w:pPr>
+        <w:keepNext/>
+        <w:jc w:val="center"/>
+      </w:pPr>
+      <w:r>
+        <w:t xml:space="preserve">{%mapa_orto}</w:t>
+      </w:r>
+    </w:p>
+    <w:p>
+      <w:pPr>
+        <w:jc w:val="center"/>
+      </w:pPr>
+      <w:r>
+        <w:t xml:space="preserve">Źródło: Geoportal.gov.pl, dane pobrane {mapy_data}</w:t>
+      </w:r>
+    </w:p>
+    <w:p>
+      <w:pPr>
+        <w:jc w:val="center"/>
+      </w:pPr>
+      <w:r>
+        <w:t xml:space="preserve">{/mapy}</w:t>
+      </w:r>
+    </w:p>
+    <w:p>
+      <w:pPr>
+        <w:jc w:val="center"/>
+      </w:pPr>
+      <w:r>
+        <w:t xml:space="preserve">{^mapy}Dokumentacja kartograficzna zostanie uzupełniona.{/mapy}</w:t>
       </w:r>
     </w:p>
     <w:p>

--- a/apps/web/templates/operat-szablon.docx
+++ b/apps/web/templates/operat-szablon.docx
@@ -8944,11 +8944,6 @@
         </w:rPr>
       </w:pPr>
     </w:p>
-    <w:p>
-      <w:r>
-        <w:t xml:space="preserve">Dokumentacja fotograficzna i kartograficzna zostanie uzupełniona po oględzinach.</w:t>
-      </w:r>
-    </w:p>
     <w:bookmarkEnd w:id="18"/>
     <w:p>
       <w:pPr>
@@ -9332,6 +9327,42 @@
       </w:pPr>
       <w:r>
         <w:t xml:space="preserve">{^mapy}Dokumentacja kartograficzna zostanie uzupełniona.{/mapy}</w:t>
+      </w:r>
+    </w:p>
+    <w:p>
+      <w:r>
+        <w:t xml:space="preserve">{#ma_foto_otoczenie}</w:t>
+      </w:r>
+    </w:p>
+    <w:p>
+      <w:pPr>
+        <w:keepNext/>
+      </w:pPr>
+      <w:r>
+        <w:t xml:space="preserve">Poniżej dokumentacja fotograficzna drogi dojazdowej oraz bezpośredniego otoczenia, wg stanu aktualnego:</w:t>
+      </w:r>
+    </w:p>
+    <w:p>
+      <w:r>
+        <w:t xml:space="preserve">{#foto_otoczenie}</w:t>
+      </w:r>
+    </w:p>
+    <w:p>
+      <w:pPr>
+        <w:jc w:val="center"/>
+      </w:pPr>
+      <w:r>
+        <w:t xml:space="preserve">{%img}</w:t>
+      </w:r>
+    </w:p>
+    <w:p>
+      <w:r>
+        <w:t xml:space="preserve">{/foto_otoczenie}</w:t>
+      </w:r>
+    </w:p>
+    <w:p>
+      <w:r>
+        <w:t xml:space="preserve">{/ma_foto_otoczenie}</w:t>
       </w:r>
     </w:p>
     <w:p>
@@ -10286,7 +10317,38 @@
     </w:p>
     <w:p>
       <w:r>
-        <w:t xml:space="preserve">Dokumentacja fotograficzna i kartograficzna zostanie uzupełniona po oględzinach.</w:t>
+        <w:t xml:space="preserve">{#ma_foto_budynek}</w:t>
+      </w:r>
+    </w:p>
+    <w:p>
+      <w:pPr>
+        <w:keepNext/>
+      </w:pPr>
+      <w:r>
+        <w:t xml:space="preserve">Poniżej przedstawiono dokumentację fotograficzną budynku oraz bezpośredniego otoczenia, wg stanu aktualnego:</w:t>
+      </w:r>
+    </w:p>
+    <w:p>
+      <w:r>
+        <w:t xml:space="preserve">{#foto_budynek}</w:t>
+      </w:r>
+    </w:p>
+    <w:p>
+      <w:pPr>
+        <w:jc w:val="center"/>
+      </w:pPr>
+      <w:r>
+        <w:t xml:space="preserve">{%img}</w:t>
+      </w:r>
+    </w:p>
+    <w:p>
+      <w:r>
+        <w:t xml:space="preserve">{/foto_budynek}</w:t>
+      </w:r>
+    </w:p>
+    <w:p>
+      <w:r>
+        <w:t xml:space="preserve">{/ma_foto_budynek}</w:t>
       </w:r>
     </w:p>
     <w:p>
@@ -10426,6 +10488,65 @@
           <w:szCs w:val="20"/>
         </w:rPr>
         <w:t xml:space="preserve"/>
+      </w:r>
+    </w:p>
+    <w:p>
+      <w:r>
+        <w:t xml:space="preserve">{#ma_foto_wnetrza}</w:t>
+      </w:r>
+    </w:p>
+    <w:p>
+      <w:pPr>
+        <w:keepNext/>
+      </w:pPr>
+      <w:r>
+        <w:t xml:space="preserve">Poniżej przedstawiono dokumentację fotograficzną lokalu mieszkalnego, wg stanu aktualnego:</w:t>
+      </w:r>
+    </w:p>
+    <w:p>
+      <w:r>
+        <w:t xml:space="preserve">{#foto_wnetrza}</w:t>
+      </w:r>
+    </w:p>
+    <w:p>
+      <w:pPr>
+        <w:jc w:val="center"/>
+      </w:pPr>
+      <w:r>
+        <w:t xml:space="preserve">{%img}</w:t>
+      </w:r>
+    </w:p>
+    <w:p>
+      <w:r>
+        <w:t xml:space="preserve">{/foto_wnetrza}</w:t>
+      </w:r>
+    </w:p>
+    <w:p>
+      <w:r>
+        <w:t xml:space="preserve">{/ma_foto_wnetrza}</w:t>
+      </w:r>
+    </w:p>
+    <w:p>
+      <w:r>
+        <w:t xml:space="preserve">{#ma_uwagi_ogledzin}</w:t>
+      </w:r>
+    </w:p>
+    <w:p>
+      <w:pPr>
+        <w:keepNext/>
+      </w:pPr>
+      <w:r>
+        <w:t xml:space="preserve">Uwagi z oględzin:</w:t>
+      </w:r>
+    </w:p>
+    <w:p>
+      <w:r>
+        <w:t xml:space="preserve">{uwagi_ogledzin}</w:t>
+      </w:r>
+    </w:p>
+    <w:p>
+      <w:r>
+        <w:t xml:space="preserve">{/ma_uwagi_ogledzin}</w:t>
       </w:r>
     </w:p>
     <w:p>
@@ -10947,11 +11068,6 @@
           <w:szCs w:val="20"/>
         </w:rPr>
       </w:pPr>
-    </w:p>
-    <w:p>
-      <w:r>
-        <w:t xml:space="preserve">Dokumentacja fotograficzna i kartograficzna zostanie uzupełniona po oględzinach.</w:t>
-      </w:r>
     </w:p>
     <w:p>
       <w:pPr>
@@ -20156,11 +20272,6 @@
           <w:szCs w:val="20"/>
         </w:rPr>
       </w:pPr>
-    </w:p>
-    <w:p>
-      <w:r>
-        <w:t xml:space="preserve">Dokumentacja fotograficzna i kartograficzna zostanie uzupełniona po oględzinach.</w:t>
-      </w:r>
     </w:p>
     <w:bookmarkEnd w:id="97"/>
     <w:p>

--- a/apps/web/templates/operat-szablon.docx
+++ b/apps/web/templates/operat-szablon.docx
@@ -4771,7 +4771,7 @@
                 <w:sz w:val="18"/>
                 <w:szCs w:val="18"/>
               </w:rPr>
-              <w:t xml:space="preserve">Lokal mieszkalny o powierzchni użytkowej {powierzchnia} m2. Szczegółowy opis układu funkcjonalnego zostanie uzupełniony po oględzinach.</w:t>
+              <w:t xml:space="preserve">{proza_opis_lokalu}</w:t>
             </w:r>
             <w:r>
               <w:rPr>
@@ -9018,7 +9018,7 @@
           <w:sz w:val="20"/>
           <w:szCs w:val="20"/>
         </w:rPr>
-        <w:t xml:space="preserve">Wyceniana nieruchomość zlokalizowana jest pod adresem: {adres}. Charakterystyka bezpośredniego otoczenia zostanie uzupełniona po oględzinach. </w:t>
+        <w:t xml:space="preserve">Wyceniana nieruchomość zlokalizowana jest pod adresem: {adres}. {proza_otoczenie}</w:t>
       </w:r>
       <w:r>
         <w:rPr>
@@ -9363,74 +9363,6 @@
     <w:p>
       <w:r>
         <w:t xml:space="preserve">{/ma_foto_otoczenie}</w:t>
-      </w:r>
-    </w:p>
-    <w:p>
-      <w:pPr>
-        <w:pStyle w:val="Bezodstpw"/>
-        <w:spacing w:line="276" w:lineRule="auto"/>
-        <w:jc w:val="both"/>
-        <w:rPr>
-          <w:rFonts w:ascii="Segoe UI" w:hAnsi="Segoe UI" w:cs="Segoe UI"/>
-          <w:sz w:val="20"/>
-          <w:szCs w:val="20"/>
-        </w:rPr>
-      </w:pPr>
-      <w:r>
-        <w:rPr>
-          <w:rFonts w:ascii="Segoe UI" w:hAnsi="Segoe UI" w:cs="Segoe UI"/>
-          <w:sz w:val="20"/>
-          <w:szCs w:val="20"/>
-        </w:rPr>
-        <w:t>Dojazd do przedmiotow</w:t>
-      </w:r>
-      <w:r>
-        <w:rPr>
-          <w:rFonts w:ascii="Segoe UI" w:hAnsi="Segoe UI" w:cs="Segoe UI"/>
-          <w:sz w:val="20"/>
-          <w:szCs w:val="20"/>
-        </w:rPr>
-        <w:t xml:space="preserve">ej </w:t>
-      </w:r>
-      <w:r>
-        <w:rPr>
-          <w:rFonts w:ascii="Segoe UI" w:hAnsi="Segoe UI" w:cs="Segoe UI"/>
-          <w:sz w:val="20"/>
-          <w:szCs w:val="20"/>
-        </w:rPr>
-        <w:t xml:space="preserve">nieruchomości odbywa się komunikacją </w:t>
-      </w:r>
-      <w:r>
-        <w:rPr>
-          <w:rFonts w:ascii="Segoe UI" w:hAnsi="Segoe UI" w:cs="Segoe UI"/>
-          <w:sz w:val="20"/>
-          <w:szCs w:val="20"/>
-        </w:rPr>
-        <w:t>miejską</w:t>
-      </w:r>
-      <w:r>
-        <w:rPr>
-          <w:rFonts w:ascii="Segoe UI" w:hAnsi="Segoe UI" w:cs="Segoe UI"/>
-          <w:sz w:val="20"/>
-          <w:szCs w:val="20"/>
-        </w:rPr>
-        <w:t xml:space="preserve">. </w:t>
-      </w:r>
-      <w:r>
-        <w:rPr>
-          <w:rFonts w:ascii="Segoe UI" w:hAnsi="Segoe UI" w:cs="Segoe UI"/>
-          <w:sz w:val="20"/>
-          <w:szCs w:val="20"/>
-        </w:rPr>
-        <w:t>Przystanki komunikacji publicznej w zasięgu nieruchomości</w:t>
-      </w:r>
-      <w:r>
-        <w:rPr>
-          <w:rFonts w:ascii="Segoe UI" w:hAnsi="Segoe UI" w:cs="Segoe UI"/>
-          <w:sz w:val="20"/>
-          <w:szCs w:val="20"/>
-        </w:rPr>
-        <w:t>.</w:t>
       </w:r>
     </w:p>
     <w:p>
@@ -9878,6 +9810,11 @@
       </w:r>
     </w:p>
     <w:p>
+      <w:r>
+        <w:t xml:space="preserve">{#ma_proza_standard}</w:t>
+      </w:r>
+    </w:p>
+    <w:p>
       <w:pPr>
         <w:pStyle w:val="Tekstpodstawowywcity"/>
         <w:spacing w:after="0" w:line="276" w:lineRule="auto"/>
@@ -9895,7 +9832,7 @@
           <w:sz w:val="20"/>
           <w:szCs w:val="20"/>
         </w:rPr>
-        <w:t xml:space="preserve">Stan techniczny lokalu przyjęto na podstawie oświadczenia zamawiającego oraz przeglądu dostępnej dokumentacji. Szczegółowy opis zostanie uzupełniony po oględzinach.</w:t>
+        <w:t xml:space="preserve">{proza_standard}</w:t>
       </w:r>
       <w:r>
         <w:rPr>
@@ -10300,6 +10237,11 @@
           <w:szCs w:val="20"/>
         </w:rPr>
         <w:t xml:space="preserve"/>
+      </w:r>
+    </w:p>
+    <w:p>
+      <w:r>
+        <w:t xml:space="preserve">{/ma_proza_standard}</w:t>
       </w:r>
     </w:p>
     <w:p>
@@ -10421,6 +10363,11 @@
       </w:pPr>
     </w:p>
     <w:p>
+      <w:r>
+        <w:t xml:space="preserve">{#ma_proza_opis_lokalu}</w:t>
+      </w:r>
+    </w:p>
+    <w:p>
       <w:pPr>
         <w:spacing w:line="276" w:lineRule="auto"/>
         <w:jc w:val="both"/>
@@ -10436,7 +10383,7 @@
           <w:sz w:val="20"/>
           <w:szCs w:val="20"/>
         </w:rPr>
-        <w:t xml:space="preserve">Lokal mieszkalny o powierzchni użytkowej {powierzchnia} m2. Szczegółowy opis układu funkcjonalnego zostanie uzupełniony po oględzinach.</w:t>
+        <w:t xml:space="preserve">{proza_opis_lokalu}</w:t>
       </w:r>
       <w:r>
         <w:rPr>
@@ -10488,6 +10435,11 @@
           <w:szCs w:val="20"/>
         </w:rPr>
         <w:t xml:space="preserve"/>
+      </w:r>
+    </w:p>
+    <w:p>
+      <w:r>
+        <w:t xml:space="preserve">{/ma_proza_opis_lokalu}</w:t>
       </w:r>
     </w:p>
     <w:p>
@@ -10617,7 +10569,7 @@
           <w:sz w:val="20"/>
           <w:szCs w:val="20"/>
         </w:rPr>
-        <w:t xml:space="preserve">Przedmiotowa nieruchomość lokalowa zlokalizowana jest pod adresem: {adres}. Opis zagospodarowania terenu zostanie uzupełniony po oględzinach.</w:t>
+        <w:t xml:space="preserve">Przedmiotowa nieruchomość lokalowa zlokalizowana jest pod adresem: {adres}. {proza_zagospodarowanie}</w:t>
       </w:r>
       <w:r>
         <w:rPr>
@@ -13519,6 +13471,11 @@
       </w:pPr>
     </w:p>
     <w:p>
+      <w:r>
+        <w:t xml:space="preserve">{#ma_proza_analiza_rynku}</w:t>
+      </w:r>
+    </w:p>
+    <w:p>
       <w:pPr>
         <w:pStyle w:val="Akapitzlist"/>
         <w:spacing w:line="276" w:lineRule="auto"/>
@@ -13536,7 +13493,7 @@
           <w:sz w:val="20"/>
           <w:szCs w:val="20"/>
         </w:rPr>
-        <w:t xml:space="preserve">Dla określenia wartości rynkowej prawa własności wycenianej nieruchomości lokalowej o funkcji mieszkalnej, przeprowadzono analizę rynku lokalnego ze szczególnym uwzględnieniem lokalizacji nieruchomości stanowiącej przedmiot wyceny. </w:t>
+        <w:t xml:space="preserve">{proza_analiza_rynku}</w:t>
       </w:r>
       <w:r>
         <w:rPr>
@@ -13577,6 +13534,11 @@
           <w:szCs w:val="20"/>
         </w:rPr>
         <w:t xml:space="preserve"/>
+      </w:r>
+    </w:p>
+    <w:p>
+      <w:r>
+        <w:t xml:space="preserve">{/ma_proza_analiza_rynku}</w:t>
       </w:r>
     </w:p>
     <w:p>
@@ -13596,942 +13558,44 @@
     </w:p>
     <w:p>
       <w:pPr>
-        <w:pStyle w:val="Akapitzlist"/>
-        <w:spacing w:line="276" w:lineRule="auto"/>
-        <w:ind w:left="0"/>
-        <w:jc w:val="both"/>
-        <w:rPr>
-          <w:rFonts w:ascii="Segoe UI" w:hAnsi="Segoe UI" w:cs="Segoe UI"/>
-          <w:bCs/>
-          <w:sz w:val="20"/>
-          <w:szCs w:val="20"/>
-          <w:u w:val="single"/>
-        </w:rPr>
-      </w:pPr>
-      <w:r>
-        <w:rPr>
-          <w:rFonts w:ascii="Segoe UI" w:hAnsi="Segoe UI" w:cs="Segoe UI"/>
-          <w:bCs/>
-          <w:sz w:val="20"/>
-          <w:szCs w:val="20"/>
-          <w:u w:val="single"/>
-        </w:rPr>
-        <w:t>Cechy analizowanego rynku:</w:t>
-      </w:r>
-    </w:p>
-    <w:p>
-      <w:pPr>
-        <w:pStyle w:val="Akapitzlist"/>
-        <w:numPr>
-          <w:ilvl w:val="0"/>
-          <w:numId w:val="7"/>
-        </w:numPr>
         <w:spacing w:line="276" w:lineRule="auto"/>
         <w:jc w:val="both"/>
         <w:rPr>
           <w:rFonts w:ascii="Segoe UI" w:hAnsi="Segoe UI" w:cs="Segoe UI"/>
-          <w:sz w:val="20"/>
-          <w:szCs w:val="20"/>
-        </w:rPr>
-      </w:pPr>
-      <w:r>
-        <w:rPr>
-          <w:rFonts w:ascii="Segoe UI" w:hAnsi="Segoe UI" w:cs="Segoe UI"/>
-          <w:sz w:val="20"/>
-          <w:szCs w:val="20"/>
-        </w:rPr>
-        <w:t>zakres przedmiotowy – rynek wtórny nieruchomości lokalowych o funkcji mieszkalnej</w:t>
-      </w:r>
-      <w:r>
-        <w:rPr>
-          <w:rFonts w:ascii="Segoe UI" w:hAnsi="Segoe UI" w:cs="Segoe UI"/>
-          <w:sz w:val="20"/>
-          <w:szCs w:val="20"/>
-        </w:rPr>
-        <w:t>,</w:t>
-      </w:r>
-      <w:r>
-        <w:rPr>
-          <w:rFonts w:ascii="Segoe UI" w:hAnsi="Segoe UI" w:cs="Segoe UI"/>
-          <w:sz w:val="20"/>
-          <w:szCs w:val="20"/>
-        </w:rPr>
-        <w:t xml:space="preserve"> położone w budynkach wybudowanych po 2000 r.,</w:t>
-      </w:r>
-    </w:p>
-    <w:p>
-      <w:pPr>
-        <w:pStyle w:val="Akapitzlist"/>
-        <w:numPr>
-          <w:ilvl w:val="0"/>
-          <w:numId w:val="7"/>
-        </w:numPr>
-        <w:spacing w:line="276" w:lineRule="auto"/>
-        <w:jc w:val="both"/>
-        <w:rPr>
-          <w:rFonts w:ascii="Segoe UI" w:hAnsi="Segoe UI" w:cs="Segoe UI"/>
-          <w:sz w:val="20"/>
-          <w:szCs w:val="20"/>
-        </w:rPr>
-      </w:pPr>
-      <w:r>
-        <w:rPr>
-          <w:rFonts w:ascii="Segoe UI" w:hAnsi="Segoe UI" w:cs="Segoe UI"/>
-          <w:sz w:val="20"/>
-          <w:szCs w:val="20"/>
-        </w:rPr>
-        <w:t xml:space="preserve">obszar badania – rejon lokalizacji wycenianej nieruchomości</w:t>
-      </w:r>
-      <w:r>
-        <w:rPr>
-          <w:rFonts w:ascii="Segoe UI" w:hAnsi="Segoe UI" w:cs="Segoe UI"/>
-          <w:sz w:val="20"/>
-          <w:szCs w:val="20"/>
-        </w:rPr>
+          <w:bCs/>
+          <w:sz w:val="20"/>
+          <w:szCs w:val="20"/>
+        </w:rPr>
+      </w:pPr>
+      <w:bookmarkStart w:id="53" w:name="_Hlk188264593"/>
+      <w:r>
+        <w:rPr>
+          <w:rFonts w:ascii="Segoe UI" w:hAnsi="Segoe UI" w:cs="Segoe UI"/>
+          <w:bCs/>
+          <w:sz w:val="20"/>
+          <w:szCs w:val="20"/>
+        </w:rPr>
+        <w:t xml:space="preserve">Przyjęto współczynnik zmiany cen na poziomie jedności i cen ze względu na upływ czasu nie korygowano.</w:t>
+      </w:r>
+      <w:bookmarkStart w:id="54" w:name="_Hlk204162314"/>
+      <w:r>
+        <w:rPr>
+          <w:rFonts w:ascii="Segoe UI" w:hAnsi="Segoe UI" w:cs="Segoe UI"/>
+          <w:bCs/>
+          <w:sz w:val="20"/>
+          <w:szCs w:val="20"/>
+        </w:rPr>
+        <w:t xml:space="preserve"/>
+      </w:r>
+      <w:r>
+        <w:rPr>
+          <w:rFonts w:ascii="Segoe UI" w:hAnsi="Segoe UI" w:cs="Segoe UI"/>
+          <w:bCs/>
+          <w:sz w:val="20"/>
+          <w:szCs w:val="20"/>
+        </w:rPr>
+        <w:br/>
         <w:t/>
-      </w:r>
-      <w:r>
-        <w:rPr>
-          <w:rFonts w:ascii="Segoe UI" w:hAnsi="Segoe UI" w:cs="Segoe UI"/>
-          <w:sz w:val="20"/>
-          <w:szCs w:val="20"/>
-        </w:rPr>
-        <w:t/>
-      </w:r>
-      <w:r>
-        <w:rPr>
-          <w:rFonts w:ascii="Segoe UI" w:hAnsi="Segoe UI" w:cs="Segoe UI"/>
-          <w:sz w:val="20"/>
-          <w:szCs w:val="20"/>
-        </w:rPr>
-        <w:t/>
-      </w:r>
-      <w:r>
-        <w:rPr>
-          <w:rFonts w:ascii="Segoe UI" w:hAnsi="Segoe UI" w:cs="Segoe UI"/>
-          <w:sz w:val="20"/>
-          <w:szCs w:val="20"/>
-        </w:rPr>
-        <w:t xml:space="preserve"/>
-      </w:r>
-    </w:p>
-    <w:p>
-      <w:pPr>
-        <w:pStyle w:val="Akapitzlist"/>
-        <w:numPr>
-          <w:ilvl w:val="0"/>
-          <w:numId w:val="7"/>
-        </w:numPr>
-        <w:spacing w:line="276" w:lineRule="auto"/>
-        <w:jc w:val="both"/>
-        <w:rPr>
-          <w:rFonts w:ascii="Segoe UI" w:hAnsi="Segoe UI" w:cs="Segoe UI"/>
-          <w:sz w:val="20"/>
-          <w:szCs w:val="20"/>
-        </w:rPr>
-      </w:pPr>
-      <w:r>
-        <w:rPr>
-          <w:rFonts w:ascii="Segoe UI" w:hAnsi="Segoe UI" w:cs="Segoe UI"/>
-          <w:sz w:val="20"/>
-          <w:szCs w:val="20"/>
-        </w:rPr>
-        <w:t xml:space="preserve">powierzchnia użytkowa – </w:t>
-      </w:r>
-      <w:r>
-        <w:rPr>
-          <w:rFonts w:ascii="Segoe UI" w:hAnsi="Segoe UI" w:cs="Segoe UI"/>
-          <w:sz w:val="20"/>
-          <w:szCs w:val="20"/>
-        </w:rPr>
-        <w:t xml:space="preserve">od 50 </w:t>
-      </w:r>
-      <w:r>
-        <w:rPr>
-          <w:rFonts w:ascii="Segoe UI" w:hAnsi="Segoe UI" w:cs="Segoe UI"/>
-          <w:sz w:val="20"/>
-          <w:szCs w:val="20"/>
-        </w:rPr>
-        <w:t>m</w:t>
-      </w:r>
-      <w:r>
-        <w:rPr>
-          <w:rFonts w:ascii="Segoe UI" w:hAnsi="Segoe UI" w:cs="Segoe UI"/>
-          <w:sz w:val="20"/>
-          <w:szCs w:val="20"/>
-          <w:vertAlign w:val="superscript"/>
-        </w:rPr>
-        <w:t>2</w:t>
-      </w:r>
-      <w:r>
-        <w:rPr>
-          <w:rFonts w:ascii="Segoe UI" w:hAnsi="Segoe UI" w:cs="Segoe UI"/>
-          <w:sz w:val="20"/>
-          <w:szCs w:val="20"/>
-        </w:rPr>
-        <w:t xml:space="preserve"> </w:t>
-      </w:r>
-      <w:r>
-        <w:rPr>
-          <w:rFonts w:ascii="Segoe UI" w:hAnsi="Segoe UI" w:cs="Segoe UI"/>
-          <w:sz w:val="20"/>
-          <w:szCs w:val="20"/>
-        </w:rPr>
-        <w:t xml:space="preserve">do </w:t>
-      </w:r>
-      <w:r>
-        <w:rPr>
-          <w:rFonts w:ascii="Segoe UI" w:hAnsi="Segoe UI" w:cs="Segoe UI"/>
-          <w:sz w:val="20"/>
-          <w:szCs w:val="20"/>
-        </w:rPr>
-        <w:t>9</w:t>
-      </w:r>
-      <w:r>
-        <w:rPr>
-          <w:rFonts w:ascii="Segoe UI" w:hAnsi="Segoe UI" w:cs="Segoe UI"/>
-          <w:sz w:val="20"/>
-          <w:szCs w:val="20"/>
-        </w:rPr>
-        <w:t>0</w:t>
-      </w:r>
-      <w:r>
-        <w:rPr>
-          <w:rFonts w:ascii="Segoe UI" w:hAnsi="Segoe UI" w:cs="Segoe UI"/>
-          <w:sz w:val="20"/>
-          <w:szCs w:val="20"/>
-        </w:rPr>
-        <w:t xml:space="preserve"> m</w:t>
-      </w:r>
-      <w:r>
-        <w:rPr>
-          <w:rFonts w:ascii="Segoe UI" w:hAnsi="Segoe UI" w:cs="Segoe UI"/>
-          <w:sz w:val="20"/>
-          <w:szCs w:val="20"/>
-          <w:vertAlign w:val="superscript"/>
-        </w:rPr>
-        <w:t>2</w:t>
-      </w:r>
-      <w:r>
-        <w:rPr>
-          <w:rFonts w:ascii="Segoe UI" w:hAnsi="Segoe UI" w:cs="Segoe UI"/>
-          <w:sz w:val="20"/>
-          <w:szCs w:val="20"/>
-        </w:rPr>
-        <w:t>,</w:t>
-      </w:r>
-    </w:p>
-    <w:p>
-      <w:pPr>
-        <w:pStyle w:val="Akapitzlist"/>
-        <w:numPr>
-          <w:ilvl w:val="0"/>
-          <w:numId w:val="7"/>
-        </w:numPr>
-        <w:spacing w:line="276" w:lineRule="auto"/>
-        <w:jc w:val="both"/>
-        <w:rPr>
-          <w:rFonts w:ascii="Segoe UI" w:hAnsi="Segoe UI" w:cs="Segoe UI"/>
-          <w:sz w:val="20"/>
-          <w:szCs w:val="20"/>
-        </w:rPr>
-      </w:pPr>
-      <w:r>
-        <w:rPr>
-          <w:rFonts w:ascii="Segoe UI" w:hAnsi="Segoe UI" w:cs="Segoe UI"/>
-          <w:sz w:val="20"/>
-          <w:szCs w:val="20"/>
-        </w:rPr>
-        <w:t xml:space="preserve">zakres czasowy badania – 2 lata wstecz od daty wyceny. </w:t>
-      </w:r>
-    </w:p>
-    <w:p>
-      <w:pPr>
-        <w:pStyle w:val="Akapitzlist"/>
-        <w:spacing w:line="276" w:lineRule="auto"/>
-        <w:ind w:left="774"/>
-        <w:jc w:val="both"/>
-        <w:rPr>
-          <w:rFonts w:ascii="Segoe UI" w:hAnsi="Segoe UI" w:cs="Segoe UI"/>
-          <w:sz w:val="20"/>
-          <w:szCs w:val="20"/>
-          <w:highlight w:val="yellow"/>
-        </w:rPr>
-      </w:pPr>
-    </w:p>
-    <w:p>
-      <w:pPr>
-        <w:tabs>
-          <w:tab w:val="left" w:pos="563"/>
-        </w:tabs>
-        <w:spacing w:line="276" w:lineRule="auto"/>
-        <w:jc w:val="both"/>
-        <w:rPr>
-          <w:rFonts w:ascii="Segoe UI" w:hAnsi="Segoe UI" w:cs="Segoe UI"/>
-          <w:sz w:val="20"/>
-          <w:szCs w:val="20"/>
-        </w:rPr>
-      </w:pPr>
-      <w:r>
-        <w:rPr>
-          <w:rFonts w:ascii="Segoe UI" w:hAnsi="Segoe UI" w:cs="Segoe UI"/>
-          <w:sz w:val="20"/>
-          <w:szCs w:val="20"/>
-        </w:rPr>
-        <w:t xml:space="preserve">W okresie monitorowania rynku lokalnego odnotowano transakcje na badanym terenie, w których wystąpiła sprzedaż nieruchomości lokalowych o funkcji mieszkalnej. Ceny transakcyjne w analizowanym segmencie wykazują zróżnicowanie zależne od standardu wykończenia, położenia oraz powierzchni lokali.</w:t>
-      </w:r>
-      <w:r>
-        <w:rPr>
-          <w:rFonts w:ascii="Segoe UI" w:hAnsi="Segoe UI" w:cs="Segoe UI"/>
-          <w:sz w:val="20"/>
-          <w:szCs w:val="20"/>
-        </w:rPr>
-        <w:t xml:space="preserve"/>
-      </w:r>
-      <w:r>
-        <w:rPr>
-          <w:rFonts w:ascii="Segoe UI" w:hAnsi="Segoe UI" w:cs="Segoe UI"/>
-          <w:sz w:val="20"/>
-          <w:szCs w:val="20"/>
-        </w:rPr>
-        <w:t/>
-      </w:r>
-      <w:r>
-        <w:rPr>
-          <w:rFonts w:ascii="Segoe UI" w:hAnsi="Segoe UI" w:cs="Segoe UI"/>
-          <w:sz w:val="20"/>
-          <w:szCs w:val="20"/>
-        </w:rPr>
-        <w:t xml:space="preserve"/>
-      </w:r>
-      <w:r>
-        <w:rPr>
-          <w:rFonts w:ascii="Segoe UI" w:hAnsi="Segoe UI" w:cs="Segoe UI"/>
-          <w:sz w:val="20"/>
-          <w:szCs w:val="20"/>
-        </w:rPr>
-        <w:t/>
-      </w:r>
-      <w:r>
-        <w:rPr>
-          <w:rFonts w:ascii="Segoe UI" w:eastAsia="Arial" w:hAnsi="Segoe UI" w:cs="Segoe UI"/>
-          <w:sz w:val="20"/>
-          <w:szCs w:val="20"/>
-        </w:rPr>
-        <w:t xml:space="preserve"/>
-      </w:r>
-      <w:r>
-        <w:rPr>
-          <w:rFonts w:ascii="Segoe UI" w:hAnsi="Segoe UI" w:cs="Segoe UI"/>
-          <w:sz w:val="20"/>
-          <w:szCs w:val="20"/>
-        </w:rPr>
-        <w:t xml:space="preserve"/>
-      </w:r>
-      <w:r>
-        <w:rPr>
-          <w:rFonts w:ascii="Segoe UI" w:hAnsi="Segoe UI" w:cs="Segoe UI"/>
-          <w:sz w:val="20"/>
-          <w:szCs w:val="20"/>
-        </w:rPr>
-        <w:t/>
-      </w:r>
-      <w:r>
-        <w:rPr>
-          <w:rFonts w:ascii="Segoe UI" w:hAnsi="Segoe UI" w:cs="Segoe UI"/>
-          <w:sz w:val="20"/>
-          <w:szCs w:val="20"/>
-        </w:rPr>
-        <w:t xml:space="preserve"/>
-      </w:r>
-      <w:r>
-        <w:rPr>
-          <w:rFonts w:ascii="Segoe UI" w:hAnsi="Segoe UI" w:cs="Segoe UI"/>
-          <w:sz w:val="20"/>
-          <w:szCs w:val="20"/>
-          <w:vertAlign w:val="superscript"/>
-        </w:rPr>
-        <w:t/>
-      </w:r>
-      <w:r>
-        <w:rPr>
-          <w:rFonts w:ascii="Segoe UI" w:hAnsi="Segoe UI" w:cs="Segoe UI"/>
-          <w:sz w:val="20"/>
-          <w:szCs w:val="20"/>
-        </w:rPr>
-        <w:t xml:space="preserve"/>
-      </w:r>
-      <w:r>
-        <w:rPr>
-          <w:rFonts w:ascii="Segoe UI" w:hAnsi="Segoe UI" w:cs="Segoe UI"/>
-          <w:sz w:val="20"/>
-          <w:szCs w:val="20"/>
-        </w:rPr>
-        <w:t/>
-      </w:r>
-      <w:r>
-        <w:rPr>
-          <w:rFonts w:ascii="Segoe UI" w:hAnsi="Segoe UI" w:cs="Segoe UI"/>
-          <w:sz w:val="20"/>
-          <w:szCs w:val="20"/>
-        </w:rPr>
-        <w:t xml:space="preserve"/>
-      </w:r>
-      <w:r>
-        <w:rPr>
-          <w:rFonts w:ascii="Segoe UI" w:hAnsi="Segoe UI" w:cs="Segoe UI"/>
-          <w:sz w:val="20"/>
-          <w:szCs w:val="20"/>
-          <w:vertAlign w:val="superscript"/>
-        </w:rPr>
-        <w:t/>
-      </w:r>
-      <w:r>
-        <w:rPr>
-          <w:rFonts w:ascii="Segoe UI" w:hAnsi="Segoe UI" w:cs="Segoe UI"/>
-          <w:sz w:val="20"/>
-          <w:szCs w:val="20"/>
-        </w:rPr>
-        <w:t xml:space="preserve"/>
-      </w:r>
-      <w:r>
-        <w:rPr>
-          <w:rFonts w:ascii="Segoe UI" w:hAnsi="Segoe UI" w:cs="Segoe UI"/>
-          <w:sz w:val="20"/>
-          <w:szCs w:val="20"/>
-        </w:rPr>
-        <w:t/>
-      </w:r>
-      <w:r>
-        <w:rPr>
-          <w:rFonts w:ascii="Segoe UI" w:hAnsi="Segoe UI" w:cs="Segoe UI"/>
-          <w:sz w:val="20"/>
-          <w:szCs w:val="20"/>
-        </w:rPr>
-        <w:t xml:space="preserve"/>
-      </w:r>
-      <w:r>
-        <w:rPr>
-          <w:rFonts w:ascii="Segoe UI" w:hAnsi="Segoe UI" w:cs="Segoe UI"/>
-          <w:sz w:val="20"/>
-          <w:szCs w:val="20"/>
-        </w:rPr>
-        <w:t/>
-      </w:r>
-      <w:r>
-        <w:rPr>
-          <w:rFonts w:ascii="Segoe UI" w:hAnsi="Segoe UI" w:cs="Segoe UI"/>
-          <w:sz w:val="20"/>
-          <w:szCs w:val="20"/>
-        </w:rPr>
-        <w:t xml:space="preserve"/>
-      </w:r>
-      <w:r>
-        <w:rPr>
-          <w:rFonts w:ascii="Segoe UI" w:hAnsi="Segoe UI" w:cs="Segoe UI"/>
-          <w:sz w:val="20"/>
-          <w:szCs w:val="20"/>
-          <w:vertAlign w:val="superscript"/>
-        </w:rPr>
-        <w:t/>
-      </w:r>
-      <w:r>
-        <w:rPr>
-          <w:rFonts w:ascii="Segoe UI" w:hAnsi="Segoe UI" w:cs="Segoe UI"/>
-          <w:sz w:val="20"/>
-          <w:szCs w:val="20"/>
-        </w:rPr>
-        <w:t xml:space="preserve"/>
-      </w:r>
-      <w:r>
-        <w:rPr>
-          <w:rFonts w:ascii="Segoe UI" w:hAnsi="Segoe UI" w:cs="Segoe UI"/>
-          <w:sz w:val="20"/>
-          <w:szCs w:val="20"/>
-        </w:rPr>
-        <w:t/>
-      </w:r>
-      <w:r>
-        <w:rPr>
-          <w:rFonts w:ascii="Segoe UI" w:hAnsi="Segoe UI" w:cs="Segoe UI"/>
-          <w:sz w:val="20"/>
-          <w:szCs w:val="20"/>
-        </w:rPr>
-        <w:t xml:space="preserve"/>
-      </w:r>
-      <w:r>
-        <w:rPr>
-          <w:rFonts w:ascii="Segoe UI" w:hAnsi="Segoe UI" w:cs="Segoe UI"/>
-          <w:sz w:val="20"/>
-          <w:szCs w:val="20"/>
-          <w:vertAlign w:val="superscript"/>
-        </w:rPr>
-        <w:t/>
-      </w:r>
-      <w:r>
-        <w:rPr>
-          <w:rFonts w:ascii="Segoe UI" w:hAnsi="Segoe UI" w:cs="Segoe UI"/>
-          <w:sz w:val="20"/>
-          <w:szCs w:val="20"/>
-        </w:rPr>
-        <w:t xml:space="preserve"/>
-      </w:r>
-      <w:r>
-        <w:rPr>
-          <w:rFonts w:ascii="Segoe UI" w:hAnsi="Segoe UI" w:cs="Segoe UI"/>
-          <w:sz w:val="20"/>
-          <w:szCs w:val="20"/>
-        </w:rPr>
-        <w:t/>
-      </w:r>
-      <w:r>
-        <w:rPr>
-          <w:rFonts w:ascii="Segoe UI" w:hAnsi="Segoe UI" w:cs="Segoe UI"/>
-          <w:sz w:val="20"/>
-          <w:szCs w:val="20"/>
-        </w:rPr>
-        <w:t xml:space="preserve"/>
-      </w:r>
-      <w:r>
-        <w:rPr>
-          <w:rFonts w:ascii="Segoe UI" w:hAnsi="Segoe UI" w:cs="Segoe UI"/>
-          <w:sz w:val="20"/>
-          <w:szCs w:val="20"/>
-        </w:rPr>
-        <w:t xml:space="preserve"/>
-      </w:r>
-      <w:r>
-        <w:rPr>
-          <w:rFonts w:ascii="Segoe UI" w:hAnsi="Segoe UI" w:cs="Segoe UI"/>
-          <w:sz w:val="20"/>
-          <w:szCs w:val="20"/>
-        </w:rPr>
-        <w:t/>
-      </w:r>
-      <w:r>
-        <w:rPr>
-          <w:rFonts w:ascii="Segoe UI" w:hAnsi="Segoe UI" w:cs="Segoe UI"/>
-          <w:sz w:val="20"/>
-          <w:szCs w:val="20"/>
-        </w:rPr>
-        <w:t xml:space="preserve"/>
-      </w:r>
-      <w:r>
-        <w:rPr>
-          <w:rFonts w:ascii="Segoe UI" w:hAnsi="Segoe UI" w:cs="Segoe UI"/>
-          <w:sz w:val="20"/>
-          <w:szCs w:val="20"/>
-        </w:rPr>
-        <w:t/>
-      </w:r>
-      <w:r>
-        <w:rPr>
-          <w:rFonts w:ascii="Segoe UI" w:hAnsi="Segoe UI" w:cs="Segoe UI"/>
-          <w:sz w:val="20"/>
-          <w:szCs w:val="20"/>
-        </w:rPr>
-        <w:t xml:space="preserve"/>
-      </w:r>
-    </w:p>
-    <w:p>
-      <w:pPr>
-        <w:tabs>
-          <w:tab w:val="left" w:pos="563"/>
-        </w:tabs>
-        <w:spacing w:line="276" w:lineRule="auto"/>
-        <w:jc w:val="both"/>
-        <w:rPr>
-          <w:rFonts w:ascii="Segoe UI" w:hAnsi="Segoe UI" w:cs="Segoe UI"/>
-          <w:sz w:val="20"/>
-          <w:szCs w:val="20"/>
-        </w:rPr>
-      </w:pPr>
-    </w:p>
-    <w:p>
-      <w:pPr>
-        <w:spacing w:line="276" w:lineRule="auto"/>
-        <w:jc w:val="both"/>
-        <w:rPr>
-          <w:rFonts w:ascii="Segoe UI" w:hAnsi="Segoe UI" w:cs="Segoe UI"/>
-          <w:sz w:val="20"/>
-          <w:szCs w:val="20"/>
-        </w:rPr>
-      </w:pPr>
-      <w:r>
-        <w:rPr>
-          <w:rFonts w:ascii="Segoe UI" w:hAnsi="Segoe UI" w:cs="Segoe UI"/>
-          <w:sz w:val="20"/>
-          <w:szCs w:val="20"/>
-        </w:rPr>
-        <w:t xml:space="preserve">W toku analizy odrzucono nieruchomości lokalowe </w:t>
-      </w:r>
-      <w:r>
-        <w:rPr>
-          <w:rFonts w:ascii="Segoe UI" w:hAnsi="Segoe UI" w:cs="Segoe UI"/>
-          <w:sz w:val="20"/>
-          <w:szCs w:val="20"/>
-        </w:rPr>
-        <w:t xml:space="preserve">o powierzchni użytkowej poniżej 60 </w:t>
-      </w:r>
-      <w:r>
-        <w:rPr>
-          <w:rFonts w:ascii="Segoe UI" w:hAnsi="Segoe UI" w:cs="Segoe UI"/>
-          <w:sz w:val="20"/>
-          <w:szCs w:val="20"/>
-        </w:rPr>
-        <w:t>m</w:t>
-      </w:r>
-      <w:r>
-        <w:rPr>
-          <w:rFonts w:ascii="Segoe UI" w:hAnsi="Segoe UI" w:cs="Segoe UI"/>
-          <w:sz w:val="20"/>
-          <w:szCs w:val="20"/>
-          <w:vertAlign w:val="superscript"/>
-        </w:rPr>
-        <w:t>2</w:t>
-      </w:r>
-      <w:r>
-        <w:rPr>
-          <w:rFonts w:ascii="Segoe UI" w:hAnsi="Segoe UI" w:cs="Segoe UI"/>
-          <w:sz w:val="20"/>
-          <w:szCs w:val="20"/>
-        </w:rPr>
-        <w:t xml:space="preserve"> </w:t>
-      </w:r>
-      <w:r>
-        <w:rPr>
-          <w:rFonts w:ascii="Segoe UI" w:hAnsi="Segoe UI" w:cs="Segoe UI"/>
-          <w:sz w:val="20"/>
-          <w:szCs w:val="20"/>
-        </w:rPr>
-        <w:t>oraz odbiegające</w:t>
-      </w:r>
-      <w:r>
-        <w:rPr>
-          <w:rFonts w:ascii="Segoe UI" w:hAnsi="Segoe UI" w:cs="Segoe UI"/>
-          <w:sz w:val="20"/>
-          <w:szCs w:val="20"/>
-        </w:rPr>
-        <w:t xml:space="preserve"> </w:t>
-      </w:r>
-      <w:r>
-        <w:rPr>
-          <w:rFonts w:ascii="Segoe UI" w:hAnsi="Segoe UI" w:cs="Segoe UI"/>
-          <w:sz w:val="20"/>
-          <w:szCs w:val="20"/>
-        </w:rPr>
-        <w:t>ceną od średniej ceny transakcyjnej. Powyższe transakcje nie wykazywały cech podobieństwa do przedmiotowej nieruchomości.</w:t>
-      </w:r>
-    </w:p>
-    <w:p>
-      <w:pPr>
-        <w:spacing w:line="276" w:lineRule="auto"/>
-        <w:ind w:right="380"/>
-        <w:jc w:val="both"/>
-        <w:rPr>
-          <w:rFonts w:ascii="Segoe UI" w:hAnsi="Segoe UI" w:cs="Segoe UI"/>
-          <w:sz w:val="20"/>
-          <w:szCs w:val="20"/>
-        </w:rPr>
-      </w:pPr>
-    </w:p>
-    <w:p>
-      <w:pPr>
-        <w:tabs>
-          <w:tab w:val="left" w:pos="563"/>
-        </w:tabs>
-        <w:spacing w:line="276" w:lineRule="auto"/>
-        <w:jc w:val="both"/>
-        <w:rPr>
-          <w:rFonts w:ascii="Segoe UI" w:hAnsi="Segoe UI" w:cs="Segoe UI"/>
-          <w:sz w:val="20"/>
-          <w:szCs w:val="20"/>
-        </w:rPr>
-      </w:pPr>
-      <w:r>
-        <w:rPr>
-          <w:rFonts w:ascii="Segoe UI" w:hAnsi="Segoe UI" w:cs="Segoe UI"/>
-          <w:sz w:val="20"/>
-          <w:szCs w:val="20"/>
-        </w:rPr>
-        <w:t xml:space="preserve">W próbie znalazły się nieruchomości lokalowe o funkcji mieszkalnej, położone w budynkach mieszkalnych o powierzchni użytkowej od 61,35 m2 do 76,41 m2. Jednostkowe ceny transakcyjne lokali mieszkalnych znajdowały się w przedziale od {cena_min} zł do {cena_max} zł za 1 m2 powierzchni użytkowej lokalu. Średnia cena została ustalona na poziomie {cena_sr} zł za 1 m2.</w:t>
-      </w:r>
-      <w:r>
-        <w:rPr>
-          <w:rFonts w:ascii="Segoe UI" w:eastAsia="Arial" w:hAnsi="Segoe UI" w:cs="Segoe UI"/>
-          <w:sz w:val="20"/>
-          <w:szCs w:val="20"/>
-        </w:rPr>
-        <w:t xml:space="preserve"/>
-      </w:r>
-      <w:r>
-        <w:rPr>
-          <w:rFonts w:ascii="Segoe UI" w:hAnsi="Segoe UI" w:cs="Segoe UI"/>
-          <w:sz w:val="20"/>
-          <w:szCs w:val="20"/>
-        </w:rPr>
-        <w:t xml:space="preserve"/>
-      </w:r>
-      <w:r>
-        <w:rPr>
-          <w:rFonts w:ascii="Segoe UI" w:hAnsi="Segoe UI" w:cs="Segoe UI"/>
-          <w:sz w:val="20"/>
-          <w:szCs w:val="20"/>
-        </w:rPr>
-        <w:t/>
-      </w:r>
-      <w:r>
-        <w:rPr>
-          <w:rFonts w:ascii="Segoe UI" w:hAnsi="Segoe UI" w:cs="Segoe UI"/>
-          <w:sz w:val="20"/>
-          <w:szCs w:val="20"/>
-        </w:rPr>
-        <w:t xml:space="preserve"/>
-      </w:r>
-      <w:r>
-        <w:rPr>
-          <w:rFonts w:ascii="Segoe UI" w:hAnsi="Segoe UI" w:cs="Segoe UI"/>
-          <w:sz w:val="20"/>
-          <w:szCs w:val="20"/>
-          <w:vertAlign w:val="superscript"/>
-        </w:rPr>
-        <w:t/>
-      </w:r>
-      <w:r>
-        <w:rPr>
-          <w:rFonts w:ascii="Segoe UI" w:hAnsi="Segoe UI" w:cs="Segoe UI"/>
-          <w:sz w:val="20"/>
-          <w:szCs w:val="20"/>
-        </w:rPr>
-        <w:t xml:space="preserve"/>
-      </w:r>
-      <w:r>
-        <w:rPr>
-          <w:rFonts w:ascii="Segoe UI" w:hAnsi="Segoe UI" w:cs="Segoe UI"/>
-          <w:sz w:val="20"/>
-          <w:szCs w:val="20"/>
-        </w:rPr>
-        <w:t/>
-      </w:r>
-      <w:r>
-        <w:rPr>
-          <w:rFonts w:ascii="Segoe UI" w:hAnsi="Segoe UI" w:cs="Segoe UI"/>
-          <w:sz w:val="20"/>
-          <w:szCs w:val="20"/>
-        </w:rPr>
-        <w:t xml:space="preserve"/>
-      </w:r>
-      <w:r>
-        <w:rPr>
-          <w:rFonts w:ascii="Segoe UI" w:hAnsi="Segoe UI" w:cs="Segoe UI"/>
-          <w:sz w:val="20"/>
-          <w:szCs w:val="20"/>
-          <w:vertAlign w:val="superscript"/>
-        </w:rPr>
-        <w:t/>
-      </w:r>
-      <w:r>
-        <w:rPr>
-          <w:rFonts w:ascii="Segoe UI" w:hAnsi="Segoe UI" w:cs="Segoe UI"/>
-          <w:sz w:val="20"/>
-          <w:szCs w:val="20"/>
-        </w:rPr>
-        <w:t xml:space="preserve"/>
-      </w:r>
-      <w:r>
-        <w:rPr>
-          <w:rFonts w:ascii="Segoe UI" w:hAnsi="Segoe UI" w:cs="Segoe UI"/>
-          <w:sz w:val="20"/>
-          <w:szCs w:val="20"/>
-        </w:rPr>
-        <w:t/>
-      </w:r>
-      <w:r>
-        <w:rPr>
-          <w:rFonts w:ascii="Segoe UI" w:hAnsi="Segoe UI" w:cs="Segoe UI"/>
-          <w:sz w:val="20"/>
-          <w:szCs w:val="20"/>
-        </w:rPr>
-        <w:t xml:space="preserve"/>
-      </w:r>
-      <w:r>
-        <w:rPr>
-          <w:rFonts w:ascii="Segoe UI" w:hAnsi="Segoe UI" w:cs="Segoe UI"/>
-          <w:sz w:val="20"/>
-          <w:szCs w:val="20"/>
-        </w:rPr>
-        <w:t xml:space="preserve"/>
-      </w:r>
-      <w:r>
-        <w:rPr>
-          <w:rFonts w:ascii="Segoe UI" w:hAnsi="Segoe UI" w:cs="Segoe UI"/>
-          <w:sz w:val="20"/>
-          <w:szCs w:val="20"/>
-        </w:rPr>
-        <w:t/>
-      </w:r>
-      <w:r>
-        <w:rPr>
-          <w:rFonts w:ascii="Segoe UI" w:hAnsi="Segoe UI" w:cs="Segoe UI"/>
-          <w:sz w:val="20"/>
-          <w:szCs w:val="20"/>
-        </w:rPr>
-        <w:t xml:space="preserve"/>
-      </w:r>
-      <w:r>
-        <w:rPr>
-          <w:rFonts w:ascii="Segoe UI" w:hAnsi="Segoe UI" w:cs="Segoe UI"/>
-          <w:sz w:val="20"/>
-          <w:szCs w:val="20"/>
-          <w:vertAlign w:val="superscript"/>
-        </w:rPr>
-        <w:t/>
-      </w:r>
-      <w:r>
-        <w:rPr>
-          <w:rFonts w:ascii="Segoe UI" w:hAnsi="Segoe UI" w:cs="Segoe UI"/>
-          <w:sz w:val="20"/>
-          <w:szCs w:val="20"/>
-        </w:rPr>
-        <w:t xml:space="preserve"/>
-      </w:r>
-      <w:r>
-        <w:rPr>
-          <w:rFonts w:ascii="Segoe UI" w:hAnsi="Segoe UI" w:cs="Segoe UI"/>
-          <w:sz w:val="20"/>
-          <w:szCs w:val="20"/>
-        </w:rPr>
-        <w:t/>
-      </w:r>
-      <w:r>
-        <w:rPr>
-          <w:rFonts w:ascii="Segoe UI" w:hAnsi="Segoe UI" w:cs="Segoe UI"/>
-          <w:sz w:val="20"/>
-          <w:szCs w:val="20"/>
-        </w:rPr>
-        <w:t xml:space="preserve"/>
-      </w:r>
-      <w:r>
-        <w:rPr>
-          <w:rFonts w:ascii="Segoe UI" w:hAnsi="Segoe UI" w:cs="Segoe UI"/>
-          <w:sz w:val="20"/>
-          <w:szCs w:val="20"/>
-          <w:vertAlign w:val="superscript"/>
-        </w:rPr>
-        <w:t/>
-      </w:r>
-      <w:r>
-        <w:rPr>
-          <w:rFonts w:ascii="Segoe UI" w:hAnsi="Segoe UI" w:cs="Segoe UI"/>
-          <w:sz w:val="20"/>
-          <w:szCs w:val="20"/>
-        </w:rPr>
-        <w:t xml:space="preserve"/>
-      </w:r>
-      <w:r>
-        <w:rPr>
-          <w:rFonts w:ascii="Segoe UI" w:hAnsi="Segoe UI" w:cs="Segoe UI"/>
-          <w:sz w:val="20"/>
-          <w:szCs w:val="20"/>
-        </w:rPr>
-        <w:t/>
-      </w:r>
-      <w:r>
-        <w:rPr>
-          <w:rFonts w:ascii="Segoe UI" w:hAnsi="Segoe UI" w:cs="Segoe UI"/>
-          <w:sz w:val="20"/>
-          <w:szCs w:val="20"/>
-        </w:rPr>
-        <w:t xml:space="preserve"/>
-      </w:r>
-      <w:r>
-        <w:rPr>
-          <w:rFonts w:ascii="Segoe UI" w:hAnsi="Segoe UI" w:cs="Segoe UI"/>
-          <w:sz w:val="20"/>
-          <w:szCs w:val="20"/>
-        </w:rPr>
-        <w:t/>
-      </w:r>
-      <w:r>
-        <w:rPr>
-          <w:rFonts w:ascii="Segoe UI" w:hAnsi="Segoe UI" w:cs="Segoe UI"/>
-          <w:sz w:val="20"/>
-          <w:szCs w:val="20"/>
-        </w:rPr>
-        <w:t xml:space="preserve"/>
-      </w:r>
-      <w:r>
-        <w:rPr>
-          <w:rFonts w:ascii="Segoe UI" w:hAnsi="Segoe UI" w:cs="Segoe UI"/>
-          <w:sz w:val="20"/>
-          <w:szCs w:val="20"/>
-        </w:rPr>
-        <w:t/>
-      </w:r>
-      <w:r>
-        <w:rPr>
-          <w:rFonts w:ascii="Segoe UI" w:hAnsi="Segoe UI" w:cs="Segoe UI"/>
-          <w:sz w:val="20"/>
-          <w:szCs w:val="20"/>
-        </w:rPr>
-        <w:t xml:space="preserve"/>
-      </w:r>
-    </w:p>
-    <w:p>
-      <w:pPr>
-        <w:tabs>
-          <w:tab w:val="left" w:pos="563"/>
-        </w:tabs>
-        <w:spacing w:line="276" w:lineRule="auto"/>
-        <w:jc w:val="both"/>
-        <w:rPr>
-          <w:rFonts w:ascii="Segoe UI" w:hAnsi="Segoe UI" w:cs="Segoe UI"/>
-          <w:sz w:val="20"/>
-          <w:szCs w:val="20"/>
-          <w:highlight w:val="yellow"/>
-        </w:rPr>
-      </w:pPr>
-    </w:p>
-    <w:p>
-      <w:pPr>
-        <w:spacing w:line="276" w:lineRule="auto"/>
-        <w:jc w:val="both"/>
-        <w:rPr>
-          <w:rFonts w:ascii="Segoe UI" w:hAnsi="Segoe UI" w:cs="Segoe UI"/>
-          <w:bCs/>
-          <w:sz w:val="20"/>
-          <w:szCs w:val="20"/>
-        </w:rPr>
-      </w:pPr>
-      <w:bookmarkStart w:id="53" w:name="_Hlk188264593"/>
-      <w:r>
-        <w:rPr>
-          <w:rFonts w:ascii="Segoe UI" w:hAnsi="Segoe UI" w:cs="Segoe UI"/>
-          <w:bCs/>
-          <w:sz w:val="20"/>
-          <w:szCs w:val="20"/>
-        </w:rPr>
-        <w:t xml:space="preserve">W </w:t>
-      </w:r>
-      <w:bookmarkStart w:id="54" w:name="_Hlk204162314"/>
-      <w:r>
-        <w:rPr>
-          <w:rFonts w:ascii="Segoe UI" w:hAnsi="Segoe UI" w:cs="Segoe UI"/>
-          <w:bCs/>
-          <w:sz w:val="20"/>
-          <w:szCs w:val="20"/>
-        </w:rPr>
-        <w:t xml:space="preserve">badanym okresie zauważalne są wahania rynku, jednakże nie są to wahania znaczne wskazujące konkretnie na wzrost lub spadek cen. Z uwagi na brak oparcia w aktualnych realiach rynkowych, nie jest możliwym stwierdzenie, czy rynek odpowiada na aktualną sytuację wzrostem czy stagnacją cen. </w:t>
-      </w:r>
-      <w:r>
-        <w:rPr>
-          <w:rFonts w:ascii="Segoe UI" w:hAnsi="Segoe UI" w:cs="Segoe UI"/>
-          <w:bCs/>
-          <w:sz w:val="20"/>
-          <w:szCs w:val="20"/>
-        </w:rPr>
-        <w:br/>
-        <w:t>W świetle owego scenariusza, przyjęto współczynnik zmiany cen na poziomie jedności i cen ze względu na upływ czasu nie korygowano.</w:t>
       </w:r>
       <w:bookmarkEnd w:id="54"/>
     </w:p>
@@ -14600,139 +13664,6 @@
           <w:szCs w:val="20"/>
         </w:rPr>
         <w:t>.</w:t>
-      </w:r>
-    </w:p>
-    <w:p>
-      <w:pPr>
-        <w:spacing w:line="276" w:lineRule="auto"/>
-        <w:jc w:val="both"/>
-        <w:rPr>
-          <w:rFonts w:ascii="Segoe UI" w:hAnsi="Segoe UI" w:cs="Segoe UI"/>
-          <w:sz w:val="20"/>
-          <w:szCs w:val="20"/>
-        </w:rPr>
-      </w:pPr>
-    </w:p>
-    <w:p>
-      <w:pPr>
-        <w:spacing w:line="276" w:lineRule="auto"/>
-        <w:jc w:val="both"/>
-        <w:rPr>
-          <w:rFonts w:ascii="Segoe UI" w:hAnsi="Segoe UI" w:cs="Segoe UI"/>
-          <w:sz w:val="20"/>
-          <w:szCs w:val="20"/>
-        </w:rPr>
-      </w:pPr>
-      <w:r>
-        <w:rPr>
-          <w:rFonts w:ascii="Segoe UI" w:hAnsi="Segoe UI" w:cs="Segoe UI"/>
-          <w:sz w:val="20"/>
-          <w:szCs w:val="20"/>
-        </w:rPr>
-        <w:t>W toku analizy wszystkich zebranych transakcji zbadano zależność pomiędzy ceną transakcyjną (zł/m</w:t>
-      </w:r>
-      <w:r>
-        <w:rPr>
-          <w:rFonts w:ascii="Segoe UI" w:hAnsi="Segoe UI" w:cs="Segoe UI"/>
-          <w:sz w:val="20"/>
-          <w:szCs w:val="20"/>
-          <w:vertAlign w:val="superscript"/>
-        </w:rPr>
-        <w:t>2</w:t>
-      </w:r>
-      <w:r>
-        <w:rPr>
-          <w:rFonts w:ascii="Segoe UI" w:hAnsi="Segoe UI" w:cs="Segoe UI"/>
-          <w:sz w:val="20"/>
-          <w:szCs w:val="20"/>
-        </w:rPr>
-        <w:t>) a powierzchnią użytkową lokalu (m</w:t>
-      </w:r>
-      <w:r>
-        <w:rPr>
-          <w:rFonts w:ascii="Segoe UI" w:hAnsi="Segoe UI" w:cs="Segoe UI"/>
-          <w:sz w:val="20"/>
-          <w:szCs w:val="20"/>
-          <w:vertAlign w:val="superscript"/>
-        </w:rPr>
-        <w:t>2</w:t>
-      </w:r>
-      <w:r>
-        <w:rPr>
-          <w:rFonts w:ascii="Segoe UI" w:hAnsi="Segoe UI" w:cs="Segoe UI"/>
-          <w:sz w:val="20"/>
-          <w:szCs w:val="20"/>
-        </w:rPr>
-        <w:t xml:space="preserve">). Zależność ta jest odwrotnie proporcjonalna, co oznacza, że wraz ze wzrostem powierzchni użytkowej lokalu, jednostkowa cena transakcyjna spada. </w:t>
-      </w:r>
-    </w:p>
-    <w:p>
-      <w:pPr>
-        <w:spacing w:line="276" w:lineRule="auto"/>
-        <w:jc w:val="both"/>
-        <w:rPr>
-          <w:rFonts w:ascii="Segoe UI" w:hAnsi="Segoe UI" w:cs="Segoe UI"/>
-          <w:sz w:val="20"/>
-          <w:szCs w:val="20"/>
-        </w:rPr>
-      </w:pPr>
-      <w:r>
-        <w:rPr>
-          <w:rFonts w:ascii="Segoe UI" w:hAnsi="Segoe UI" w:cs="Segoe UI"/>
-          <w:sz w:val="20"/>
-          <w:szCs w:val="20"/>
-        </w:rPr>
-        <w:lastRenderedPageBreak/>
-        <w:t>W toku analizy wszystkich zebranych transakcji zbadano zależność pomiędzy ceną transakcyjną (zł/m</w:t>
-      </w:r>
-      <w:r>
-        <w:rPr>
-          <w:rFonts w:ascii="Segoe UI" w:hAnsi="Segoe UI" w:cs="Segoe UI"/>
-          <w:sz w:val="20"/>
-          <w:szCs w:val="20"/>
-          <w:vertAlign w:val="superscript"/>
-        </w:rPr>
-        <w:t>2</w:t>
-      </w:r>
-      <w:r>
-        <w:rPr>
-          <w:rFonts w:ascii="Segoe UI" w:hAnsi="Segoe UI" w:cs="Segoe UI"/>
-          <w:sz w:val="20"/>
-          <w:szCs w:val="20"/>
-        </w:rPr>
-        <w:t xml:space="preserve">) a położeniem lokalu na piętrze. Zależność ta jest </w:t>
-      </w:r>
-      <w:r>
-        <w:rPr>
-          <w:rFonts w:ascii="Segoe UI" w:hAnsi="Segoe UI" w:cs="Segoe UI"/>
-          <w:sz w:val="20"/>
-          <w:szCs w:val="20"/>
-        </w:rPr>
-        <w:t>wprost</w:t>
-      </w:r>
-      <w:r>
-        <w:rPr>
-          <w:rFonts w:ascii="Segoe UI" w:hAnsi="Segoe UI" w:cs="Segoe UI"/>
-          <w:sz w:val="20"/>
-          <w:szCs w:val="20"/>
-        </w:rPr>
-        <w:t xml:space="preserve"> proporcjonalna, co oznacza, że lokale mieszkalne położone na wyższych piętrach wykazują </w:t>
-      </w:r>
-      <w:r>
-        <w:rPr>
-          <w:rFonts w:ascii="Segoe UI" w:hAnsi="Segoe UI" w:cs="Segoe UI"/>
-          <w:sz w:val="20"/>
-          <w:szCs w:val="20"/>
-        </w:rPr>
-        <w:t>wyższe</w:t>
-      </w:r>
-      <w:r>
-        <w:rPr>
-          <w:rFonts w:ascii="Segoe UI" w:hAnsi="Segoe UI" w:cs="Segoe UI"/>
-          <w:sz w:val="20"/>
-          <w:szCs w:val="20"/>
-        </w:rPr>
-        <w:t xml:space="preserve"> jednostkowe ceny transakcyjne.</w:t>
       </w:r>
     </w:p>
     <w:p>
@@ -19585,6 +18516,11 @@
       </w:pPr>
     </w:p>
     <w:p>
+      <w:r>
+        <w:t xml:space="preserve">{#ma_proza_uzasadnienie}</w:t>
+      </w:r>
+    </w:p>
+    <w:p>
       <w:pPr>
         <w:spacing w:line="276" w:lineRule="auto"/>
         <w:jc w:val="both"/>
@@ -19602,7 +18538,7 @@
           <w:sz w:val="20"/>
           <w:szCs w:val="20"/>
         </w:rPr>
-        <w:t xml:space="preserve">Wyceniana nieruchomość mieści się w zbiorze zebranych transakcji, co jest adekwatne w stosunku do sytuacji na lokalnym rynku nieruchomości. Ponadto, dokonano analizy rynku ofertowego lokali mieszkalnych, położonych w rejonie wycenianej nieruchomości. Jednostkowe ceny transakcyjne w analizowanym zbiorze znajdowały się w przedziale od {cena_min} zł/m2 do {cena_max} zł/m2. Należy podkreślić, iż ceny ofertowe podlegają negocjacjom cenowym. Reasumując, wynik uznaje się za bliski cenie możliwej do osiągnięcia w obrocie nieruchomościami na rynku lokalnym, potwierdzony i uzasadniony.</w:t>
+        <w:t xml:space="preserve">{proza_uzasadnienie}</w:t>
       </w:r>
       <w:r>
         <w:rPr>
@@ -19743,6 +18679,11 @@
           <w:szCs w:val="20"/>
         </w:rPr>
         <w:t/>
+      </w:r>
+    </w:p>
+    <w:p>
+      <w:r>
+        <w:t xml:space="preserve">{/ma_proza_uzasadnienie}</w:t>
       </w:r>
     </w:p>
     <w:bookmarkEnd w:id="85"/>

--- a/apps/web/templates/operat-szablon.docx
+++ b/apps/web/templates/operat-szablon.docx
@@ -7878,7 +7878,7 @@
           <w:sz w:val="20"/>
           <w:szCs w:val="20"/>
         </w:rPr>
-        <w:t xml:space="preserve">Mapa ogólnej lokalizacji nieruchomości </w:t>
+        <w:t xml:space="preserve">Mapa ogólnej lokalizacji nieruchomości (źródło: Geoportal.gov.pl),</w:t>
       </w:r>
       <w:r>
         <w:rPr>
@@ -7888,7 +7888,7 @@
           <w:sz w:val="20"/>
           <w:szCs w:val="20"/>
         </w:rPr>
-        <w:t xml:space="preserve">(źródło: System Informacji Przestrzennej </w:t>
+        <w:t xml:space="preserve"/>
       </w:r>
       <w:r>
         <w:rPr>
@@ -7898,7 +7898,7 @@
           <w:sz w:val="20"/>
           <w:szCs w:val="20"/>
         </w:rPr>
-        <w:t>miasta</w:t>
+        <w:t/>
       </w:r>
       <w:r>
         <w:rPr>
@@ -7908,7 +7908,7 @@
           <w:sz w:val="20"/>
           <w:szCs w:val="20"/>
         </w:rPr>
-        <w:t xml:space="preserve"> Poznania</w:t>
+        <w:t xml:space="preserve"/>
       </w:r>
       <w:r>
         <w:rPr>
@@ -7918,7 +7918,7 @@
           <w:sz w:val="20"/>
           <w:szCs w:val="20"/>
         </w:rPr>
-        <w:t>),</w:t>
+        <w:t/>
       </w:r>
     </w:p>
     <w:p>
@@ -8126,33 +8126,6 @@
           <w:szCs w:val="20"/>
         </w:rPr>
         <w:t>,</w:t>
-      </w:r>
-    </w:p>
-    <w:p>
-      <w:pPr>
-        <w:pStyle w:val="Akapitzlist"/>
-        <w:numPr>
-          <w:ilvl w:val="0"/>
-          <w:numId w:val="4"/>
-        </w:numPr>
-        <w:suppressAutoHyphens w:val="0"/>
-        <w:spacing w:line="276" w:lineRule="auto"/>
-        <w:ind w:left="714" w:hanging="357"/>
-        <w:contextualSpacing/>
-        <w:jc w:val="both"/>
-        <w:rPr>
-          <w:rFonts w:ascii="Segoe UI" w:hAnsi="Segoe UI" w:cs="Segoe UI"/>
-          <w:sz w:val="20"/>
-          <w:szCs w:val="20"/>
-        </w:rPr>
-      </w:pPr>
-      <w:r>
-        <w:rPr>
-          <w:rFonts w:ascii="Segoe UI" w:hAnsi="Segoe UI" w:cs="Segoe UI"/>
-          <w:sz w:val="20"/>
-          <w:szCs w:val="20"/>
-        </w:rPr>
-        <w:t>Analiza rynku ofertowego w celu potwierdzenia uzyskanego wyniku oraz badania relacji popytu i podaży na rynku lokalnym,</w:t>
       </w:r>
     </w:p>
     <w:p>

--- a/apps/web/templates/operat-szablon.docx
+++ b/apps/web/templates/operat-szablon.docx
@@ -4771,7 +4771,7 @@
                 <w:sz w:val="18"/>
                 <w:szCs w:val="18"/>
               </w:rPr>
-              <w:t xml:space="preserve">{proza_opis_lokalu}</w:t>
+              <w:t xml:space="preserve">{^ma_proza_opis_lokalu}Lokal mieszkalny o powierzchni użytkowej {powierzchnia} m2.{/ma_proza_opis_lokalu}{proza_opis_lokalu}</w:t>
             </w:r>
             <w:r>
               <w:rPr>
@@ -10280,6 +10280,11 @@
       </w:pPr>
     </w:p>
     <w:p>
+      <w:r>
+        <w:t xml:space="preserve">{#ma_proza_opis_lokalu}</w:t>
+      </w:r>
+    </w:p>
+    <w:p>
       <w:pPr>
         <w:pStyle w:val="Iza1"/>
         <w:spacing w:line="276" w:lineRule="auto"/>
@@ -10334,11 +10339,6 @@
           <w:u w:val="single"/>
         </w:rPr>
       </w:pPr>
-    </w:p>
-    <w:p>
-      <w:r>
-        <w:t xml:space="preserve">{#ma_proza_opis_lokalu}</w:t>
-      </w:r>
     </w:p>
     <w:p>
       <w:pPr>

--- a/apps/web/templates/operat-szablon.docx
+++ b/apps/web/templates/operat-szablon.docx
@@ -14759,7 +14759,7 @@
                 <w:szCs w:val="18"/>
                 <w:lang w:eastAsia="pl-PL"/>
               </w:rPr>
-              <w:t>Miasto</w:t>
+              <w:t>Obręb</w:t>
             </w:r>
           </w:p>
         </w:tc>
@@ -14789,7 +14789,7 @@
                 <w:szCs w:val="18"/>
                 <w:lang w:eastAsia="pl-PL"/>
               </w:rPr>
-              <w:t>Ulica</w:t>
+              <w:t>Odległość [m]</w:t>
             </w:r>
           </w:p>
         </w:tc>
@@ -14993,7 +14993,7 @@
                 <w:szCs w:val="18"/>
                 <w:lang w:eastAsia="pl-PL"/>
               </w:rPr>
-              <w:t xml:space="preserve">{miasto}</w:t>
+              <w:t xml:space="preserve">{obreb}</w:t>
             </w:r>
           </w:p>
         </w:tc>
@@ -15023,7 +15023,7 @@
                 <w:sz w:val="18"/>
                 <w:szCs w:val="18"/>
               </w:rPr>
-              <w:t xml:space="preserve">{ulica}</w:t>
+              <w:t xml:space="preserve">{odleglosc}</w:t>
             </w:r>
           </w:p>
         </w:tc>

--- a/apps/web/templates/operat-szablon.docx
+++ b/apps/web/templates/operat-szablon.docx
@@ -14694,8 +14694,8 @@
       </w:tblPr>
       <w:tblGrid>
         <w:gridCol w:w="1271"/>
+        <w:gridCol w:w="2628"/>
         <w:gridCol w:w="1276"/>
-        <w:gridCol w:w="2628"/>
         <w:gridCol w:w="1695"/>
         <w:gridCol w:w="1992"/>
       </w:tblGrid>
@@ -14735,7 +14735,7 @@
         </w:tc>
         <w:tc>
           <w:tcPr>
-            <w:tcW w:w="1276" w:type="dxa"/>
+            <w:tcW w:w="2628" w:type="dxa"/>
             <w:vAlign w:val="center"/>
             <w:hideMark/>
           </w:tcPr>
@@ -14765,7 +14765,7 @@
         </w:tc>
         <w:tc>
           <w:tcPr>
-            <w:tcW w:w="2628" w:type="dxa"/>
+            <w:tcW w:w="1276" w:type="dxa"/>
             <w:vAlign w:val="center"/>
             <w:hideMark/>
           </w:tcPr>
@@ -14969,7 +14969,7 @@
         </w:tc>
         <w:tc>
           <w:tcPr>
-            <w:tcW w:w="1276" w:type="dxa"/>
+            <w:tcW w:w="2628" w:type="dxa"/>
             <w:noWrap/>
             <w:hideMark/>
           </w:tcPr>
@@ -14999,7 +14999,7 @@
         </w:tc>
         <w:tc>
           <w:tcPr>
-            <w:tcW w:w="2628" w:type="dxa"/>
+            <w:tcW w:w="1276" w:type="dxa"/>
             <w:noWrap/>
             <w:vAlign w:val="bottom"/>
             <w:hideMark/>

--- a/apps/web/templates/operat-szablon.docx
+++ b/apps/web/templates/operat-szablon.docx
@@ -14694,8 +14694,8 @@
       </w:tblPr>
       <w:tblGrid>
         <w:gridCol w:w="1271"/>
+        <w:gridCol w:w="2628"/>
         <w:gridCol w:w="1276"/>
-        <w:gridCol w:w="2628"/>
         <w:gridCol w:w="1695"/>
         <w:gridCol w:w="1992"/>
       </w:tblGrid>
@@ -14735,6 +14735,36 @@
         </w:tc>
         <w:tc>
           <w:tcPr>
+            <w:tcW w:w="2628" w:type="dxa"/>
+            <w:vAlign w:val="center"/>
+            <w:hideMark/>
+          </w:tcPr>
+          <w:p>
+            <w:pPr>
+              <w:suppressAutoHyphens w:val="0"/>
+              <w:jc w:val="center"/>
+              <w:rPr>
+                <w:rFonts w:ascii="Segoe UI" w:eastAsia="Times New Roman" w:hAnsi="Segoe UI" w:cs="Segoe UI"/>
+                <w:color w:val="000000"/>
+                <w:sz w:val="18"/>
+                <w:szCs w:val="18"/>
+                <w:lang w:eastAsia="pl-PL"/>
+              </w:rPr>
+            </w:pPr>
+            <w:r>
+              <w:rPr>
+                <w:rFonts w:ascii="Segoe UI" w:eastAsia="Times New Roman" w:hAnsi="Segoe UI" w:cs="Segoe UI"/>
+                <w:color w:val="000000"/>
+                <w:sz w:val="18"/>
+                <w:szCs w:val="18"/>
+                <w:lang w:eastAsia="pl-PL"/>
+              </w:rPr>
+              <w:t>Obręb</w:t>
+            </w:r>
+          </w:p>
+        </w:tc>
+        <w:tc>
+          <w:tcPr>
             <w:tcW w:w="1276" w:type="dxa"/>
             <w:vAlign w:val="center"/>
             <w:hideMark/>
@@ -14759,37 +14789,7 @@
                 <w:szCs w:val="18"/>
                 <w:lang w:eastAsia="pl-PL"/>
               </w:rPr>
-              <w:t>Miasto</w:t>
-            </w:r>
-          </w:p>
-        </w:tc>
-        <w:tc>
-          <w:tcPr>
-            <w:tcW w:w="2628" w:type="dxa"/>
-            <w:vAlign w:val="center"/>
-            <w:hideMark/>
-          </w:tcPr>
-          <w:p>
-            <w:pPr>
-              <w:suppressAutoHyphens w:val="0"/>
-              <w:jc w:val="center"/>
-              <w:rPr>
-                <w:rFonts w:ascii="Segoe UI" w:eastAsia="Times New Roman" w:hAnsi="Segoe UI" w:cs="Segoe UI"/>
-                <w:color w:val="000000"/>
-                <w:sz w:val="18"/>
-                <w:szCs w:val="18"/>
-                <w:lang w:eastAsia="pl-PL"/>
-              </w:rPr>
-            </w:pPr>
-            <w:r>
-              <w:rPr>
-                <w:rFonts w:ascii="Segoe UI" w:eastAsia="Times New Roman" w:hAnsi="Segoe UI" w:cs="Segoe UI"/>
-                <w:color w:val="000000"/>
-                <w:sz w:val="18"/>
-                <w:szCs w:val="18"/>
-                <w:lang w:eastAsia="pl-PL"/>
-              </w:rPr>
-              <w:t>Ulica</w:t>
+              <w:t>Odległość [m]</w:t>
             </w:r>
           </w:p>
         </w:tc>
@@ -14969,7 +14969,7 @@
         </w:tc>
         <w:tc>
           <w:tcPr>
-            <w:tcW w:w="1276" w:type="dxa"/>
+            <w:tcW w:w="2628" w:type="dxa"/>
             <w:noWrap/>
             <w:hideMark/>
           </w:tcPr>
@@ -14993,13 +14993,13 @@
                 <w:szCs w:val="18"/>
                 <w:lang w:eastAsia="pl-PL"/>
               </w:rPr>
-              <w:t xml:space="preserve">{miasto}</w:t>
+              <w:t xml:space="preserve">{obreb}</w:t>
             </w:r>
           </w:p>
         </w:tc>
         <w:tc>
           <w:tcPr>
-            <w:tcW w:w="2628" w:type="dxa"/>
+            <w:tcW w:w="1276" w:type="dxa"/>
             <w:noWrap/>
             <w:vAlign w:val="bottom"/>
             <w:hideMark/>
@@ -15023,7 +15023,7 @@
                 <w:sz w:val="18"/>
                 <w:szCs w:val="18"/>
               </w:rPr>
-              <w:t xml:space="preserve">{ulica}</w:t>
+              <w:t xml:space="preserve">{odleglosc}</w:t>
             </w:r>
           </w:p>
         </w:tc>

--- a/apps/web/templates/operat-szablon.docx
+++ b/apps/web/templates/operat-szablon.docx
@@ -14759,7 +14759,7 @@
                 <w:szCs w:val="18"/>
                 <w:lang w:eastAsia="pl-PL"/>
               </w:rPr>
-              <w:t>Obręb</w:t>
+              <w:t>Miasto</w:t>
             </w:r>
           </w:p>
         </w:tc>
@@ -14789,7 +14789,7 @@
                 <w:szCs w:val="18"/>
                 <w:lang w:eastAsia="pl-PL"/>
               </w:rPr>
-              <w:t>Odległość [m]</w:t>
+              <w:t>Ulica</w:t>
             </w:r>
           </w:p>
         </w:tc>
@@ -14993,7 +14993,7 @@
                 <w:szCs w:val="18"/>
                 <w:lang w:eastAsia="pl-PL"/>
               </w:rPr>
-              <w:t xml:space="preserve">{obreb}</w:t>
+              <w:t xml:space="preserve">{miasto}</w:t>
             </w:r>
           </w:p>
         </w:tc>
@@ -15023,7 +15023,7 @@
                 <w:sz w:val="18"/>
                 <w:szCs w:val="18"/>
               </w:rPr>
-              <w:t xml:space="preserve">{odleglosc}</w:t>
+              <w:t xml:space="preserve">{ulica}</w:t>
             </w:r>
           </w:p>
         </w:tc>

--- a/apps/web/templates/operat-szablon.docx
+++ b/apps/web/templates/operat-szablon.docx
@@ -14694,8 +14694,8 @@
       </w:tblPr>
       <w:tblGrid>
         <w:gridCol w:w="1271"/>
+        <w:gridCol w:w="1276"/>
         <w:gridCol w:w="2628"/>
-        <w:gridCol w:w="1276"/>
         <w:gridCol w:w="1695"/>
         <w:gridCol w:w="1992"/>
       </w:tblGrid>
@@ -14735,7 +14735,7 @@
         </w:tc>
         <w:tc>
           <w:tcPr>
-            <w:tcW w:w="2628" w:type="dxa"/>
+            <w:tcW w:w="1276" w:type="dxa"/>
             <w:vAlign w:val="center"/>
             <w:hideMark/>
           </w:tcPr>
@@ -14765,7 +14765,7 @@
         </w:tc>
         <w:tc>
           <w:tcPr>
-            <w:tcW w:w="1276" w:type="dxa"/>
+            <w:tcW w:w="2628" w:type="dxa"/>
             <w:vAlign w:val="center"/>
             <w:hideMark/>
           </w:tcPr>
@@ -14969,7 +14969,7 @@
         </w:tc>
         <w:tc>
           <w:tcPr>
-            <w:tcW w:w="2628" w:type="dxa"/>
+            <w:tcW w:w="1276" w:type="dxa"/>
             <w:noWrap/>
             <w:hideMark/>
           </w:tcPr>
@@ -14999,7 +14999,7 @@
         </w:tc>
         <w:tc>
           <w:tcPr>
-            <w:tcW w:w="1276" w:type="dxa"/>
+            <w:tcW w:w="2628" w:type="dxa"/>
             <w:noWrap/>
             <w:vAlign w:val="bottom"/>
             <w:hideMark/>

--- a/apps/web/templates/operat-szablon.docx
+++ b/apps/web/templates/operat-szablon.docx
@@ -14694,8 +14694,8 @@
       </w:tblPr>
       <w:tblGrid>
         <w:gridCol w:w="1271"/>
+        <w:gridCol w:w="1276"/>
         <w:gridCol w:w="2628"/>
-        <w:gridCol w:w="1276"/>
         <w:gridCol w:w="1695"/>
         <w:gridCol w:w="1992"/>
       </w:tblGrid>
@@ -14735,6 +14735,36 @@
         </w:tc>
         <w:tc>
           <w:tcPr>
+            <w:tcW w:w="1276" w:type="dxa"/>
+            <w:vAlign w:val="center"/>
+            <w:hideMark/>
+          </w:tcPr>
+          <w:p>
+            <w:pPr>
+              <w:suppressAutoHyphens w:val="0"/>
+              <w:jc w:val="center"/>
+              <w:rPr>
+                <w:rFonts w:ascii="Segoe UI" w:eastAsia="Times New Roman" w:hAnsi="Segoe UI" w:cs="Segoe UI"/>
+                <w:color w:val="000000"/>
+                <w:sz w:val="18"/>
+                <w:szCs w:val="18"/>
+                <w:lang w:eastAsia="pl-PL"/>
+              </w:rPr>
+            </w:pPr>
+            <w:r>
+              <w:rPr>
+                <w:rFonts w:ascii="Segoe UI" w:eastAsia="Times New Roman" w:hAnsi="Segoe UI" w:cs="Segoe UI"/>
+                <w:color w:val="000000"/>
+                <w:sz w:val="18"/>
+                <w:szCs w:val="18"/>
+                <w:lang w:eastAsia="pl-PL"/>
+              </w:rPr>
+              <w:t>Miasto</w:t>
+            </w:r>
+          </w:p>
+        </w:tc>
+        <w:tc>
+          <w:tcPr>
             <w:tcW w:w="2628" w:type="dxa"/>
             <w:vAlign w:val="center"/>
             <w:hideMark/>
@@ -14759,37 +14789,7 @@
                 <w:szCs w:val="18"/>
                 <w:lang w:eastAsia="pl-PL"/>
               </w:rPr>
-              <w:t>Obręb</w:t>
-            </w:r>
-          </w:p>
-        </w:tc>
-        <w:tc>
-          <w:tcPr>
-            <w:tcW w:w="1276" w:type="dxa"/>
-            <w:vAlign w:val="center"/>
-            <w:hideMark/>
-          </w:tcPr>
-          <w:p>
-            <w:pPr>
-              <w:suppressAutoHyphens w:val="0"/>
-              <w:jc w:val="center"/>
-              <w:rPr>
-                <w:rFonts w:ascii="Segoe UI" w:eastAsia="Times New Roman" w:hAnsi="Segoe UI" w:cs="Segoe UI"/>
-                <w:color w:val="000000"/>
-                <w:sz w:val="18"/>
-                <w:szCs w:val="18"/>
-                <w:lang w:eastAsia="pl-PL"/>
-              </w:rPr>
-            </w:pPr>
-            <w:r>
-              <w:rPr>
-                <w:rFonts w:ascii="Segoe UI" w:eastAsia="Times New Roman" w:hAnsi="Segoe UI" w:cs="Segoe UI"/>
-                <w:color w:val="000000"/>
-                <w:sz w:val="18"/>
-                <w:szCs w:val="18"/>
-                <w:lang w:eastAsia="pl-PL"/>
-              </w:rPr>
-              <w:t>Odległość [m]</w:t>
+              <w:t>Ulica</w:t>
             </w:r>
           </w:p>
         </w:tc>
@@ -14969,7 +14969,7 @@
         </w:tc>
         <w:tc>
           <w:tcPr>
-            <w:tcW w:w="2628" w:type="dxa"/>
+            <w:tcW w:w="1276" w:type="dxa"/>
             <w:noWrap/>
             <w:hideMark/>
           </w:tcPr>
@@ -14993,13 +14993,13 @@
                 <w:szCs w:val="18"/>
                 <w:lang w:eastAsia="pl-PL"/>
               </w:rPr>
-              <w:t xml:space="preserve">{obreb}</w:t>
+              <w:t xml:space="preserve">{miasto}</w:t>
             </w:r>
           </w:p>
         </w:tc>
         <w:tc>
           <w:tcPr>
-            <w:tcW w:w="1276" w:type="dxa"/>
+            <w:tcW w:w="2628" w:type="dxa"/>
             <w:noWrap/>
             <w:vAlign w:val="bottom"/>
             <w:hideMark/>
@@ -15023,7 +15023,7 @@
                 <w:sz w:val="18"/>
                 <w:szCs w:val="18"/>
               </w:rPr>
-              <w:t xml:space="preserve">{odleglosc}</w:t>
+              <w:t xml:space="preserve">{ulica}</w:t>
             </w:r>
           </w:p>
         </w:tc>

--- a/apps/web/templates/operat-szablon.docx
+++ b/apps/web/templates/operat-szablon.docx
@@ -9316,19 +9316,18 @@
       </w:r>
     </w:p>
     <w:p>
+      <w:pPr>
+        <w:jc w:val="center"/>
+      </w:pPr>
       <w:r>
         <w:t xml:space="preserve">{#foto_otoczenie}</w:t>
       </w:r>
-    </w:p>
-    <w:p>
-      <w:pPr>
-        <w:jc w:val="center"/>
-      </w:pPr>
       <w:r>
         <w:t xml:space="preserve">{%img}</w:t>
       </w:r>
-    </w:p>
-    <w:p>
+      <w:r>
+        <w:t xml:space="preserve"> </w:t>
+      </w:r>
       <w:r>
         <w:t xml:space="preserve">{/foto_otoczenie}</w:t>
       </w:r>
@@ -10244,19 +10243,18 @@
       </w:r>
     </w:p>
     <w:p>
+      <w:pPr>
+        <w:jc w:val="center"/>
+      </w:pPr>
       <w:r>
         <w:t xml:space="preserve">{#foto_budynek}</w:t>
       </w:r>
-    </w:p>
-    <w:p>
-      <w:pPr>
-        <w:jc w:val="center"/>
-      </w:pPr>
       <w:r>
         <w:t xml:space="preserve">{%img}</w:t>
       </w:r>
-    </w:p>
-    <w:p>
+      <w:r>
+        <w:t xml:space="preserve"> </w:t>
+      </w:r>
       <w:r>
         <w:t xml:space="preserve">{/foto_budynek}</w:t>
       </w:r>
@@ -10429,19 +10427,18 @@
       </w:r>
     </w:p>
     <w:p>
+      <w:pPr>
+        <w:jc w:val="center"/>
+      </w:pPr>
       <w:r>
         <w:t xml:space="preserve">{#foto_wnetrza}</w:t>
       </w:r>
-    </w:p>
-    <w:p>
-      <w:pPr>
-        <w:jc w:val="center"/>
-      </w:pPr>
       <w:r>
         <w:t xml:space="preserve">{%img}</w:t>
       </w:r>
-    </w:p>
-    <w:p>
+      <w:r>
+        <w:t xml:space="preserve"> </w:t>
+      </w:r>
       <w:r>
         <w:t xml:space="preserve">{/foto_wnetrza}</w:t>
       </w:r>

--- a/apps/web/templates/operat-szablon.docx
+++ b/apps/web/templates/operat-szablon.docx
@@ -1010,7 +1010,7 @@
           <w:sz w:val="26"/>
           <w:szCs w:val="26"/>
         </w:rPr>
-        <w:t>otyczący określenia wartości rynkowej prawa własności</w:t>
+        <w:t xml:space="preserve">otyczący określenia wartości rynkowej{#prawo_wlasnosc} prawa własności{/prawo_wlasnosc}</w:t>
       </w:r>
     </w:p>
     <w:p>
@@ -1034,7 +1034,7 @@
           <w:sz w:val="26"/>
           <w:szCs w:val="26"/>
         </w:rPr>
-        <w:t xml:space="preserve">nieruchomości lokalowej o funkcji mieszkalnej</w:t>
+        <w:t xml:space="preserve">{#prawo_wlasnosc}nieruchomości lokalowej o funkcji mieszkalnej{/prawo_wlasnosc}{#prawo_spoldzielcze}{przedmiot_d}{/prawo_spoldzielcze}</w:t>
       </w:r>
       <w:r>
         <w:rPr>
@@ -1079,6 +1079,11 @@
           <w:szCs w:val="26"/>
         </w:rPr>
         <w:t/>
+      </w:r>
+    </w:p>
+    <w:p>
+      <w:r>
+        <w:t xml:space="preserve">{#prawo_wlasnosc}</w:t>
       </w:r>
     </w:p>
     <w:p>
@@ -1180,6 +1185,11 @@
       </w:r>
     </w:p>
     <w:p>
+      <w:r>
+        <w:t xml:space="preserve">{/prawo_wlasnosc}</w:t>
+      </w:r>
+    </w:p>
+    <w:p>
       <w:pPr>
         <w:pStyle w:val="Bezodstpw"/>
         <w:tabs>
@@ -1224,7 +1234,7 @@
           <w:sz w:val="26"/>
           <w:szCs w:val="26"/>
         </w:rPr>
-        <w:t xml:space="preserve">położonej pod adresem: {adres}</w:t>
+        <w:t xml:space="preserve">{#prawo_wlasnosc}położonej{/prawo_wlasnosc}{#prawo_spoldzielcze}położonego{/prawo_spoldzielcze} pod adresem: {adres}</w:t>
       </w:r>
       <w:r>
         <w:rPr>
@@ -2372,7 +2382,7 @@
             <w:sz w:val="20"/>
             <w:szCs w:val="20"/>
           </w:rPr>
-          <w:t>6. Daty istotne dla określenia wartości nieruchomości</w:t>
+          <w:t xml:space="preserve">6. Daty istotne dla określenia wartości {#prawo_wlasnosc}nieruchomości{/prawo_wlasnosc}{#prawo_spoldzielcze}rynkowej{/prawo_spoldzielcze}</w:t>
         </w:r>
         <w:r>
           <w:rPr>
@@ -2463,7 +2473,7 @@
             <w:sz w:val="20"/>
             <w:szCs w:val="20"/>
           </w:rPr>
-          <w:t>7. Źródła danych o nieruchomości</w:t>
+          <w:t xml:space="preserve">7. Źródła danych o {#prawo_wlasnosc}nieruchomości{/prawo_wlasnosc}{#prawo_spoldzielcze}przedmiocie wyceny{/prawo_spoldzielcze}</w:t>
         </w:r>
         <w:r>
           <w:rPr>
@@ -2554,7 +2564,7 @@
             <w:sz w:val="20"/>
             <w:szCs w:val="20"/>
           </w:rPr>
-          <w:t>8. Opis stanu nieruchomości</w:t>
+          <w:t xml:space="preserve">8. Opis stanu {#prawo_wlasnosc}nieruchomości{/prawo_wlasnosc}{#prawo_spoldzielcze}przedmiotu wyceny{/prawo_spoldzielcze}</w:t>
         </w:r>
         <w:r>
           <w:rPr>
@@ -2918,7 +2928,7 @@
             <w:sz w:val="20"/>
             <w:szCs w:val="20"/>
           </w:rPr>
-          <w:t>12. Określenie wartości rynkowej prawa własności nieruchomości lokalowej, wg stanu</w:t>
+          <w:t xml:space="preserve">12. Określenie wartości rynkowej {przedmiot_d}, wg stanu</w:t>
         </w:r>
         <w:r>
           <w:rPr>
@@ -3660,7 +3670,7 @@
           <w:sz w:val="20"/>
           <w:szCs w:val="20"/>
         </w:rPr>
-        <w:t xml:space="preserve">Wyciąg z operatu szacunkowego nieruchomości lokalowej obejmującej lokal mieszkalny wraz z udziałem w nieruchomości wspólnej, którą stanowi prawo własności gruntu oraz części budynku i urządzeń, które nie służą wyłącznie do użytku właścicieli poszczególnych lokali w udziale ujawnionym w księdze wieczystej, położonej pod adresem: {adres}. </w:t>
+        <w:t xml:space="preserve">Wyciąg z operatu szacunkowego {#prawo_wlasnosc}nieruchomości lokalowej obejmującej lokal mieszkalny wraz z udziałem w nieruchomości wspólnej, którą stanowi prawo własności gruntu oraz części budynku i urządzeń, które nie służą wyłącznie do użytku właścicieli poszczególnych lokali w udziale ujawnionym w księdze wieczystej, położonej{/prawo_wlasnosc}{#prawo_spoldzielcze}dotyczącego określenia wartości rynkowej {przedmiot_d}, położonego{/prawo_spoldzielcze} pod adresem: {adres}. </w:t>
       </w:r>
       <w:r>
         <w:rPr>
@@ -3974,7 +3984,7 @@
                 <w:sz w:val="18"/>
                 <w:szCs w:val="18"/>
               </w:rPr>
-              <w:t>Położenie nieruchomości</w:t>
+              <w:t xml:space="preserve">Położenie{#prawo_wlasnosc} nieruchomości{/prawo_wlasnosc}</w:t>
             </w:r>
           </w:p>
         </w:tc>
@@ -4100,7 +4110,7 @@
                 <w:sz w:val="18"/>
                 <w:szCs w:val="18"/>
               </w:rPr>
-              <w:t xml:space="preserve">Nieruchomość lokalowa obejmująca lokal mieszkalny.</w:t>
+              <w:t xml:space="preserve">{#prawo_wlasnosc}Nieruchomość lokalowa obejmująca lokal mieszkalny.{/prawo_wlasnosc}{#prawo_spoldzielcze}Przedmiot wyceny stanowi {przedmiot_m} o powierzchni użytkowej {powierzchnia} m2, położonego pod adresem: {adres}.{/prawo_spoldzielcze}</w:t>
             </w:r>
             <w:r>
               <w:rPr>
@@ -4227,7 +4237,7 @@
                 <w:szCs w:val="18"/>
                 <w:lang w:eastAsia="pl-PL"/>
               </w:rPr>
-              <w:t xml:space="preserve">Określenie wartości rynkowej prawa własności nieruchomości lokalowej wraz z udziałem w nieruchomości wspólnej, którą stanowi prawo własności gruntu oraz części budynku i urządzeń, które nie służą wyłącznie do użytku właścicieli poszczególnych lokali w udziale ujawnionym w księdze wieczystej, wg stanu aktualnego, położonej pod adresem: {adres}.</w:t>
+              <w:t xml:space="preserve">Określenie wartości rynkowej {przedmiot_d}{#prawo_wlasnosc} wraz z udziałem w nieruchomości wspólnej, którą stanowi prawo własności gruntu oraz części budynku i urządzeń, które nie służą wyłącznie do użytku właścicieli poszczególnych lokali w udziale ujawnionym w księdze wieczystej{/prawo_wlasnosc}, wg stanu aktualnego, {#prawo_wlasnosc}położonej{/prawo_wlasnosc}{#prawo_spoldzielcze}położonego{/prawo_spoldzielcze} pod adresem: {adres}.</w:t>
             </w:r>
             <w:r>
               <w:rPr>
@@ -4577,6 +4587,11 @@
             </w:r>
           </w:p>
           <w:p>
+            <w:r>
+              <w:t xml:space="preserve">{#prawo_wlasnosc}</w:t>
+            </w:r>
+          </w:p>
+          <w:p>
             <w:pPr>
               <w:jc w:val="center"/>
               <w:rPr>
@@ -4594,6 +4609,11 @@
                 <w:szCs w:val="18"/>
               </w:rPr>
               <w:t>nieruchomości</w:t>
+            </w:r>
+          </w:p>
+          <w:p>
+            <w:r>
+              <w:t xml:space="preserve">{/prawo_wlasnosc}</w:t>
             </w:r>
           </w:p>
         </w:tc>
@@ -4619,11 +4639,16 @@
                 <w:sz w:val="18"/>
                 <w:szCs w:val="18"/>
               </w:rPr>
-              <w:t xml:space="preserve">{nr_kw}</w:t>
+              <w:t xml:space="preserve">{#ma_kw}{nr_kw}{/ma_kw}{#kw_brak}{klauzula_brak_kw}{/kw_brak}</w:t>
             </w:r>
             <w:bookmarkStart w:id="4" w:name="_Hlk141810221"/>
           </w:p>
           <w:p>
+            <w:r>
+              <w:t xml:space="preserve">{#ma_kw}</w:t>
+            </w:r>
+          </w:p>
+          <w:p>
             <w:pPr>
               <w:rPr>
                 <w:rFonts w:ascii="Segoe UI" w:hAnsi="Segoe UI" w:cs="Segoe UI"/>
@@ -4648,6 +4673,11 @@
                 <w:szCs w:val="18"/>
               </w:rPr>
               <w:t>, V Wydział Ksiąg Wieczystych</w:t>
+            </w:r>
+          </w:p>
+          <w:p>
+            <w:r>
+              <w:t xml:space="preserve">{/ma_kw}</w:t>
             </w:r>
           </w:p>
         </w:tc>
@@ -4678,7 +4708,7 @@
                 <w:sz w:val="18"/>
                 <w:szCs w:val="18"/>
               </w:rPr>
-              <w:t>Własność</w:t>
+              <w:t xml:space="preserve">{#prawo_wlasnosc}Własność</w:t>
             </w:r>
           </w:p>
         </w:tc>
@@ -4707,7 +4737,7 @@
                 <w:sz w:val="18"/>
                 <w:szCs w:val="18"/>
               </w:rPr>
-              <w:t xml:space="preserve">{klient}</w:t>
+              <w:t xml:space="preserve">{klient}{/prawo_wlasnosc}</w:t>
             </w:r>
             <w:r>
               <w:rPr>
@@ -4747,7 +4777,7 @@
                 <w:sz w:val="18"/>
                 <w:szCs w:val="18"/>
               </w:rPr>
-              <w:t>Opis nieruchomości</w:t>
+              <w:t xml:space="preserve">{#prawo_wlasnosc}Opis nieruchomości{/prawo_wlasnosc}{#prawo_spoldzielcze}Opis lokalu mieszkalnego{/prawo_spoldzielcze}</w:t>
             </w:r>
           </w:p>
         </w:tc>
@@ -4927,6 +4957,34 @@
                 <w:szCs w:val="18"/>
               </w:rPr>
               <w:t xml:space="preserve"/>
+            </w:r>
+          </w:p>
+          <w:p>
+            <w:r>
+              <w:t xml:space="preserve">{#ma_piwnice}</w:t>
+            </w:r>
+          </w:p>
+          <w:p>
+            <w:pPr>
+              <w:jc w:val="both"/>
+              <w:rPr>
+                <w:rFonts w:ascii="Segoe UI" w:hAnsi="Segoe UI" w:cs="Segoe UI"/>
+                <w:sz w:val="18"/>
+                <w:szCs w:val="18"/>
+              </w:rPr>
+            </w:pPr>
+            <w:r>
+              <w:rPr>
+                <w:rFonts w:ascii="Segoe UI" w:hAnsi="Segoe UI" w:cs="Segoe UI"/>
+                <w:sz w:val="18"/>
+                <w:szCs w:val="18"/>
+              </w:rPr>
+              <w:t xml:space="preserve">{klauzula_piwnicy}</w:t>
+            </w:r>
+          </w:p>
+          <w:p>
+            <w:r>
+              <w:t xml:space="preserve">{/ma_piwnice}</w:t>
             </w:r>
           </w:p>
         </w:tc>
@@ -4981,7 +5039,7 @@
                 <w:sz w:val="18"/>
                 <w:szCs w:val="18"/>
               </w:rPr>
-              <w:t xml:space="preserve">Określenie wartości rynkowej prawa własności nieruchomości lokalowej o funkcji mieszkalnej, wg stanu aktualnego dla potrzeb {cel}.</w:t>
+              <w:t xml:space="preserve">Określenie wartości rynkowej {przedmiot_d}{#prawo_wlasnosc} o funkcji mieszkalnej{/prawo_wlasnosc}, wg stanu aktualnego dla potrzeb {cel}.</w:t>
             </w:r>
             <w:r>
               <w:rPr>
@@ -5061,7 +5119,7 @@
                 <w:sz w:val="18"/>
                 <w:szCs w:val="18"/>
               </w:rPr>
-              <w:t>Określona wartość rynkowa nieruchomości</w:t>
+              <w:t xml:space="preserve">Określona wartość rynkowa{#prawo_wlasnosc} nieruchomości{/prawo_wlasnosc}</w:t>
             </w:r>
           </w:p>
         </w:tc>
@@ -5086,7 +5144,7 @@
                 <w:sz w:val="18"/>
                 <w:szCs w:val="18"/>
               </w:rPr>
-              <w:t xml:space="preserve">Wartość rynkowa prawa własności nieruchomości lokalowej</w:t>
+              <w:t xml:space="preserve">Wartość rynkowa {przedmiot_d}</w:t>
             </w:r>
             <w:r>
               <w:rPr>
@@ -5119,6 +5177,11 @@
                 <w:szCs w:val="18"/>
               </w:rPr>
               <w:t/>
+            </w:r>
+          </w:p>
+          <w:p>
+            <w:r>
+              <w:t xml:space="preserve">{#prawo_wlasnosc}</w:t>
             </w:r>
           </w:p>
           <w:p>
@@ -5179,6 +5242,11 @@
                 <w:lang w:eastAsia="pl-PL"/>
               </w:rPr>
               <w:t/>
+            </w:r>
+          </w:p>
+          <w:p>
+            <w:r>
+              <w:t xml:space="preserve">{/prawo_wlasnosc}</w:t>
             </w:r>
           </w:p>
           <w:p>
@@ -5216,7 +5284,7 @@
                 <w:sz w:val="18"/>
                 <w:szCs w:val="18"/>
               </w:rPr>
-              <w:t xml:space="preserve">położonej pod adresem: {adres}</w:t>
+              <w:t xml:space="preserve">{#prawo_wlasnosc}położonej{/prawo_wlasnosc}{#prawo_spoldzielcze}położonego{/prawo_spoldzielcze} pod adresem: {adres}</w:t>
             </w:r>
             <w:r>
               <w:rPr>
@@ -5376,7 +5444,7 @@
                 <w:sz w:val="18"/>
                 <w:szCs w:val="18"/>
               </w:rPr>
-              <w:t>Data, na którą określono wartość rynkową nieruchomości:</w:t>
+              <w:t xml:space="preserve">Data, na którą określono wartość rynkową{#prawo_wlasnosc} nieruchomości{/prawo_wlasnosc}:</w:t>
             </w:r>
           </w:p>
           <w:p>
@@ -5420,7 +5488,7 @@
                 <w:sz w:val="18"/>
                 <w:szCs w:val="18"/>
               </w:rPr>
-              <w:t>Data dokonania oględzin nieruchomości:</w:t>
+              <w:t xml:space="preserve">Data dokonania oględzin{#prawo_wlasnosc} nieruchomości{/prawo_wlasnosc}:</w:t>
             </w:r>
           </w:p>
         </w:tc>
@@ -5844,7 +5912,7 @@
           <w:sz w:val="20"/>
           <w:szCs w:val="20"/>
         </w:rPr>
-        <w:t xml:space="preserve">Przedmiot wyceny stanowi prawo własności nieruchomości lokalowej wraz z udziałem w nieruchomości wspólnej, którą stanowi prawo własności gruntu oraz części budynku i urządzeń, które nie służą wyłącznie do użytku właścicieli poszczególnych lokali w udziale ujawnionym w księdze wieczystej, położonej pod adresem: {adres}. </w:t>
+        <w:t xml:space="preserve">Przedmiot wyceny stanowi {przedmiot_m}{#prawo_spoldzielcze} o powierzchni użytkowej {powierzchnia} m2{/prawo_spoldzielcze}{#prawo_wlasnosc} wraz z udziałem w nieruchomości wspólnej, którą stanowi prawo własności gruntu oraz części budynku i urządzeń, które nie służą wyłącznie do użytku właścicieli poszczególnych lokali w udziale ujawnionym w księdze wieczystej{/prawo_wlasnosc}, {#prawo_wlasnosc}położonej{/prawo_wlasnosc}{#prawo_spoldzielcze}położonego{/prawo_spoldzielcze} pod adresem: {adres}. </w:t>
       </w:r>
       <w:r>
         <w:rPr>
@@ -6094,71 +6162,71 @@
           <w:sz w:val="20"/>
           <w:szCs w:val="20"/>
         </w:rPr>
-        <w:t>Dla nieruchomości lokalowej</w:t>
-      </w:r>
-      <w:r>
-        <w:rPr>
-          <w:rFonts w:ascii="Segoe UI" w:hAnsi="Segoe UI" w:cs="Segoe UI"/>
-          <w:sz w:val="20"/>
-          <w:szCs w:val="20"/>
-        </w:rPr>
-        <w:t xml:space="preserve"> o funkcji mieszkalnej </w:t>
-      </w:r>
-      <w:r>
-        <w:rPr>
-          <w:rFonts w:ascii="Segoe UI" w:hAnsi="Segoe UI" w:cs="Segoe UI"/>
-          <w:sz w:val="20"/>
-          <w:szCs w:val="20"/>
-        </w:rPr>
-        <w:t>Sąd Rejonowy Poznań – Stare Miasto w Poznaniu</w:t>
-      </w:r>
-      <w:r>
-        <w:rPr>
-          <w:rFonts w:ascii="Segoe UI" w:hAnsi="Segoe UI" w:cs="Segoe UI"/>
-          <w:sz w:val="20"/>
-          <w:szCs w:val="20"/>
-        </w:rPr>
-        <w:t xml:space="preserve"> </w:t>
-      </w:r>
-      <w:r>
-        <w:rPr>
-          <w:rFonts w:ascii="Segoe UI" w:hAnsi="Segoe UI" w:cs="Segoe UI"/>
-          <w:sz w:val="20"/>
-          <w:szCs w:val="20"/>
-        </w:rPr>
-        <w:t xml:space="preserve">prowadzi </w:t>
-      </w:r>
-      <w:r>
-        <w:rPr>
-          <w:rFonts w:ascii="Segoe UI" w:hAnsi="Segoe UI" w:cs="Segoe UI"/>
-          <w:sz w:val="20"/>
-          <w:szCs w:val="20"/>
-        </w:rPr>
-        <w:t>k</w:t>
-      </w:r>
-      <w:r>
-        <w:rPr>
-          <w:rFonts w:ascii="Segoe UI" w:hAnsi="Segoe UI" w:cs="Segoe UI"/>
-          <w:sz w:val="20"/>
-          <w:szCs w:val="20"/>
-        </w:rPr>
-        <w:t xml:space="preserve">sięgę </w:t>
-      </w:r>
-      <w:r>
-        <w:rPr>
-          <w:rFonts w:ascii="Segoe UI" w:hAnsi="Segoe UI" w:cs="Segoe UI"/>
-          <w:sz w:val="20"/>
-          <w:szCs w:val="20"/>
-        </w:rPr>
-        <w:t>w</w:t>
-      </w:r>
-      <w:r>
-        <w:rPr>
-          <w:rFonts w:ascii="Segoe UI" w:hAnsi="Segoe UI" w:cs="Segoe UI"/>
-          <w:sz w:val="20"/>
-          <w:szCs w:val="20"/>
-        </w:rPr>
-        <w:t xml:space="preserve">ieczystą nr </w:t>
+        <w:t xml:space="preserve">{#ma_kw}Dla {#prawo_wlasnosc}nieruchomości lokalowej o funkcji mieszkalnej{/prawo_wlasnosc}{#prawo_spoldzielcze}lokalu mieszkalnego{/prawo_spoldzielcze} Sąd Rejonowy Poznań – Stare Miasto w Poznaniu prowadzi księgę wieczystą nr {nr_kw}.{/ma_kw}{#kw_brak}{klauzula_brak_kw}{/kw_brak}</w:t>
+      </w:r>
+      <w:r>
+        <w:rPr>
+          <w:rFonts w:ascii="Segoe UI" w:hAnsi="Segoe UI" w:cs="Segoe UI"/>
+          <w:sz w:val="20"/>
+          <w:szCs w:val="20"/>
+        </w:rPr>
+        <w:t xml:space="preserve"/>
+      </w:r>
+      <w:r>
+        <w:rPr>
+          <w:rFonts w:ascii="Segoe UI" w:hAnsi="Segoe UI" w:cs="Segoe UI"/>
+          <w:sz w:val="20"/>
+          <w:szCs w:val="20"/>
+        </w:rPr>
+        <w:t/>
+      </w:r>
+      <w:r>
+        <w:rPr>
+          <w:rFonts w:ascii="Segoe UI" w:hAnsi="Segoe UI" w:cs="Segoe UI"/>
+          <w:sz w:val="20"/>
+          <w:szCs w:val="20"/>
+        </w:rPr>
+        <w:t xml:space="preserve"/>
+      </w:r>
+      <w:r>
+        <w:rPr>
+          <w:rFonts w:ascii="Segoe UI" w:hAnsi="Segoe UI" w:cs="Segoe UI"/>
+          <w:sz w:val="20"/>
+          <w:szCs w:val="20"/>
+        </w:rPr>
+        <w:t xml:space="preserve"/>
+      </w:r>
+      <w:r>
+        <w:rPr>
+          <w:rFonts w:ascii="Segoe UI" w:hAnsi="Segoe UI" w:cs="Segoe UI"/>
+          <w:sz w:val="20"/>
+          <w:szCs w:val="20"/>
+        </w:rPr>
+        <w:t/>
+      </w:r>
+      <w:r>
+        <w:rPr>
+          <w:rFonts w:ascii="Segoe UI" w:hAnsi="Segoe UI" w:cs="Segoe UI"/>
+          <w:sz w:val="20"/>
+          <w:szCs w:val="20"/>
+        </w:rPr>
+        <w:t xml:space="preserve"/>
+      </w:r>
+      <w:r>
+        <w:rPr>
+          <w:rFonts w:ascii="Segoe UI" w:hAnsi="Segoe UI" w:cs="Segoe UI"/>
+          <w:sz w:val="20"/>
+          <w:szCs w:val="20"/>
+        </w:rPr>
+        <w:t/>
+      </w:r>
+      <w:r>
+        <w:rPr>
+          <w:rFonts w:ascii="Segoe UI" w:hAnsi="Segoe UI" w:cs="Segoe UI"/>
+          <w:sz w:val="20"/>
+          <w:szCs w:val="20"/>
+        </w:rPr>
+        <w:t xml:space="preserve"/>
       </w:r>
       <w:r>
         <w:rPr>
@@ -6169,7 +6237,7 @@
           <w:sz w:val="20"/>
           <w:szCs w:val="20"/>
         </w:rPr>
-        <w:t xml:space="preserve">{nr_kw}</w:t>
+        <w:t xml:space="preserve"/>
       </w:r>
       <w:r>
         <w:rPr>
@@ -6178,7 +6246,12 @@
           <w:sz w:val="20"/>
           <w:szCs w:val="20"/>
         </w:rPr>
-        <w:t>.</w:t>
+        <w:t/>
+      </w:r>
+    </w:p>
+    <w:p>
+      <w:r>
+        <w:t xml:space="preserve">{#prawo_wlasnosc}</w:t>
       </w:r>
     </w:p>
     <w:p>
@@ -6261,6 +6334,11 @@
           <w:sz w:val="20"/>
         </w:rPr>
         <w:t/>
+      </w:r>
+    </w:p>
+    <w:p>
+      <w:r>
+        <w:t xml:space="preserve">{/prawo_wlasnosc}</w:t>
       </w:r>
     </w:p>
     <w:p>
@@ -6413,7 +6491,7 @@
           <w:sz w:val="20"/>
           <w:szCs w:val="20"/>
         </w:rPr>
-        <w:t xml:space="preserve">Zakres wyceny obejmuje określenie wartości rynkowej prawa własności nieruchomości lokalowej wraz z udziałem w nieruchomości wspólnej, którą stanowi prawo własności gruntu oraz części budynku i urządzeń, które nie służą wyłącznie do użytku właścicieli poszczególnych lokali w udziale ujawnionym w księdze wieczystej, wg stanu aktualnego, położonej pod adresem: {adres}.</w:t>
+        <w:t xml:space="preserve">Zakres wyceny obejmuje określenie wartości rynkowej {przedmiot_d}{#prawo_wlasnosc} wraz z udziałem w nieruchomości wspólnej, którą stanowi prawo własności gruntu oraz części budynku i urządzeń, które nie służą wyłącznie do użytku właścicieli poszczególnych lokali w udziale ujawnionym w księdze wieczystej{/prawo_wlasnosc}, wg stanu aktualnego, {#prawo_wlasnosc}położonej{/prawo_wlasnosc}{#prawo_spoldzielcze}położonego{/prawo_spoldzielcze} pod adresem: {adres}.</w:t>
       </w:r>
       <w:r>
         <w:rPr>
@@ -6666,7 +6744,7 @@
           <w:sz w:val="20"/>
           <w:szCs w:val="20"/>
         </w:rPr>
-        <w:t xml:space="preserve">Celem wyceny jest określenie wartości rynkowej prawa własności nieruchomości lokalowej o funkcji mieszkalnej, wg stanu aktualnego dla potrzeb {cel}.</w:t>
+        <w:t xml:space="preserve">Celem wyceny jest określenie wartości rynkowej {przedmiot_d}{#prawo_wlasnosc} o funkcji mieszkalnej{/prawo_wlasnosc}, wg stanu aktualnego dla potrzeb {cel}.</w:t>
       </w:r>
       <w:r>
         <w:rPr>
@@ -7154,39 +7232,39 @@
           <w:sz w:val="20"/>
           <w:szCs w:val="20"/>
         </w:rPr>
-        <w:t>Ustawa z dnia 24 czerwca 1994r. o własności lokali (Dz. U. 202</w:t>
-      </w:r>
-      <w:r>
-        <w:rPr>
-          <w:rFonts w:ascii="Segoe UI" w:hAnsi="Segoe UI" w:cs="Segoe UI"/>
-          <w:sz w:val="20"/>
-          <w:szCs w:val="20"/>
-        </w:rPr>
-        <w:t>6</w:t>
-      </w:r>
-      <w:r>
-        <w:rPr>
-          <w:rFonts w:ascii="Segoe UI" w:hAnsi="Segoe UI" w:cs="Segoe UI"/>
-          <w:sz w:val="20"/>
-          <w:szCs w:val="20"/>
-        </w:rPr>
-        <w:t xml:space="preserve">r., poz. </w:t>
-      </w:r>
-      <w:r>
-        <w:rPr>
-          <w:rFonts w:ascii="Segoe UI" w:hAnsi="Segoe UI" w:cs="Segoe UI"/>
-          <w:sz w:val="20"/>
-          <w:szCs w:val="20"/>
-        </w:rPr>
-        <w:t>39</w:t>
-      </w:r>
-      <w:r>
-        <w:rPr>
-          <w:rFonts w:ascii="Segoe UI" w:hAnsi="Segoe UI" w:cs="Segoe UI"/>
-          <w:sz w:val="20"/>
-          <w:szCs w:val="20"/>
-        </w:rPr>
-        <w:t>),</w:t>
+        <w:t xml:space="preserve">{podstawa_prawa},</w:t>
+      </w:r>
+      <w:r>
+        <w:rPr>
+          <w:rFonts w:ascii="Segoe UI" w:hAnsi="Segoe UI" w:cs="Segoe UI"/>
+          <w:sz w:val="20"/>
+          <w:szCs w:val="20"/>
+        </w:rPr>
+        <w:t/>
+      </w:r>
+      <w:r>
+        <w:rPr>
+          <w:rFonts w:ascii="Segoe UI" w:hAnsi="Segoe UI" w:cs="Segoe UI"/>
+          <w:sz w:val="20"/>
+          <w:szCs w:val="20"/>
+        </w:rPr>
+        <w:t xml:space="preserve"/>
+      </w:r>
+      <w:r>
+        <w:rPr>
+          <w:rFonts w:ascii="Segoe UI" w:hAnsi="Segoe UI" w:cs="Segoe UI"/>
+          <w:sz w:val="20"/>
+          <w:szCs w:val="20"/>
+        </w:rPr>
+        <w:t/>
+      </w:r>
+      <w:r>
+        <w:rPr>
+          <w:rFonts w:ascii="Segoe UI" w:hAnsi="Segoe UI" w:cs="Segoe UI"/>
+          <w:sz w:val="20"/>
+          <w:szCs w:val="20"/>
+        </w:rPr>
+        <w:t/>
       </w:r>
     </w:p>
     <w:bookmarkEnd w:id="9"/>
@@ -7271,7 +7349,7 @@
           <w:sz w:val="22"/>
           <w:szCs w:val="22"/>
         </w:rPr>
-        <w:t xml:space="preserve">6. </w:t>
+        <w:t xml:space="preserve">6. Daty istotne dla określenia wartości {#prawo_wlasnosc}nieruchomości{/prawo_wlasnosc}{#prawo_spoldzielcze}rynkowej{/prawo_spoldzielcze}</w:t>
       </w:r>
       <w:r>
         <w:rPr>
@@ -7280,7 +7358,7 @@
           <w:sz w:val="22"/>
           <w:szCs w:val="22"/>
         </w:rPr>
-        <w:t>Daty istotne dla określeni</w:t>
+        <w:t/>
       </w:r>
       <w:r>
         <w:rPr>
@@ -7289,7 +7367,7 @@
           <w:sz w:val="22"/>
           <w:szCs w:val="22"/>
         </w:rPr>
-        <w:t>a</w:t>
+        <w:t/>
       </w:r>
       <w:r>
         <w:rPr>
@@ -7298,7 +7376,7 @@
           <w:sz w:val="22"/>
           <w:szCs w:val="22"/>
         </w:rPr>
-        <w:t xml:space="preserve"> wartości nieruchomości</w:t>
+        <w:t xml:space="preserve"/>
       </w:r>
       <w:bookmarkEnd w:id="11"/>
     </w:p>
@@ -7440,7 +7518,7 @@
           <w:sz w:val="20"/>
           <w:szCs w:val="20"/>
         </w:rPr>
-        <w:t>nieruchomości</w:t>
+        <w:t>{#prawo_wlasnosc}nieruchomości{/prawo_wlasnosc}</w:t>
       </w:r>
       <w:r>
         <w:rPr>
@@ -7502,7 +7580,7 @@
           <w:sz w:val="20"/>
           <w:szCs w:val="20"/>
         </w:rPr>
-        <w:t>Data dokonania oględzin nieruchomości</w:t>
+        <w:t xml:space="preserve">Data dokonania oględzin{#prawo_wlasnosc} nieruchomości{/prawo_wlasnosc}</w:t>
       </w:r>
       <w:r>
         <w:rPr>
@@ -7672,7 +7750,7 @@
           <w:sz w:val="22"/>
           <w:szCs w:val="22"/>
         </w:rPr>
-        <w:t>Źródła danych o nieruchomości</w:t>
+        <w:t xml:space="preserve">Źródła danych o {#prawo_wlasnosc}nieruchomości{/prawo_wlasnosc}{#prawo_spoldzielcze}przedmiocie wyceny{/prawo_spoldzielcze}</w:t>
       </w:r>
       <w:bookmarkEnd w:id="13"/>
     </w:p>
@@ -7723,6 +7801,11 @@
       </w:r>
     </w:p>
     <w:p>
+      <w:r>
+        <w:t xml:space="preserve">{#prawo_wlasnosc}</w:t>
+      </w:r>
+    </w:p>
+    <w:p>
       <w:pPr>
         <w:pStyle w:val="Akapitzlist"/>
         <w:numPr>
@@ -7850,6 +7933,11 @@
           <w:szCs w:val="20"/>
         </w:rPr>
         <w:t/>
+      </w:r>
+    </w:p>
+    <w:p>
+      <w:r>
+        <w:t xml:space="preserve">{/prawo_wlasnosc}</w:t>
       </w:r>
     </w:p>
     <w:p>
@@ -7922,6 +8010,11 @@
       </w:r>
     </w:p>
     <w:p>
+      <w:r>
+        <w:t xml:space="preserve">{#prawo_wlasnosc}</w:t>
+      </w:r>
+    </w:p>
+    <w:p>
       <w:pPr>
         <w:pStyle w:val="Akapitzlist"/>
         <w:numPr>
@@ -7951,6 +8044,11 @@
       </w:r>
     </w:p>
     <w:p>
+      <w:r>
+        <w:t xml:space="preserve">{/prawo_wlasnosc}</w:t>
+      </w:r>
+    </w:p>
+    <w:p>
       <w:pPr>
         <w:pStyle w:val="Akapitzlist"/>
         <w:numPr>
@@ -8029,103 +8127,103 @@
           <w:sz w:val="20"/>
           <w:szCs w:val="20"/>
         </w:rPr>
-        <w:t>A</w:t>
-      </w:r>
-      <w:r>
-        <w:rPr>
-          <w:rFonts w:ascii="Segoe UI" w:hAnsi="Segoe UI" w:cs="Segoe UI"/>
-          <w:sz w:val="20"/>
-          <w:szCs w:val="20"/>
-        </w:rPr>
-        <w:t xml:space="preserve">naliza zbioru danych rejestru cen i wartości prowadzonego </w:t>
-      </w:r>
-      <w:r>
-        <w:rPr>
-          <w:rFonts w:ascii="Segoe UI" w:hAnsi="Segoe UI" w:cs="Segoe UI"/>
-          <w:sz w:val="20"/>
-          <w:szCs w:val="20"/>
-        </w:rPr>
-        <w:t>na podstawie własnej bazy</w:t>
-      </w:r>
-      <w:r>
-        <w:rPr>
-          <w:rFonts w:ascii="Segoe UI" w:hAnsi="Segoe UI" w:cs="Segoe UI"/>
-          <w:sz w:val="20"/>
-          <w:szCs w:val="20"/>
-        </w:rPr>
-        <w:t xml:space="preserve"> danych rzeczoznawców majątkowych, informacje o ruchu cen na lokalnym rynku nieruchomości będące w Bazie Danych Rzeczoznawcy Majątkowego</w:t>
-      </w:r>
-      <w:r>
-        <w:rPr>
-          <w:rFonts w:ascii="Segoe UI" w:hAnsi="Segoe UI" w:cs="Segoe UI"/>
-          <w:sz w:val="20"/>
-          <w:szCs w:val="20"/>
-        </w:rPr>
-        <w:t xml:space="preserve"> oraz pozyskane</w:t>
-      </w:r>
-      <w:r>
-        <w:rPr>
-          <w:rFonts w:ascii="Segoe UI" w:hAnsi="Segoe UI" w:cs="Segoe UI"/>
-          <w:sz w:val="20"/>
-          <w:szCs w:val="20"/>
-        </w:rPr>
-        <w:t xml:space="preserve"> </w:t>
-      </w:r>
-      <w:r>
-        <w:rPr>
-          <w:rFonts w:ascii="Segoe UI" w:hAnsi="Segoe UI" w:cs="Segoe UI"/>
-          <w:sz w:val="20"/>
-          <w:szCs w:val="20"/>
-        </w:rPr>
-        <w:t>z</w:t>
-      </w:r>
-      <w:r>
-        <w:rPr>
-          <w:rFonts w:ascii="Segoe UI" w:hAnsi="Segoe UI" w:cs="Segoe UI"/>
-          <w:sz w:val="20"/>
-          <w:szCs w:val="20"/>
-        </w:rPr>
-        <w:t xml:space="preserve"> </w:t>
-      </w:r>
-      <w:r>
-        <w:rPr>
-          <w:rFonts w:ascii="Segoe UI" w:hAnsi="Segoe UI" w:cs="Segoe UI"/>
-          <w:sz w:val="20"/>
-          <w:szCs w:val="20"/>
-        </w:rPr>
-        <w:t xml:space="preserve">Zarządu </w:t>
-      </w:r>
-      <w:r>
-        <w:rPr>
-          <w:rFonts w:ascii="Segoe UI" w:hAnsi="Segoe UI" w:cs="Segoe UI"/>
-          <w:sz w:val="20"/>
-          <w:szCs w:val="20"/>
-        </w:rPr>
-        <w:t>Geodezji</w:t>
-      </w:r>
-      <w:r>
-        <w:rPr>
-          <w:rFonts w:ascii="Segoe UI" w:hAnsi="Segoe UI" w:cs="Segoe UI"/>
-          <w:sz w:val="20"/>
-          <w:szCs w:val="20"/>
-        </w:rPr>
-        <w:t xml:space="preserve"> </w:t>
-      </w:r>
-      <w:r>
-        <w:rPr>
-          <w:rFonts w:ascii="Segoe UI" w:hAnsi="Segoe UI" w:cs="Segoe UI"/>
-          <w:sz w:val="20"/>
-          <w:szCs w:val="20"/>
-        </w:rPr>
-        <w:t>i Katastru Miejskiego GEOPOZ w Poznaniu</w:t>
-      </w:r>
-      <w:r>
-        <w:rPr>
-          <w:rFonts w:ascii="Segoe UI" w:hAnsi="Segoe UI" w:cs="Segoe UI"/>
-          <w:sz w:val="20"/>
-          <w:szCs w:val="20"/>
-        </w:rPr>
-        <w:t>,</w:t>
+        <w:t xml:space="preserve">Analiza zbioru danych rejestru cen i wartości prowadzonego na podstawie własnej bazy danych rzeczoznawców majątkowych, informacje o ruchu cen na lokalnym rynku nieruchomości będące w Bazie Danych Rzeczoznawcy Majątkowego {#prawo_wlasnosc}oraz pozyskane z Zarządu Geodezji i Katastru Miejskiego GEOPOZ w Poznaniu{/prawo_wlasnosc}{#prawo_spoldzielcze}oraz pozyskane ze spółdzielni mieszkaniowej{/prawo_spoldzielcze},</w:t>
+      </w:r>
+      <w:r>
+        <w:rPr>
+          <w:rFonts w:ascii="Segoe UI" w:hAnsi="Segoe UI" w:cs="Segoe UI"/>
+          <w:sz w:val="20"/>
+          <w:szCs w:val="20"/>
+        </w:rPr>
+        <w:t xml:space="preserve"/>
+      </w:r>
+      <w:r>
+        <w:rPr>
+          <w:rFonts w:ascii="Segoe UI" w:hAnsi="Segoe UI" w:cs="Segoe UI"/>
+          <w:sz w:val="20"/>
+          <w:szCs w:val="20"/>
+        </w:rPr>
+        <w:t/>
+      </w:r>
+      <w:r>
+        <w:rPr>
+          <w:rFonts w:ascii="Segoe UI" w:hAnsi="Segoe UI" w:cs="Segoe UI"/>
+          <w:sz w:val="20"/>
+          <w:szCs w:val="20"/>
+        </w:rPr>
+        <w:t xml:space="preserve"/>
+      </w:r>
+      <w:r>
+        <w:rPr>
+          <w:rFonts w:ascii="Segoe UI" w:hAnsi="Segoe UI" w:cs="Segoe UI"/>
+          <w:sz w:val="20"/>
+          <w:szCs w:val="20"/>
+        </w:rPr>
+        <w:t xml:space="preserve"/>
+      </w:r>
+      <w:r>
+        <w:rPr>
+          <w:rFonts w:ascii="Segoe UI" w:hAnsi="Segoe UI" w:cs="Segoe UI"/>
+          <w:sz w:val="20"/>
+          <w:szCs w:val="20"/>
+        </w:rPr>
+        <w:t xml:space="preserve"/>
+      </w:r>
+      <w:r>
+        <w:rPr>
+          <w:rFonts w:ascii="Segoe UI" w:hAnsi="Segoe UI" w:cs="Segoe UI"/>
+          <w:sz w:val="20"/>
+          <w:szCs w:val="20"/>
+        </w:rPr>
+        <w:t/>
+      </w:r>
+      <w:r>
+        <w:rPr>
+          <w:rFonts w:ascii="Segoe UI" w:hAnsi="Segoe UI" w:cs="Segoe UI"/>
+          <w:sz w:val="20"/>
+          <w:szCs w:val="20"/>
+        </w:rPr>
+        <w:t xml:space="preserve"/>
+      </w:r>
+      <w:r>
+        <w:rPr>
+          <w:rFonts w:ascii="Segoe UI" w:hAnsi="Segoe UI" w:cs="Segoe UI"/>
+          <w:sz w:val="20"/>
+          <w:szCs w:val="20"/>
+        </w:rPr>
+        <w:t xml:space="preserve"/>
+      </w:r>
+      <w:r>
+        <w:rPr>
+          <w:rFonts w:ascii="Segoe UI" w:hAnsi="Segoe UI" w:cs="Segoe UI"/>
+          <w:sz w:val="20"/>
+          <w:szCs w:val="20"/>
+        </w:rPr>
+        <w:t/>
+      </w:r>
+      <w:r>
+        <w:rPr>
+          <w:rFonts w:ascii="Segoe UI" w:hAnsi="Segoe UI" w:cs="Segoe UI"/>
+          <w:sz w:val="20"/>
+          <w:szCs w:val="20"/>
+        </w:rPr>
+        <w:t xml:space="preserve"/>
+      </w:r>
+      <w:r>
+        <w:rPr>
+          <w:rFonts w:ascii="Segoe UI" w:hAnsi="Segoe UI" w:cs="Segoe UI"/>
+          <w:sz w:val="20"/>
+          <w:szCs w:val="20"/>
+        </w:rPr>
+        <w:t/>
+      </w:r>
+      <w:r>
+        <w:rPr>
+          <w:rFonts w:ascii="Segoe UI" w:hAnsi="Segoe UI" w:cs="Segoe UI"/>
+          <w:sz w:val="20"/>
+          <w:szCs w:val="20"/>
+        </w:rPr>
+        <w:t/>
       </w:r>
     </w:p>
     <w:p>
@@ -8202,7 +8300,7 @@
           <w:sz w:val="22"/>
           <w:szCs w:val="22"/>
         </w:rPr>
-        <w:t>Opis stanu nieruchomości</w:t>
+        <w:t xml:space="preserve">Opis stanu {#prawo_wlasnosc}nieruchomości{/prawo_wlasnosc}{#prawo_spoldzielcze}przedmiotu wyceny{/prawo_spoldzielcze}</w:t>
       </w:r>
       <w:bookmarkEnd w:id="15"/>
     </w:p>
@@ -9492,7 +9590,7 @@
     </w:p>
     <w:p>
       <w:r>
-        <w:t xml:space="preserve">Oznaczenie księgi wieczystej: {nr_kw}. {#kw_stub_odpis}Pełna treść odpisu KW pozostaje w dokumentacji źródłowej rzeczoznawcy.{/kw_stub_odpis}</w:t>
+        <w:t xml:space="preserve">{#ma_kw}Oznaczenie księgi wieczystej: {nr_kw}. {#kw_stub_odpis}Pełna treść odpisu KW pozostaje w dokumentacji źródłowej rzeczoznawcy.{/kw_stub_odpis}{/ma_kw}{#kw_brak}{klauzula_brak_kw}{/kw_brak}</w:t>
       </w:r>
     </w:p>
     <w:p>
@@ -9502,7 +9600,7 @@
     </w:p>
     <w:p>
       <w:r>
-        <w:t xml:space="preserve">{#kw_standard}Księga wieczysta lokalu: {kw_lokalu}. Księga wieczysta gruntu: {kw_gruntu}.{/kw_standard}</w:t>
+        <w:t xml:space="preserve">{#kw_standard}Księga wieczysta lokalu: {kw_lokalu}.{#prawo_wlasnosc} Księga wieczysta gruntu: {kw_gruntu}.{/prawo_wlasnosc}{/kw_standard}</w:t>
       </w:r>
     </w:p>
     <w:p>
@@ -9552,7 +9650,17 @@
     </w:p>
     <w:p>
       <w:r>
+        <w:t xml:space="preserve">{#prawo_wlasnosc}</w:t>
+      </w:r>
+    </w:p>
+    <w:p>
+      <w:r>
         <w:t xml:space="preserve">Udział w nieruchomości wspólnej: {udzial_kw}.</w:t>
+      </w:r>
+    </w:p>
+    <w:p>
+      <w:r>
+        <w:t xml:space="preserve">{/prawo_wlasnosc}</w:t>
       </w:r>
     </w:p>
     <w:p>
@@ -9706,7 +9814,7 @@
           <w:sz w:val="20"/>
           <w:szCs w:val="20"/>
         </w:rPr>
-        <w:t xml:space="preserve">Budynek mieszkalny wielorodzinny, w którym znajduje się przedmiotowa nieruchomość lokalowa, zlokalizowany jest pod adresem: {adres}.</w:t>
+        <w:t xml:space="preserve">Budynek mieszkalny wielorodzinny, w którym znajduje się {#prawo_wlasnosc}przedmiotowa nieruchomość lokalowa{/prawo_wlasnosc}{#prawo_spoldzielcze}przedmiotowy lokal mieszkalny{/prawo_spoldzielcze}, zlokalizowany jest pod adresem: {adres}.</w:t>
       </w:r>
       <w:r>
         <w:rPr>
@@ -10472,6 +10580,26 @@
       </w:r>
     </w:p>
     <w:p>
+      <w:r>
+        <w:t xml:space="preserve">{#ma_piwnice}</w:t>
+      </w:r>
+    </w:p>
+    <w:p>
+      <w:r>
+        <w:rPr>
+          <w:rFonts w:ascii="Segoe UI" w:hAnsi="Segoe UI" w:cs="Segoe UI"/>
+          <w:sz w:val="20"/>
+          <w:szCs w:val="20"/>
+        </w:rPr>
+        <w:t xml:space="preserve">{klauzula_piwnicy}</w:t>
+      </w:r>
+    </w:p>
+    <w:p>
+      <w:r>
+        <w:t xml:space="preserve">{/ma_piwnice}</w:t>
+      </w:r>
+    </w:p>
+    <w:p>
       <w:pPr>
         <w:pStyle w:val="Akapitzlist"/>
         <w:spacing w:line="276" w:lineRule="auto"/>
@@ -10539,7 +10667,7 @@
           <w:sz w:val="20"/>
           <w:szCs w:val="20"/>
         </w:rPr>
-        <w:t xml:space="preserve">Przedmiotowa nieruchomość lokalowa zlokalizowana jest pod adresem: {adres}. {proza_zagospodarowanie}</w:t>
+        <w:t xml:space="preserve">{#prawo_wlasnosc}Przedmiotowa nieruchomość lokalowa zlokalizowana jest{/prawo_wlasnosc}{#prawo_spoldzielcze}Przedmiotowy lokal mieszkalny zlokalizowany jest{/prawo_spoldzielcze} pod adresem: {adres}. {proza_zagospodarowanie}</w:t>
       </w:r>
       <w:r>
         <w:rPr>
@@ -12276,7 +12404,7 @@
           <w:szCs w:val="20"/>
           <w:u w:val="single"/>
         </w:rPr>
-        <w:t xml:space="preserve">Dla określenia wartości rynkowej prawa własności nieruchomości lokalowej o funkcji mieszkalnej, zastosowano podejście porównawcze, metodę </w:t>
+        <w:t xml:space="preserve">Dla określenia wartości rynkowej {przedmiot_d}{#prawo_wlasnosc} o funkcji mieszkalnej{/prawo_wlasnosc}, zastosowano podejście porównawcze, metodę </w:t>
       </w:r>
       <w:r>
         <w:rPr>
@@ -13268,6 +13396,11 @@
       </w:r>
     </w:p>
     <w:p>
+      <w:r>
+        <w:t xml:space="preserve">{#prawo_wlasnosc}</w:t>
+      </w:r>
+    </w:p>
+    <w:p>
       <w:pPr>
         <w:numPr>
           <w:ilvl w:val="0"/>
@@ -13289,6 +13422,11 @@
           <w:szCs w:val="20"/>
         </w:rPr>
         <w:t>Do porównań przyjęto nieruchomości będące przedmiotem prawa własności.</w:t>
+      </w:r>
+    </w:p>
+    <w:p>
+      <w:r>
+        <w:t xml:space="preserve">{/prawo_wlasnosc}</w:t>
       </w:r>
     </w:p>
     <w:p>
@@ -13708,7 +13846,7 @@
           <w:sz w:val="22"/>
           <w:szCs w:val="22"/>
         </w:rPr>
-        <w:t>prawa własności nieruchomości lokalowej</w:t>
+        <w:t xml:space="preserve">{przedmiot_d}</w:t>
       </w:r>
       <w:bookmarkEnd w:id="62"/>
       <w:r>
@@ -13797,7 +13935,7 @@
           <w:sz w:val="20"/>
           <w:szCs w:val="20"/>
         </w:rPr>
-        <w:t xml:space="preserve">Na podstawie analizy transakcji lokali o funkcji mieszkalnej będących przedmiotem prawa własności, wskazano najważniejsze czynniki, które kształtują ich wartość. Cechy różniące występujące w zebranej próbie, a mogące mieć wpływ na ich cenę, to: {cechy_lista}.</w:t>
+        <w:t xml:space="preserve">Na podstawie analizy transakcji {#prawo_wlasnosc}lokali o funkcji mieszkalnej będących przedmiotem prawa własności{/prawo_wlasnosc}{#prawo_spoldzielcze}lokali mieszkalnych{/prawo_spoldzielcze}, wskazano najważniejsze czynniki, które kształtują ich wartość. Cechy różniące występujące w zebranej próbie, a mogące mieć wpływ na ich cenę, to: {cechy_lista}.</w:t>
       </w:r>
       <w:r>
         <w:rPr>
@@ -16982,7 +17120,7 @@
           <w:sz w:val="22"/>
           <w:szCs w:val="22"/>
         </w:rPr>
-        <w:t>prawa własności nieruchomości lokalowej</w:t>
+        <w:t xml:space="preserve">{przedmiot_d}</w:t>
       </w:r>
     </w:p>
     <w:p>
@@ -17409,7 +17547,7 @@
           <w:sz w:val="18"/>
           <w:szCs w:val="18"/>
         </w:rPr>
-        <w:t>prawa własności nieruchomości lokalowej o funkcji mieszkalnej</w:t>
+        <w:t xml:space="preserve">{przedmiot_d}{#prawo_wlasnosc} o funkcji mieszkalnej{/prawo_wlasnosc}</w:t>
       </w:r>
     </w:p>
     <w:tbl>
@@ -17820,7 +17958,7 @@
                 <w:sz w:val="18"/>
                 <w:szCs w:val="18"/>
               </w:rPr>
-              <w:t>prawa własności nieruchomości lokalowej</w:t>
+              <w:t xml:space="preserve">{przedmiot_d}</w:t>
             </w:r>
             <w:r>
               <w:rPr>
@@ -17921,7 +18059,7 @@
                 <w:sz w:val="18"/>
                 <w:szCs w:val="18"/>
               </w:rPr>
-              <w:t xml:space="preserve">prawa własności nieruchomości lokalowej </w:t>
+              <w:t xml:space="preserve">{przedmiot_d} </w:t>
             </w:r>
             <w:r>
               <w:rPr>
@@ -18372,7 +18510,7 @@
           <w:szCs w:val="20"/>
         </w:rPr>
         <w:lastRenderedPageBreak/>
-        <w:t xml:space="preserve">W procesie wyceny określono wartość rynkową prawa własności nieruchomości lokalowej wraz z udziałem w nieruchomości wspólnej, którą stanowi prawo własności gruntu oraz części budynku i urządzeń, które nie służą wyłącznie do użytku właścicieli poszczególnych lokali w udziale ujawnionym w księdze wieczystej, wg stanu aktualnego, położonej pod adresem: {adres}.</w:t>
+        <w:t xml:space="preserve">W procesie wyceny określono wartość rynkową {przedmiot_d}{#prawo_wlasnosc} wraz z udziałem w nieruchomości wspólnej, którą stanowi prawo własności gruntu oraz części budynku i urządzeń, które nie służą wyłącznie do użytku właścicieli poszczególnych lokali w udziale ujawnionym w księdze wieczystej{/prawo_wlasnosc}, wg stanu aktualnego, {#prawo_wlasnosc}położonej{/prawo_wlasnosc}{#prawo_spoldzielcze}położonego{/prawo_spoldzielcze} pod adresem: {adres}.</w:t>
       </w:r>
       <w:r>
         <w:rPr>
